--- a/20250822 Отчет4 Блынский.docx
+++ b/20250822 Отчет4 Блынский.docx
@@ -422,20 +422,568 @@
         <w:t>Москва – 2025 г.</w:t>
       </w:r>
     </w:p>
+    <w:sdt>
+      <w:sdtPr>
+        <w:id w:val="276219589"/>
+        <w:docPartObj>
+          <w:docPartGallery w:val="Table of Contents"/>
+          <w:docPartUnique/>
+        </w:docPartObj>
+      </w:sdtPr>
+      <w:sdtEndPr>
+        <w:rPr>
+          <w:rFonts w:eastAsiaTheme="minorHAnsi" w:cstheme="minorBidi"/>
+          <w:bCs/>
+          <w:color w:val="auto"/>
+          <w:szCs w:val="22"/>
+          <w:lang w:eastAsia="en-US"/>
+        </w:rPr>
+      </w:sdtEndPr>
+      <w:sdtContent>
+        <w:p>
+          <w:pPr>
+            <w:pStyle w:val="ae"/>
+          </w:pPr>
+          <w:r>
+            <w:t>Оглавл</w:t>
+          </w:r>
+          <w:bookmarkStart w:id="0" w:name="_GoBack"/>
+          <w:bookmarkEnd w:id="0"/>
+          <w:r>
+            <w:t>ение</w:t>
+          </w:r>
+        </w:p>
+        <w:p>
+          <w:pPr>
+            <w:pStyle w:val="11"/>
+            <w:tabs>
+              <w:tab w:val="left" w:pos="440"/>
+              <w:tab w:val="right" w:leader="dot" w:pos="9345"/>
+            </w:tabs>
+            <w:rPr>
+              <w:rFonts w:asciiTheme="minorHAnsi" w:eastAsiaTheme="minorEastAsia" w:hAnsiTheme="minorHAnsi"/>
+              <w:noProof/>
+              <w:sz w:val="22"/>
+              <w:lang w:eastAsia="ru-RU"/>
+            </w:rPr>
+          </w:pPr>
+          <w:r>
+            <w:fldChar w:fldCharType="begin"/>
+          </w:r>
+          <w:r>
+            <w:instrText xml:space="preserve"> TOC \o "1-3" \h \z \u </w:instrText>
+          </w:r>
+          <w:r>
+            <w:fldChar w:fldCharType="separate"/>
+          </w:r>
+          <w:hyperlink w:anchor="_Toc206819326" w:history="1">
+            <w:r>
+              <w:rPr>
+                <w:rStyle w:val="aa"/>
+                <w:iCs/>
+                <w:noProof/>
+              </w:rPr>
+              <w:t>1.</w:t>
+            </w:r>
+            <w:r>
+              <w:rPr>
+                <w:rFonts w:asciiTheme="minorHAnsi" w:eastAsiaTheme="minorEastAsia" w:hAnsiTheme="minorHAnsi"/>
+                <w:noProof/>
+                <w:sz w:val="22"/>
+                <w:lang w:eastAsia="ru-RU"/>
+              </w:rPr>
+              <w:tab/>
+            </w:r>
+            <w:r>
+              <w:rPr>
+                <w:rStyle w:val="aa"/>
+                <w:noProof/>
+              </w:rPr>
+              <w:t>Цель работы</w:t>
+            </w:r>
+            <w:r>
+              <w:rPr>
+                <w:noProof/>
+                <w:webHidden/>
+              </w:rPr>
+              <w:tab/>
+            </w:r>
+            <w:r>
+              <w:rPr>
+                <w:noProof/>
+                <w:webHidden/>
+              </w:rPr>
+              <w:fldChar w:fldCharType="begin"/>
+            </w:r>
+            <w:r>
+              <w:rPr>
+                <w:noProof/>
+                <w:webHidden/>
+              </w:rPr>
+              <w:instrText xml:space="preserve"> PAGEREF _Toc206819326 \h </w:instrText>
+            </w:r>
+            <w:r>
+              <w:rPr>
+                <w:noProof/>
+                <w:webHidden/>
+              </w:rPr>
+            </w:r>
+            <w:r>
+              <w:rPr>
+                <w:noProof/>
+                <w:webHidden/>
+              </w:rPr>
+              <w:fldChar w:fldCharType="separate"/>
+            </w:r>
+            <w:r>
+              <w:rPr>
+                <w:noProof/>
+                <w:webHidden/>
+              </w:rPr>
+              <w:t>2</w:t>
+            </w:r>
+            <w:r>
+              <w:rPr>
+                <w:noProof/>
+                <w:webHidden/>
+              </w:rPr>
+              <w:fldChar w:fldCharType="end"/>
+            </w:r>
+          </w:hyperlink>
+        </w:p>
+        <w:p>
+          <w:pPr>
+            <w:pStyle w:val="11"/>
+            <w:tabs>
+              <w:tab w:val="left" w:pos="440"/>
+              <w:tab w:val="right" w:leader="dot" w:pos="9345"/>
+            </w:tabs>
+            <w:rPr>
+              <w:rFonts w:asciiTheme="minorHAnsi" w:eastAsiaTheme="minorEastAsia" w:hAnsiTheme="minorHAnsi"/>
+              <w:noProof/>
+              <w:sz w:val="22"/>
+              <w:lang w:eastAsia="ru-RU"/>
+            </w:rPr>
+          </w:pPr>
+          <w:hyperlink w:anchor="_Toc206819327" w:history="1">
+            <w:r>
+              <w:rPr>
+                <w:rStyle w:val="aa"/>
+                <w:iCs/>
+                <w:noProof/>
+              </w:rPr>
+              <w:t>2.</w:t>
+            </w:r>
+            <w:r>
+              <w:rPr>
+                <w:rFonts w:asciiTheme="minorHAnsi" w:eastAsiaTheme="minorEastAsia" w:hAnsiTheme="minorHAnsi"/>
+                <w:noProof/>
+                <w:sz w:val="22"/>
+                <w:lang w:eastAsia="ru-RU"/>
+              </w:rPr>
+              <w:tab/>
+            </w:r>
+            <w:r>
+              <w:rPr>
+                <w:rStyle w:val="aa"/>
+                <w:noProof/>
+              </w:rPr>
+              <w:t>Задание</w:t>
+            </w:r>
+            <w:r>
+              <w:rPr>
+                <w:noProof/>
+                <w:webHidden/>
+              </w:rPr>
+              <w:tab/>
+            </w:r>
+            <w:r>
+              <w:rPr>
+                <w:noProof/>
+                <w:webHidden/>
+              </w:rPr>
+              <w:fldChar w:fldCharType="begin"/>
+            </w:r>
+            <w:r>
+              <w:rPr>
+                <w:noProof/>
+                <w:webHidden/>
+              </w:rPr>
+              <w:instrText xml:space="preserve"> PAGEREF _Toc206819327 \h </w:instrText>
+            </w:r>
+            <w:r>
+              <w:rPr>
+                <w:noProof/>
+                <w:webHidden/>
+              </w:rPr>
+            </w:r>
+            <w:r>
+              <w:rPr>
+                <w:noProof/>
+                <w:webHidden/>
+              </w:rPr>
+              <w:fldChar w:fldCharType="separate"/>
+            </w:r>
+            <w:r>
+              <w:rPr>
+                <w:noProof/>
+                <w:webHidden/>
+              </w:rPr>
+              <w:t>2</w:t>
+            </w:r>
+            <w:r>
+              <w:rPr>
+                <w:noProof/>
+                <w:webHidden/>
+              </w:rPr>
+              <w:fldChar w:fldCharType="end"/>
+            </w:r>
+          </w:hyperlink>
+        </w:p>
+        <w:p>
+          <w:pPr>
+            <w:pStyle w:val="11"/>
+            <w:tabs>
+              <w:tab w:val="left" w:pos="440"/>
+              <w:tab w:val="right" w:leader="dot" w:pos="9345"/>
+            </w:tabs>
+            <w:rPr>
+              <w:rFonts w:asciiTheme="minorHAnsi" w:eastAsiaTheme="minorEastAsia" w:hAnsiTheme="minorHAnsi"/>
+              <w:noProof/>
+              <w:sz w:val="22"/>
+              <w:lang w:eastAsia="ru-RU"/>
+            </w:rPr>
+          </w:pPr>
+          <w:hyperlink w:anchor="_Toc206819328" w:history="1">
+            <w:r>
+              <w:rPr>
+                <w:rStyle w:val="aa"/>
+                <w:iCs/>
+                <w:noProof/>
+              </w:rPr>
+              <w:t>3.</w:t>
+            </w:r>
+            <w:r>
+              <w:rPr>
+                <w:rFonts w:asciiTheme="minorHAnsi" w:eastAsiaTheme="minorEastAsia" w:hAnsiTheme="minorHAnsi"/>
+                <w:noProof/>
+                <w:sz w:val="22"/>
+                <w:lang w:eastAsia="ru-RU"/>
+              </w:rPr>
+              <w:tab/>
+            </w:r>
+            <w:r>
+              <w:rPr>
+                <w:rStyle w:val="aa"/>
+                <w:noProof/>
+              </w:rPr>
+              <w:t>Блок схема</w:t>
+            </w:r>
+            <w:r>
+              <w:rPr>
+                <w:noProof/>
+                <w:webHidden/>
+              </w:rPr>
+              <w:tab/>
+            </w:r>
+            <w:r>
+              <w:rPr>
+                <w:noProof/>
+                <w:webHidden/>
+              </w:rPr>
+              <w:fldChar w:fldCharType="begin"/>
+            </w:r>
+            <w:r>
+              <w:rPr>
+                <w:noProof/>
+                <w:webHidden/>
+              </w:rPr>
+              <w:instrText xml:space="preserve"> PAGEREF _Toc206819328 \h </w:instrText>
+            </w:r>
+            <w:r>
+              <w:rPr>
+                <w:noProof/>
+                <w:webHidden/>
+              </w:rPr>
+            </w:r>
+            <w:r>
+              <w:rPr>
+                <w:noProof/>
+                <w:webHidden/>
+              </w:rPr>
+              <w:fldChar w:fldCharType="separate"/>
+            </w:r>
+            <w:r>
+              <w:rPr>
+                <w:noProof/>
+                <w:webHidden/>
+              </w:rPr>
+              <w:t>2</w:t>
+            </w:r>
+            <w:r>
+              <w:rPr>
+                <w:noProof/>
+                <w:webHidden/>
+              </w:rPr>
+              <w:fldChar w:fldCharType="end"/>
+            </w:r>
+          </w:hyperlink>
+        </w:p>
+        <w:p>
+          <w:pPr>
+            <w:pStyle w:val="11"/>
+            <w:tabs>
+              <w:tab w:val="left" w:pos="440"/>
+              <w:tab w:val="right" w:leader="dot" w:pos="9345"/>
+            </w:tabs>
+            <w:rPr>
+              <w:rFonts w:asciiTheme="minorHAnsi" w:eastAsiaTheme="minorEastAsia" w:hAnsiTheme="minorHAnsi"/>
+              <w:noProof/>
+              <w:sz w:val="22"/>
+              <w:lang w:eastAsia="ru-RU"/>
+            </w:rPr>
+          </w:pPr>
+          <w:hyperlink w:anchor="_Toc206819329" w:history="1">
+            <w:r>
+              <w:rPr>
+                <w:rStyle w:val="aa"/>
+                <w:iCs/>
+                <w:noProof/>
+              </w:rPr>
+              <w:t>4.</w:t>
+            </w:r>
+            <w:r>
+              <w:rPr>
+                <w:rFonts w:asciiTheme="minorHAnsi" w:eastAsiaTheme="minorEastAsia" w:hAnsiTheme="minorHAnsi"/>
+                <w:noProof/>
+                <w:sz w:val="22"/>
+                <w:lang w:eastAsia="ru-RU"/>
+              </w:rPr>
+              <w:tab/>
+            </w:r>
+            <w:r>
+              <w:rPr>
+                <w:rStyle w:val="aa"/>
+                <w:noProof/>
+              </w:rPr>
+              <w:t xml:space="preserve">Решение задачи в пакете прикладных программ </w:t>
+            </w:r>
+            <w:r>
+              <w:rPr>
+                <w:rStyle w:val="aa"/>
+                <w:i/>
+                <w:noProof/>
+                <w:lang w:val="en-US"/>
+              </w:rPr>
+              <w:t>National</w:t>
+            </w:r>
+            <w:r>
+              <w:rPr>
+                <w:rStyle w:val="aa"/>
+                <w:i/>
+                <w:noProof/>
+              </w:rPr>
+              <w:t xml:space="preserve"> </w:t>
+            </w:r>
+            <w:r>
+              <w:rPr>
+                <w:rStyle w:val="aa"/>
+                <w:i/>
+                <w:noProof/>
+                <w:lang w:val="en-US"/>
+              </w:rPr>
+              <w:t>Instruments</w:t>
+            </w:r>
+            <w:r>
+              <w:rPr>
+                <w:rStyle w:val="aa"/>
+                <w:i/>
+                <w:noProof/>
+              </w:rPr>
+              <w:t xml:space="preserve"> </w:t>
+            </w:r>
+            <w:r>
+              <w:rPr>
+                <w:rStyle w:val="aa"/>
+                <w:i/>
+                <w:noProof/>
+                <w:lang w:val="en-US"/>
+              </w:rPr>
+              <w:t>LabView</w:t>
+            </w:r>
+            <w:r>
+              <w:rPr>
+                <w:noProof/>
+                <w:webHidden/>
+              </w:rPr>
+              <w:tab/>
+            </w:r>
+            <w:r>
+              <w:rPr>
+                <w:noProof/>
+                <w:webHidden/>
+              </w:rPr>
+              <w:fldChar w:fldCharType="begin"/>
+            </w:r>
+            <w:r>
+              <w:rPr>
+                <w:noProof/>
+                <w:webHidden/>
+              </w:rPr>
+              <w:instrText xml:space="preserve"> PAGEREF _Toc206819329 \h </w:instrText>
+            </w:r>
+            <w:r>
+              <w:rPr>
+                <w:noProof/>
+                <w:webHidden/>
+              </w:rPr>
+            </w:r>
+            <w:r>
+              <w:rPr>
+                <w:noProof/>
+                <w:webHidden/>
+              </w:rPr>
+              <w:fldChar w:fldCharType="separate"/>
+            </w:r>
+            <w:r>
+              <w:rPr>
+                <w:noProof/>
+                <w:webHidden/>
+              </w:rPr>
+              <w:t>3</w:t>
+            </w:r>
+            <w:r>
+              <w:rPr>
+                <w:noProof/>
+                <w:webHidden/>
+              </w:rPr>
+              <w:fldChar w:fldCharType="end"/>
+            </w:r>
+          </w:hyperlink>
+        </w:p>
+        <w:p>
+          <w:pPr>
+            <w:pStyle w:val="11"/>
+            <w:tabs>
+              <w:tab w:val="left" w:pos="440"/>
+              <w:tab w:val="right" w:leader="dot" w:pos="9345"/>
+            </w:tabs>
+            <w:rPr>
+              <w:rFonts w:asciiTheme="minorHAnsi" w:eastAsiaTheme="minorEastAsia" w:hAnsiTheme="minorHAnsi"/>
+              <w:noProof/>
+              <w:sz w:val="22"/>
+              <w:lang w:eastAsia="ru-RU"/>
+            </w:rPr>
+          </w:pPr>
+          <w:hyperlink w:anchor="_Toc206819330" w:history="1">
+            <w:r>
+              <w:rPr>
+                <w:rStyle w:val="aa"/>
+                <w:iCs/>
+                <w:noProof/>
+              </w:rPr>
+              <w:t>5.</w:t>
+            </w:r>
+            <w:r>
+              <w:rPr>
+                <w:rFonts w:asciiTheme="minorHAnsi" w:eastAsiaTheme="minorEastAsia" w:hAnsiTheme="minorHAnsi"/>
+                <w:noProof/>
+                <w:sz w:val="22"/>
+                <w:lang w:eastAsia="ru-RU"/>
+              </w:rPr>
+              <w:tab/>
+            </w:r>
+            <w:r>
+              <w:rPr>
+                <w:rStyle w:val="aa"/>
+                <w:noProof/>
+              </w:rPr>
+              <w:t>Вывод</w:t>
+            </w:r>
+            <w:r>
+              <w:rPr>
+                <w:noProof/>
+                <w:webHidden/>
+              </w:rPr>
+              <w:tab/>
+            </w:r>
+            <w:r>
+              <w:rPr>
+                <w:noProof/>
+                <w:webHidden/>
+              </w:rPr>
+              <w:fldChar w:fldCharType="begin"/>
+            </w:r>
+            <w:r>
+              <w:rPr>
+                <w:noProof/>
+                <w:webHidden/>
+              </w:rPr>
+              <w:instrText xml:space="preserve"> PAGEREF _Toc206819330 \h </w:instrText>
+            </w:r>
+            <w:r>
+              <w:rPr>
+                <w:noProof/>
+                <w:webHidden/>
+              </w:rPr>
+            </w:r>
+            <w:r>
+              <w:rPr>
+                <w:noProof/>
+                <w:webHidden/>
+              </w:rPr>
+              <w:fldChar w:fldCharType="separate"/>
+            </w:r>
+            <w:r>
+              <w:rPr>
+                <w:noProof/>
+                <w:webHidden/>
+              </w:rPr>
+              <w:t>12</w:t>
+            </w:r>
+            <w:r>
+              <w:rPr>
+                <w:noProof/>
+                <w:webHidden/>
+              </w:rPr>
+              <w:fldChar w:fldCharType="end"/>
+            </w:r>
+          </w:hyperlink>
+        </w:p>
+        <w:p>
+          <w:r>
+            <w:rPr>
+              <w:b/>
+              <w:bCs/>
+            </w:rPr>
+            <w:fldChar w:fldCharType="end"/>
+          </w:r>
+        </w:p>
+      </w:sdtContent>
+    </w:sdt>
+    <w:p>
+      <w:pPr>
+        <w:rPr>
+          <w:b/>
+          <w:bCs/>
+        </w:rPr>
+      </w:pPr>
+    </w:p>
+    <w:p>
+      <w:r>
+        <w:br w:type="page"/>
+      </w:r>
+    </w:p>
     <w:p/>
     <w:p>
-      <w:r>
-        <w:br w:type="page"/>
-      </w:r>
-    </w:p>
-    <w:p/>
-    <w:p>
       <w:pPr>
         <w:pStyle w:val="1"/>
       </w:pPr>
+      <w:bookmarkStart w:id="1" w:name="_Toc206819326"/>
       <w:r>
         <w:t>Цель работы</w:t>
       </w:r>
+      <w:bookmarkEnd w:id="1"/>
     </w:p>
     <w:p>
       <w:pPr>
@@ -443,19 +991,18 @@
         <w:ind w:firstLine="708"/>
       </w:pPr>
       <w:r>
-        <w:t>О</w:t>
-      </w:r>
-      <w:r>
-        <w:t>своение навыков работы с локальными и глобальными переменными, а также структурой последовательного вычислительного процесса внутри системы, адаптированной под потоковые вычисления.</w:t>
+        <w:t>Освоение навыков работы с локальными и глобальными переменными, а также структурой последовательного вычислительного процесса внутри системы, адаптированной под потоковые вычисления.</w:t>
       </w:r>
     </w:p>
     <w:p>
       <w:pPr>
         <w:pStyle w:val="1"/>
       </w:pPr>
+      <w:bookmarkStart w:id="2" w:name="_Toc206819327"/>
       <w:r>
         <w:t>Задание</w:t>
       </w:r>
+      <w:bookmarkEnd w:id="2"/>
     </w:p>
     <w:p>
       <w:pPr>
@@ -470,8 +1017,6 @@
       </w:pPr>
       <w:r>
         <w:tab/>
-      </w:r>
-      <w:r>
         <w:t xml:space="preserve">В пакете прикладных программ </w:t>
       </w:r>
       <w:r>
@@ -514,10 +1059,7 @@
         <w:t xml:space="preserve"> </w:t>
       </w:r>
       <w:r>
-        <w:t>создать виртуальный прибор, моделирующий поведение типовых сигнализаторов и индикаторов (заданных по вариантам).</w:t>
-      </w:r>
-      <w:r>
-        <w:t xml:space="preserve"> </w:t>
+        <w:t xml:space="preserve">создать виртуальный прибор, моделирующий поведение типовых сигнализаторов и индикаторов (заданных по вариантам). </w:t>
       </w:r>
       <w:r>
         <w:rPr>
@@ -531,8 +1073,13 @@
       <w:pPr>
         <w:pStyle w:val="1"/>
       </w:pPr>
-      <w:r>
-        <w:t xml:space="preserve">Блок схема </w:t>
+      <w:bookmarkStart w:id="3" w:name="_Toc206819328"/>
+      <w:r>
+        <w:t>Блок схема</w:t>
+      </w:r>
+      <w:bookmarkEnd w:id="3"/>
+      <w:r>
+        <w:t xml:space="preserve"> </w:t>
       </w:r>
     </w:p>
     <w:p>
@@ -541,6 +1088,9 @@
         <w:jc w:val="center"/>
       </w:pPr>
       <w:r>
+        <w:rPr>
+          <w:noProof/>
+        </w:rPr>
         <w:drawing>
           <wp:inline distT="0" distB="0" distL="0" distR="0" wp14:anchorId="3C9A3FDC" wp14:editId="01C96257">
             <wp:extent cx="2773680" cy="4194344"/>
@@ -577,8 +1127,6 @@
           </wp:inline>
         </w:drawing>
       </w:r>
-      <w:bookmarkStart w:id="0" w:name="_GoBack"/>
-      <w:bookmarkEnd w:id="0"/>
     </w:p>
     <w:p>
       <w:pPr>
@@ -588,24 +1136,14 @@
       <w:r>
         <w:t xml:space="preserve">Рисунок </w:t>
       </w:r>
-      <w:r>
-        <w:fldChar w:fldCharType="begin"/>
-      </w:r>
-      <w:r>
-        <w:instrText xml:space="preserve"> SEQ Рисунок \* ARABIC </w:instrText>
-      </w:r>
-      <w:r>
-        <w:fldChar w:fldCharType="separate"/>
-      </w:r>
-      <w:r>
-        <w:rPr>
-          <w:noProof/>
-        </w:rPr>
-        <w:t>1</w:t>
-      </w:r>
-      <w:r>
-        <w:fldChar w:fldCharType="end"/>
-      </w:r>
+      <w:fldSimple w:instr=" SEQ Рисунок \* ARABIC ">
+        <w:r>
+          <w:rPr>
+            <w:noProof/>
+          </w:rPr>
+          <w:t>1</w:t>
+        </w:r>
+      </w:fldSimple>
       <w:r>
         <w:t xml:space="preserve"> – Блок-схема программы, реализующей автомобильный светофор </w:t>
       </w:r>
@@ -619,6 +1157,7 @@
         </w:rPr>
       </w:pPr>
       <w:r>
+        <w:lastRenderedPageBreak/>
         <w:tab/>
         <w:t xml:space="preserve">На Рисунке 1 представлена блок-диаграмма алгоритма работы виртуального прибора </w:t>
       </w:r>
@@ -627,48 +1166,39 @@
           <w:sz w:val="26"/>
           <w:szCs w:val="26"/>
         </w:rPr>
-        <w:t>моделир</w:t>
-      </w:r>
-      <w:r>
-        <w:rPr>
-          <w:sz w:val="26"/>
-          <w:szCs w:val="26"/>
-        </w:rPr>
-        <w:t>ующего</w:t>
-      </w:r>
-      <w:r>
-        <w:rPr>
-          <w:sz w:val="26"/>
-          <w:szCs w:val="26"/>
-        </w:rPr>
-        <w:t xml:space="preserve"> работу автомобильного светофора с числовой индикацией</w:t>
-      </w:r>
-      <w:r>
-        <w:rPr>
-          <w:sz w:val="26"/>
-          <w:szCs w:val="26"/>
-        </w:rPr>
-        <w:t>.</w:t>
+        <w:t>моделирующего работу автомобильного светофора с числовой индикацией.</w:t>
       </w:r>
     </w:p>
     <w:p>
       <w:pPr>
         <w:pStyle w:val="1"/>
+        <w:rPr>
+          <w:i/>
+        </w:rPr>
+      </w:pPr>
+      <w:bookmarkStart w:id="4" w:name="_Toc206819329"/>
+      <w:r>
+        <w:t xml:space="preserve">Решение задачи в пакете прикладных программ </w:t>
+      </w:r>
+      <w:r>
         <w:rPr>
           <w:i/>
           <w:lang w:val="en-US"/>
         </w:rPr>
-      </w:pPr>
-      <w:r>
-        <w:lastRenderedPageBreak/>
-        <w:t xml:space="preserve">Решение задачи в пакете прикладных программ </w:t>
+        <w:t>National</w:t>
+      </w:r>
+      <w:r>
+        <w:rPr>
+          <w:i/>
+        </w:rPr>
+        <w:t xml:space="preserve"> </w:t>
       </w:r>
       <w:r>
         <w:rPr>
           <w:i/>
           <w:lang w:val="en-US"/>
         </w:rPr>
-        <w:t>National</w:t>
+        <w:t>Instruments</w:t>
       </w:r>
       <w:r>
         <w:rPr>
@@ -681,21 +1211,9 @@
           <w:i/>
           <w:lang w:val="en-US"/>
         </w:rPr>
-        <w:t>Instruments</w:t>
-      </w:r>
-      <w:r>
-        <w:rPr>
-          <w:i/>
-        </w:rPr>
-        <w:t xml:space="preserve"> </w:t>
-      </w:r>
-      <w:r>
-        <w:rPr>
-          <w:i/>
-          <w:lang w:val="en-US"/>
-        </w:rPr>
         <w:t>LabView</w:t>
       </w:r>
+      <w:bookmarkEnd w:id="4"/>
     </w:p>
     <w:p>
       <w:pPr>
@@ -704,6 +1222,7 @@
       </w:pPr>
       <w:r>
         <w:rPr>
+          <w:noProof/>
           <w:lang w:val="en-US"/>
         </w:rPr>
         <w:drawing>
@@ -751,24 +1270,14 @@
       <w:r>
         <w:t xml:space="preserve">Рисунок </w:t>
       </w:r>
-      <w:r>
-        <w:fldChar w:fldCharType="begin"/>
-      </w:r>
-      <w:r>
-        <w:instrText xml:space="preserve"> SEQ Рисунок \* ARABIC </w:instrText>
-      </w:r>
-      <w:r>
-        <w:fldChar w:fldCharType="separate"/>
-      </w:r>
-      <w:r>
-        <w:rPr>
-          <w:noProof/>
-        </w:rPr>
-        <w:t>2</w:t>
-      </w:r>
-      <w:r>
-        <w:fldChar w:fldCharType="end"/>
-      </w:r>
+      <w:fldSimple w:instr=" SEQ Рисунок \* ARABIC ">
+        <w:r>
+          <w:rPr>
+            <w:noProof/>
+          </w:rPr>
+          <w:t>2</w:t>
+        </w:r>
+      </w:fldSimple>
       <w:r>
         <w:t xml:space="preserve"> – Интерфейс программы до начала ее работы</w:t>
       </w:r>
@@ -794,6 +1303,9 @@
         <w:jc w:val="center"/>
       </w:pPr>
       <w:r>
+        <w:rPr>
+          <w:noProof/>
+        </w:rPr>
         <w:drawing>
           <wp:inline distT="0" distB="0" distL="0" distR="0" wp14:anchorId="3E7E5260" wp14:editId="5D116C09">
             <wp:extent cx="2621280" cy="2347414"/>
@@ -839,24 +1351,14 @@
       <w:r>
         <w:t xml:space="preserve">Рисунок </w:t>
       </w:r>
-      <w:r>
-        <w:fldChar w:fldCharType="begin"/>
-      </w:r>
-      <w:r>
-        <w:instrText xml:space="preserve"> SEQ Рисунок \* ARABIC </w:instrText>
-      </w:r>
-      <w:r>
-        <w:fldChar w:fldCharType="separate"/>
-      </w:r>
-      <w:r>
-        <w:rPr>
-          <w:noProof/>
-        </w:rPr>
-        <w:t>3</w:t>
-      </w:r>
-      <w:r>
-        <w:fldChar w:fldCharType="end"/>
-      </w:r>
+      <w:fldSimple w:instr=" SEQ Рисунок \* ARABIC ">
+        <w:r>
+          <w:rPr>
+            <w:noProof/>
+          </w:rPr>
+          <w:t>3</w:t>
+        </w:r>
+      </w:fldSimple>
       <w:r>
         <w:t xml:space="preserve"> – Светофор в состоянии №1</w:t>
       </w:r>
@@ -891,6 +1393,9 @@
         <w:jc w:val="center"/>
       </w:pPr>
       <w:r>
+        <w:rPr>
+          <w:noProof/>
+        </w:rPr>
         <w:lastRenderedPageBreak/>
         <w:drawing>
           <wp:inline distT="0" distB="0" distL="0" distR="0" wp14:anchorId="489E7A62" wp14:editId="15BBB523">
@@ -937,60 +1442,38 @@
       <w:r>
         <w:t xml:space="preserve">Рисунок </w:t>
       </w:r>
-      <w:r>
-        <w:fldChar w:fldCharType="begin"/>
-      </w:r>
-      <w:r>
-        <w:instrText xml:space="preserve"> SEQ Рисунок \* ARABIC </w:instrText>
-      </w:r>
-      <w:r>
-        <w:fldChar w:fldCharType="separate"/>
-      </w:r>
+      <w:fldSimple w:instr=" SEQ Рисунок \* ARABIC ">
+        <w:r>
+          <w:rPr>
+            <w:noProof/>
+          </w:rPr>
+          <w:t>4</w:t>
+        </w:r>
+      </w:fldSimple>
+      <w:r>
+        <w:t xml:space="preserve"> – Светофор в состоянии №2</w:t>
+      </w:r>
+    </w:p>
+    <w:p>
+      <w:pPr>
+        <w:pStyle w:val="a3"/>
+      </w:pPr>
+      <w:r>
+        <w:tab/>
+      </w:r>
+      <w:r>
+        <w:t>На Рисунке 4 представлен момент работы программы в состоянии №2.</w:t>
+      </w:r>
+    </w:p>
+    <w:p>
+      <w:pPr>
+        <w:keepNext/>
+        <w:jc w:val="center"/>
+      </w:pPr>
       <w:r>
         <w:rPr>
           <w:noProof/>
         </w:rPr>
-        <w:t>4</w:t>
-      </w:r>
-      <w:r>
-        <w:fldChar w:fldCharType="end"/>
-      </w:r>
-      <w:r>
-        <w:t xml:space="preserve"> – Светофор в состоянии №2</w:t>
-      </w:r>
-    </w:p>
-    <w:p>
-      <w:pPr>
-        <w:pStyle w:val="a3"/>
-      </w:pPr>
-      <w:r>
-        <w:rPr>
-          <w:lang w:val="en-US"/>
-        </w:rPr>
-        <w:tab/>
-      </w:r>
-      <w:r>
-        <w:t xml:space="preserve">На Рисунке </w:t>
-      </w:r>
-      <w:r>
-        <w:t>4</w:t>
-      </w:r>
-      <w:r>
-        <w:t xml:space="preserve"> представлен момент работы программы в состоянии №</w:t>
-      </w:r>
-      <w:r>
-        <w:t>2</w:t>
-      </w:r>
-      <w:r>
-        <w:t>.</w:t>
-      </w:r>
-    </w:p>
-    <w:p>
-      <w:pPr>
-        <w:keepNext/>
-        <w:jc w:val="center"/>
-      </w:pPr>
-      <w:r>
         <w:drawing>
           <wp:inline distT="0" distB="0" distL="0" distR="0" wp14:anchorId="45D935E8" wp14:editId="7E6771A2">
             <wp:extent cx="2747147" cy="2484120"/>
@@ -1036,54 +1519,33 @@
       <w:r>
         <w:t xml:space="preserve">Рисунок </w:t>
       </w:r>
-      <w:r>
-        <w:fldChar w:fldCharType="begin"/>
-      </w:r>
-      <w:r>
-        <w:instrText xml:space="preserve"> SEQ Рисунок \* ARABIC </w:instrText>
-      </w:r>
-      <w:r>
-        <w:fldChar w:fldCharType="separate"/>
-      </w:r>
+      <w:fldSimple w:instr=" SEQ Рисунок \* ARABIC ">
+        <w:r>
+          <w:rPr>
+            <w:noProof/>
+          </w:rPr>
+          <w:t>5</w:t>
+        </w:r>
+      </w:fldSimple>
+      <w:r>
+        <w:t xml:space="preserve"> – Светофор в состоянии №3</w:t>
+      </w:r>
+    </w:p>
+    <w:p>
+      <w:r>
+        <w:tab/>
+        <w:t>На Рисунке 5 представлен момент работы программы в состоянии №3.</w:t>
+      </w:r>
+    </w:p>
+    <w:p>
+      <w:pPr>
+        <w:keepNext/>
+        <w:jc w:val="center"/>
+      </w:pPr>
       <w:r>
         <w:rPr>
           <w:noProof/>
         </w:rPr>
-        <w:t>5</w:t>
-      </w:r>
-      <w:r>
-        <w:fldChar w:fldCharType="end"/>
-      </w:r>
-      <w:r>
-        <w:t xml:space="preserve"> – Светофор в состоянии №3</w:t>
-      </w:r>
-    </w:p>
-    <w:p>
-      <w:r>
-        <w:tab/>
-      </w:r>
-      <w:r>
-        <w:t xml:space="preserve">На Рисунке </w:t>
-      </w:r>
-      <w:r>
-        <w:t>5</w:t>
-      </w:r>
-      <w:r>
-        <w:t xml:space="preserve"> представлен момент работы программы в состоянии №</w:t>
-      </w:r>
-      <w:r>
-        <w:t>3</w:t>
-      </w:r>
-      <w:r>
-        <w:t>.</w:t>
-      </w:r>
-    </w:p>
-    <w:p>
-      <w:pPr>
-        <w:keepNext/>
-        <w:jc w:val="center"/>
-      </w:pPr>
-      <w:r>
         <w:drawing>
           <wp:inline distT="0" distB="0" distL="0" distR="0" wp14:anchorId="3F330C27" wp14:editId="730700E8">
             <wp:extent cx="2849880" cy="2419153"/>
@@ -1129,55 +1591,34 @@
       <w:r>
         <w:t xml:space="preserve">Рисунок </w:t>
       </w:r>
-      <w:r>
-        <w:fldChar w:fldCharType="begin"/>
-      </w:r>
-      <w:r>
-        <w:instrText xml:space="preserve"> SEQ Рисунок \* ARABIC </w:instrText>
-      </w:r>
-      <w:r>
-        <w:fldChar w:fldCharType="separate"/>
-      </w:r>
+      <w:fldSimple w:instr=" SEQ Рисунок \* ARABIC ">
+        <w:r>
+          <w:rPr>
+            <w:noProof/>
+          </w:rPr>
+          <w:t>6</w:t>
+        </w:r>
+      </w:fldSimple>
+      <w:r>
+        <w:t xml:space="preserve"> – Светофор в состоянии №4</w:t>
+      </w:r>
+    </w:p>
+    <w:p>
+      <w:r>
+        <w:lastRenderedPageBreak/>
+        <w:tab/>
+        <w:t>На Рисунке 6 представлен момент работы программы в состоянии №4.</w:t>
+      </w:r>
+    </w:p>
+    <w:p>
+      <w:pPr>
+        <w:keepNext/>
+        <w:jc w:val="center"/>
+      </w:pPr>
       <w:r>
         <w:rPr>
           <w:noProof/>
         </w:rPr>
-        <w:t>6</w:t>
-      </w:r>
-      <w:r>
-        <w:fldChar w:fldCharType="end"/>
-      </w:r>
-      <w:r>
-        <w:t xml:space="preserve"> – Светофор в состоянии №4</w:t>
-      </w:r>
-    </w:p>
-    <w:p>
-      <w:r>
-        <w:tab/>
-      </w:r>
-      <w:r>
-        <w:t xml:space="preserve">На Рисунке </w:t>
-      </w:r>
-      <w:r>
-        <w:t>6</w:t>
-      </w:r>
-      <w:r>
-        <w:t xml:space="preserve"> представлен момент работы программы в состоянии №</w:t>
-      </w:r>
-      <w:r>
-        <w:t>4</w:t>
-      </w:r>
-      <w:r>
-        <w:t>.</w:t>
-      </w:r>
-    </w:p>
-    <w:p>
-      <w:pPr>
-        <w:keepNext/>
-        <w:jc w:val="center"/>
-      </w:pPr>
-      <w:r>
-        <w:lastRenderedPageBreak/>
         <w:drawing>
           <wp:inline distT="0" distB="0" distL="0" distR="0" wp14:anchorId="445398C6" wp14:editId="5C0B16C7">
             <wp:extent cx="2933700" cy="2399778"/>
@@ -1223,54 +1664,33 @@
       <w:r>
         <w:t xml:space="preserve">Рисунок </w:t>
       </w:r>
-      <w:r>
-        <w:fldChar w:fldCharType="begin"/>
-      </w:r>
-      <w:r>
-        <w:instrText xml:space="preserve"> SEQ Рисунок \* ARABIC </w:instrText>
-      </w:r>
-      <w:r>
-        <w:fldChar w:fldCharType="separate"/>
-      </w:r>
+      <w:fldSimple w:instr=" SEQ Рисунок \* ARABIC ">
+        <w:r>
+          <w:rPr>
+            <w:noProof/>
+          </w:rPr>
+          <w:t>7</w:t>
+        </w:r>
+      </w:fldSimple>
+      <w:r>
+        <w:t xml:space="preserve"> – Светофор в состоянии №5</w:t>
+      </w:r>
+    </w:p>
+    <w:p>
+      <w:r>
+        <w:tab/>
+        <w:t>На Рисунке 7 представлен момент работы программы в состоянии №5.</w:t>
+      </w:r>
+    </w:p>
+    <w:p>
+      <w:pPr>
+        <w:keepNext/>
+        <w:jc w:val="center"/>
+      </w:pPr>
       <w:r>
         <w:rPr>
           <w:noProof/>
         </w:rPr>
-        <w:t>7</w:t>
-      </w:r>
-      <w:r>
-        <w:fldChar w:fldCharType="end"/>
-      </w:r>
-      <w:r>
-        <w:t xml:space="preserve"> – Светофор в состоянии №5</w:t>
-      </w:r>
-    </w:p>
-    <w:p>
-      <w:r>
-        <w:tab/>
-      </w:r>
-      <w:r>
-        <w:t xml:space="preserve">На Рисунке </w:t>
-      </w:r>
-      <w:r>
-        <w:t>7</w:t>
-      </w:r>
-      <w:r>
-        <w:t xml:space="preserve"> представлен момент работы программы в состоянии №</w:t>
-      </w:r>
-      <w:r>
-        <w:t>5</w:t>
-      </w:r>
-      <w:r>
-        <w:t>.</w:t>
-      </w:r>
-    </w:p>
-    <w:p>
-      <w:pPr>
-        <w:keepNext/>
-        <w:jc w:val="center"/>
-      </w:pPr>
-      <w:r>
         <w:drawing>
           <wp:inline distT="0" distB="0" distL="0" distR="0" wp14:anchorId="140242E4" wp14:editId="198D6035">
             <wp:extent cx="3080853" cy="2619375"/>
@@ -1316,24 +1736,14 @@
       <w:r>
         <w:t xml:space="preserve">Рисунок </w:t>
       </w:r>
-      <w:r>
-        <w:fldChar w:fldCharType="begin"/>
-      </w:r>
-      <w:r>
-        <w:instrText xml:space="preserve"> SEQ Рисунок \* ARABIC </w:instrText>
-      </w:r>
-      <w:r>
-        <w:fldChar w:fldCharType="separate"/>
-      </w:r>
-      <w:r>
-        <w:rPr>
-          <w:noProof/>
-        </w:rPr>
-        <w:t>8</w:t>
-      </w:r>
-      <w:r>
-        <w:fldChar w:fldCharType="end"/>
-      </w:r>
+      <w:fldSimple w:instr=" SEQ Рисунок \* ARABIC ">
+        <w:r>
+          <w:rPr>
+            <w:noProof/>
+          </w:rPr>
+          <w:t>8</w:t>
+        </w:r>
+      </w:fldSimple>
       <w:r>
         <w:t xml:space="preserve"> – Светофор в состоянии №6</w:t>
       </w:r>
@@ -1350,13 +1760,7 @@
         <w:t>8</w:t>
       </w:r>
       <w:r>
-        <w:t xml:space="preserve"> представлен момент работы программы в </w:t>
-      </w:r>
-      <w:r>
-        <w:t>состоянии №6</w:t>
-      </w:r>
-      <w:r>
-        <w:t>.</w:t>
+        <w:t xml:space="preserve"> представлен момент работы программы в состоянии №6.</w:t>
       </w:r>
       <w:r>
         <w:t xml:space="preserve"> В этом состоянии текущий цвет сменился на желтый. Продолжительность данного состояния 2000 миллисекунд.</w:t>
@@ -1369,6 +1773,9 @@
         <w:jc w:val="center"/>
       </w:pPr>
       <w:r>
+        <w:rPr>
+          <w:noProof/>
+        </w:rPr>
         <w:lastRenderedPageBreak/>
         <w:drawing>
           <wp:inline distT="0" distB="0" distL="0" distR="0" wp14:anchorId="1C7933FD" wp14:editId="4B039629">
@@ -1415,108 +1822,36 @@
       <w:r>
         <w:t xml:space="preserve">Рисунок </w:t>
       </w:r>
-      <w:r>
-        <w:fldChar w:fldCharType="begin"/>
-      </w:r>
-      <w:r>
-        <w:instrText xml:space="preserve"> SEQ Рисунок \* ARABIC </w:instrText>
-      </w:r>
-      <w:r>
-        <w:fldChar w:fldCharType="separate"/>
-      </w:r>
+      <w:fldSimple w:instr=" SEQ Рисунок \* ARABIC ">
+        <w:r>
+          <w:rPr>
+            <w:noProof/>
+          </w:rPr>
+          <w:t>9</w:t>
+        </w:r>
+      </w:fldSimple>
+      <w:r>
+        <w:t xml:space="preserve"> - Светофор в состоянии №7</w:t>
+      </w:r>
+    </w:p>
+    <w:p>
+      <w:pPr>
+        <w:spacing w:line="360" w:lineRule="auto"/>
+      </w:pPr>
+      <w:r>
+        <w:tab/>
+        <w:t>На Рисунке 9 представлен момент работы программы в состоянии №7. Во время состояний №7, №8, №9, №10, №11 будет зеленый сигнал. Продолжительность каждого из этих сигналов составляет 1000 миллисекунд</w:t>
+      </w:r>
+    </w:p>
+    <w:p>
+      <w:pPr>
+        <w:keepNext/>
+        <w:jc w:val="center"/>
+      </w:pPr>
       <w:r>
         <w:rPr>
           <w:noProof/>
         </w:rPr>
-        <w:t>9</w:t>
-      </w:r>
-      <w:r>
-        <w:fldChar w:fldCharType="end"/>
-      </w:r>
-      <w:r>
-        <w:t xml:space="preserve"> - </w:t>
-      </w:r>
-      <w:r>
-        <w:t>Светофор в состоянии №</w:t>
-      </w:r>
-      <w:r>
-        <w:t>7</w:t>
-      </w:r>
-    </w:p>
-    <w:p>
-      <w:pPr>
-        <w:spacing w:line="360" w:lineRule="auto"/>
-      </w:pPr>
-      <w:r>
-        <w:tab/>
-      </w:r>
-      <w:r>
-        <w:t xml:space="preserve">На Рисунке </w:t>
-      </w:r>
-      <w:r>
-        <w:t>9</w:t>
-      </w:r>
-      <w:r>
-        <w:t xml:space="preserve"> представлен момент работы программы в состоянии №</w:t>
-      </w:r>
-      <w:r>
-        <w:t>7</w:t>
-      </w:r>
-      <w:r>
-        <w:t>.</w:t>
-      </w:r>
-      <w:r>
-        <w:t xml:space="preserve"> </w:t>
-      </w:r>
-      <w:r>
-        <w:t>Во время состояний №</w:t>
-      </w:r>
-      <w:r>
-        <w:t>7</w:t>
-      </w:r>
-      <w:r>
-        <w:t>, №</w:t>
-      </w:r>
-      <w:r>
-        <w:t>8</w:t>
-      </w:r>
-      <w:r>
-        <w:t>, №</w:t>
-      </w:r>
-      <w:r>
-        <w:t>9</w:t>
-      </w:r>
-      <w:r>
-        <w:t>, №</w:t>
-      </w:r>
-      <w:r>
-        <w:t>10</w:t>
-      </w:r>
-      <w:r>
-        <w:t>, №</w:t>
-      </w:r>
-      <w:r>
-        <w:t>11</w:t>
-      </w:r>
-      <w:r>
-        <w:t xml:space="preserve"> будет </w:t>
-      </w:r>
-      <w:r>
-        <w:t>зеленый</w:t>
-      </w:r>
-      <w:r>
-        <w:t xml:space="preserve"> сигнал.</w:t>
-      </w:r>
-      <w:r>
-        <w:t xml:space="preserve"> Продолжительность каждого из этих сигналов составляет 1000 миллисекунд</w:t>
-      </w:r>
-    </w:p>
-    <w:p>
-      <w:pPr>
-        <w:keepNext/>
-        <w:jc w:val="center"/>
-      </w:pPr>
-      <w:r>
         <w:drawing>
           <wp:inline distT="0" distB="0" distL="0" distR="0" wp14:anchorId="516E4016" wp14:editId="0C48F385">
             <wp:extent cx="2849880" cy="2371950"/>
@@ -1562,60 +1897,33 @@
       <w:r>
         <w:t xml:space="preserve">Рисунок </w:t>
       </w:r>
-      <w:r>
-        <w:fldChar w:fldCharType="begin"/>
-      </w:r>
-      <w:r>
-        <w:instrText xml:space="preserve"> SEQ Рисунок \* ARABIC </w:instrText>
-      </w:r>
-      <w:r>
-        <w:fldChar w:fldCharType="separate"/>
-      </w:r>
+      <w:fldSimple w:instr=" SEQ Рисунок \* ARABIC ">
+        <w:r>
+          <w:rPr>
+            <w:noProof/>
+          </w:rPr>
+          <w:t>10</w:t>
+        </w:r>
+      </w:fldSimple>
+      <w:r>
+        <w:t xml:space="preserve"> - Светофор в состоянии №8</w:t>
+      </w:r>
+    </w:p>
+    <w:p>
+      <w:r>
+        <w:tab/>
+        <w:t>На Рисунке 10 представлен момент работы программы в состоянии №8.</w:t>
+      </w:r>
+    </w:p>
+    <w:p>
+      <w:pPr>
+        <w:keepNext/>
+        <w:jc w:val="center"/>
+      </w:pPr>
       <w:r>
         <w:rPr>
           <w:noProof/>
         </w:rPr>
-        <w:t>10</w:t>
-      </w:r>
-      <w:r>
-        <w:fldChar w:fldCharType="end"/>
-      </w:r>
-      <w:r>
-        <w:t xml:space="preserve"> - </w:t>
-      </w:r>
-      <w:r>
-        <w:t>Светофор в состоянии №</w:t>
-      </w:r>
-      <w:r>
-        <w:t>8</w:t>
-      </w:r>
-    </w:p>
-    <w:p>
-      <w:r>
-        <w:tab/>
-      </w:r>
-      <w:r>
-        <w:t xml:space="preserve">На Рисунке </w:t>
-      </w:r>
-      <w:r>
-        <w:t>10</w:t>
-      </w:r>
-      <w:r>
-        <w:t xml:space="preserve"> представлен момент работы программы в состоянии №</w:t>
-      </w:r>
-      <w:r>
-        <w:t>8</w:t>
-      </w:r>
-      <w:r>
-        <w:t>.</w:t>
-      </w:r>
-    </w:p>
-    <w:p>
-      <w:pPr>
-        <w:keepNext/>
-        <w:jc w:val="center"/>
-      </w:pPr>
-      <w:r>
         <w:lastRenderedPageBreak/>
         <w:drawing>
           <wp:inline distT="0" distB="0" distL="0" distR="0" wp14:anchorId="65485C43" wp14:editId="089FC9E0">
@@ -1662,60 +1970,33 @@
       <w:r>
         <w:t xml:space="preserve">Рисунок </w:t>
       </w:r>
-      <w:r>
-        <w:fldChar w:fldCharType="begin"/>
-      </w:r>
-      <w:r>
-        <w:instrText xml:space="preserve"> SEQ Рисунок \* ARABIC </w:instrText>
-      </w:r>
-      <w:r>
-        <w:fldChar w:fldCharType="separate"/>
-      </w:r>
+      <w:fldSimple w:instr=" SEQ Рисунок \* ARABIC ">
+        <w:r>
+          <w:rPr>
+            <w:noProof/>
+          </w:rPr>
+          <w:t>11</w:t>
+        </w:r>
+      </w:fldSimple>
+      <w:r>
+        <w:t xml:space="preserve"> - Светофор в состоянии №9</w:t>
+      </w:r>
+    </w:p>
+    <w:p>
+      <w:r>
+        <w:tab/>
+        <w:t>На Рисунке 11 представлен момент работы программы в состоянии №9.</w:t>
+      </w:r>
+    </w:p>
+    <w:p>
+      <w:pPr>
+        <w:keepNext/>
+        <w:jc w:val="center"/>
+      </w:pPr>
       <w:r>
         <w:rPr>
           <w:noProof/>
         </w:rPr>
-        <w:t>11</w:t>
-      </w:r>
-      <w:r>
-        <w:fldChar w:fldCharType="end"/>
-      </w:r>
-      <w:r>
-        <w:t xml:space="preserve"> - </w:t>
-      </w:r>
-      <w:r>
-        <w:t>Светофор в состоянии №</w:t>
-      </w:r>
-      <w:r>
-        <w:t>9</w:t>
-      </w:r>
-    </w:p>
-    <w:p>
-      <w:r>
-        <w:tab/>
-      </w:r>
-      <w:r>
-        <w:t>На Рисунке 1</w:t>
-      </w:r>
-      <w:r>
-        <w:t>1</w:t>
-      </w:r>
-      <w:r>
-        <w:t xml:space="preserve"> представлен момент работы программы в состоянии №</w:t>
-      </w:r>
-      <w:r>
-        <w:t>9</w:t>
-      </w:r>
-      <w:r>
-        <w:t>.</w:t>
-      </w:r>
-    </w:p>
-    <w:p>
-      <w:pPr>
-        <w:keepNext/>
-        <w:jc w:val="center"/>
-      </w:pPr>
-      <w:r>
         <w:drawing>
           <wp:inline distT="0" distB="0" distL="0" distR="0" wp14:anchorId="296F32A6" wp14:editId="7727A48A">
             <wp:extent cx="2529840" cy="2036088"/>
@@ -1761,24 +2042,14 @@
       <w:r>
         <w:t xml:space="preserve">Рисунок </w:t>
       </w:r>
-      <w:r>
-        <w:fldChar w:fldCharType="begin"/>
-      </w:r>
-      <w:r>
-        <w:instrText xml:space="preserve"> SEQ Рисунок \* ARABIC </w:instrText>
-      </w:r>
-      <w:r>
-        <w:fldChar w:fldCharType="separate"/>
-      </w:r>
-      <w:r>
-        <w:rPr>
-          <w:noProof/>
-        </w:rPr>
-        <w:t>12</w:t>
-      </w:r>
-      <w:r>
-        <w:fldChar w:fldCharType="end"/>
-      </w:r>
+      <w:fldSimple w:instr=" SEQ Рисунок \* ARABIC ">
+        <w:r>
+          <w:rPr>
+            <w:noProof/>
+          </w:rPr>
+          <w:t>12</w:t>
+        </w:r>
+      </w:fldSimple>
       <w:r>
         <w:t xml:space="preserve"> – Светофор в состоянии №10</w:t>
       </w:r>
@@ -1789,15 +2060,7 @@
       </w:pPr>
       <w:r>
         <w:tab/>
-      </w:r>
-      <w:r>
-        <w:t>На Рисунке 1</w:t>
-      </w:r>
-      <w:r>
-        <w:t>2</w:t>
-      </w:r>
-      <w:r>
-        <w:t xml:space="preserve"> представлен момент работы программы в состоянии №</w:t>
+        <w:t>На Рисунке 12 представлен момент работы программы в состоянии №</w:t>
       </w:r>
       <w:r>
         <w:t>10</w:t>
@@ -1813,6 +2076,9 @@
         <w:jc w:val="center"/>
       </w:pPr>
       <w:r>
+        <w:rPr>
+          <w:noProof/>
+        </w:rPr>
         <w:drawing>
           <wp:inline distT="0" distB="0" distL="0" distR="0" wp14:anchorId="5DB909E0" wp14:editId="5BCD6E14">
             <wp:extent cx="2484120" cy="2005622"/>
@@ -1858,24 +2124,14 @@
       <w:r>
         <w:t xml:space="preserve">Рисунок </w:t>
       </w:r>
-      <w:r>
-        <w:fldChar w:fldCharType="begin"/>
-      </w:r>
-      <w:r>
-        <w:instrText xml:space="preserve"> SEQ Рисунок \* ARABIC </w:instrText>
-      </w:r>
-      <w:r>
-        <w:fldChar w:fldCharType="separate"/>
-      </w:r>
-      <w:r>
-        <w:rPr>
-          <w:noProof/>
-        </w:rPr>
-        <w:t>13</w:t>
-      </w:r>
-      <w:r>
-        <w:fldChar w:fldCharType="end"/>
-      </w:r>
+      <w:fldSimple w:instr=" SEQ Рисунок \* ARABIC ">
+        <w:r>
+          <w:rPr>
+            <w:noProof/>
+          </w:rPr>
+          <w:t>13</w:t>
+        </w:r>
+      </w:fldSimple>
       <w:r>
         <w:t xml:space="preserve"> – Светофор в состоянии №11</w:t>
       </w:r>
@@ -1885,22 +2141,8 @@
         <w:ind w:firstLine="708"/>
       </w:pPr>
       <w:r>
-        <w:t>На Рисунке 1</w:t>
-      </w:r>
-      <w:r>
-        <w:t>3</w:t>
-      </w:r>
-      <w:r>
-        <w:t xml:space="preserve"> представлен момент работы программы в состоянии №</w:t>
-      </w:r>
-      <w:r>
-        <w:t>12</w:t>
-      </w:r>
-      <w:r>
-        <w:t>.</w:t>
-      </w:r>
-      <w:r>
-        <w:t xml:space="preserve"> Это последнее состояние, после которого цикл состояний начинается заново. </w:t>
+        <w:lastRenderedPageBreak/>
+        <w:t xml:space="preserve">На Рисунке 13 представлен момент работы программы в состоянии №12. Это последнее состояние, после которого цикл состояний начинается заново. </w:t>
       </w:r>
     </w:p>
     <w:p>
@@ -1908,7 +2150,6 @@
         <w:ind w:firstLine="708"/>
       </w:pPr>
       <w:r>
-        <w:lastRenderedPageBreak/>
         <w:t>Далее покажем блок-диаграммы всех состояний, представленных ранее.</w:t>
       </w:r>
     </w:p>
@@ -1919,6 +2160,9 @@
         <w:jc w:val="center"/>
       </w:pPr>
       <w:r>
+        <w:rPr>
+          <w:noProof/>
+        </w:rPr>
         <w:drawing>
           <wp:inline distT="0" distB="0" distL="0" distR="0" wp14:anchorId="53FE66A6" wp14:editId="1352C7D1">
             <wp:extent cx="2453640" cy="1819552"/>
@@ -1964,54 +2208,33 @@
       <w:r>
         <w:t xml:space="preserve">Рисунок </w:t>
       </w:r>
-      <w:r>
-        <w:fldChar w:fldCharType="begin"/>
-      </w:r>
-      <w:r>
-        <w:instrText xml:space="preserve"> SEQ Рисунок \* ARABIC </w:instrText>
-      </w:r>
-      <w:r>
-        <w:fldChar w:fldCharType="separate"/>
-      </w:r>
+      <w:fldSimple w:instr=" SEQ Рисунок \* ARABIC ">
+        <w:r>
+          <w:rPr>
+            <w:noProof/>
+          </w:rPr>
+          <w:t>14</w:t>
+        </w:r>
+      </w:fldSimple>
+      <w:r>
+        <w:t xml:space="preserve"> – Блок-диаграмма программы в состоянии №1</w:t>
+      </w:r>
+    </w:p>
+    <w:p>
+      <w:r>
+        <w:tab/>
+        <w:t>На Рисунке 14 представлена блок-диаграмма программы в состоянии №1.</w:t>
+      </w:r>
+    </w:p>
+    <w:p>
+      <w:pPr>
+        <w:keepNext/>
+        <w:jc w:val="center"/>
+      </w:pPr>
       <w:r>
         <w:rPr>
           <w:noProof/>
         </w:rPr>
-        <w:t>14</w:t>
-      </w:r>
-      <w:r>
-        <w:fldChar w:fldCharType="end"/>
-      </w:r>
-      <w:r>
-        <w:t xml:space="preserve"> – Блок-диаграмма программы в состоянии №1</w:t>
-      </w:r>
-    </w:p>
-    <w:p>
-      <w:r>
-        <w:tab/>
-      </w:r>
-      <w:r>
-        <w:t>На Рисунке 1</w:t>
-      </w:r>
-      <w:r>
-        <w:t>4</w:t>
-      </w:r>
-      <w:r>
-        <w:t xml:space="preserve"> представлен</w:t>
-      </w:r>
-      <w:r>
-        <w:t xml:space="preserve">а блок-диаграмма </w:t>
-      </w:r>
-      <w:r>
-        <w:t>программы в состоянии №1.</w:t>
-      </w:r>
-    </w:p>
-    <w:p>
-      <w:pPr>
-        <w:keepNext/>
-        <w:jc w:val="center"/>
-      </w:pPr>
-      <w:r>
         <w:drawing>
           <wp:inline distT="0" distB="0" distL="0" distR="0" wp14:anchorId="116C3D04" wp14:editId="595B3CDB">
             <wp:extent cx="2385060" cy="1833223"/>
@@ -2057,46 +2280,21 @@
       <w:r>
         <w:t xml:space="preserve">Рисунок </w:t>
       </w:r>
-      <w:r>
-        <w:fldChar w:fldCharType="begin"/>
-      </w:r>
-      <w:r>
-        <w:instrText xml:space="preserve"> SEQ Рисунок \* ARABIC </w:instrText>
-      </w:r>
-      <w:r>
-        <w:fldChar w:fldCharType="separate"/>
-      </w:r>
-      <w:r>
-        <w:rPr>
-          <w:noProof/>
-        </w:rPr>
-        <w:t>15</w:t>
-      </w:r>
-      <w:r>
-        <w:fldChar w:fldCharType="end"/>
-      </w:r>
-      <w:r>
-        <w:t xml:space="preserve"> - </w:t>
-      </w:r>
-      <w:r>
-        <w:t>Блок-диаграмма программы в состоянии №</w:t>
-      </w:r>
-      <w:r>
-        <w:t>2</w:t>
-      </w:r>
-    </w:p>
-    <w:p>
-      <w:r>
-        <w:t>На Рисунке 1</w:t>
-      </w:r>
-      <w:r>
-        <w:t>5</w:t>
-      </w:r>
-      <w:r>
-        <w:t xml:space="preserve"> представлена блок-диаграмма программы в состоянии №</w:t>
-      </w:r>
-      <w:r>
-        <w:t>2.</w:t>
+      <w:fldSimple w:instr=" SEQ Рисунок \* ARABIC ">
+        <w:r>
+          <w:rPr>
+            <w:noProof/>
+          </w:rPr>
+          <w:t>15</w:t>
+        </w:r>
+      </w:fldSimple>
+      <w:r>
+        <w:t xml:space="preserve"> - Блок-диаграмма программы в состоянии №2</w:t>
+      </w:r>
+    </w:p>
+    <w:p>
+      <w:r>
+        <w:t>На Рисунке 15 представлена блок-диаграмма программы в состоянии №2.</w:t>
       </w:r>
     </w:p>
     <w:p>
@@ -2106,6 +2304,9 @@
         <w:jc w:val="center"/>
       </w:pPr>
       <w:r>
+        <w:rPr>
+          <w:noProof/>
+        </w:rPr>
         <w:drawing>
           <wp:inline distT="0" distB="0" distL="0" distR="0" wp14:anchorId="188FF48E" wp14:editId="4D7C0D32">
             <wp:extent cx="2446020" cy="1862102"/>
@@ -2151,32 +2352,16 @@
       <w:r>
         <w:t xml:space="preserve">Рисунок </w:t>
       </w:r>
-      <w:r>
-        <w:fldChar w:fldCharType="begin"/>
-      </w:r>
-      <w:r>
-        <w:instrText xml:space="preserve"> SEQ Рисунок \* ARABIC </w:instrText>
-      </w:r>
-      <w:r>
-        <w:fldChar w:fldCharType="separate"/>
-      </w:r>
-      <w:r>
-        <w:rPr>
-          <w:noProof/>
-        </w:rPr>
-        <w:t>16</w:t>
-      </w:r>
-      <w:r>
-        <w:fldChar w:fldCharType="end"/>
-      </w:r>
-      <w:r>
-        <w:t xml:space="preserve"> - </w:t>
-      </w:r>
-      <w:r>
-        <w:t>Блок-диаграмма программы в состоянии №</w:t>
-      </w:r>
-      <w:r>
-        <w:t>3</w:t>
+      <w:fldSimple w:instr=" SEQ Рисунок \* ARABIC ">
+        <w:r>
+          <w:rPr>
+            <w:noProof/>
+          </w:rPr>
+          <w:t>16</w:t>
+        </w:r>
+      </w:fldSimple>
+      <w:r>
+        <w:t xml:space="preserve"> - Блок-диаграмма программы в состоянии №3</w:t>
       </w:r>
     </w:p>
     <w:p>
@@ -2184,16 +2369,8 @@
         <w:ind w:firstLine="708"/>
       </w:pPr>
       <w:r>
-        <w:t xml:space="preserve">На Рисунке </w:t>
-      </w:r>
-      <w:r>
-        <w:t xml:space="preserve">16 </w:t>
-      </w:r>
-      <w:r>
-        <w:t>представлена блок-диаграмма программы в состоянии №</w:t>
-      </w:r>
-      <w:r>
-        <w:t>3.</w:t>
+        <w:lastRenderedPageBreak/>
+        <w:t>На Рисунке 16 представлена блок-диаграмма программы в состоянии №3.</w:t>
       </w:r>
     </w:p>
     <w:p>
@@ -2203,7 +2380,9 @@
         <w:jc w:val="center"/>
       </w:pPr>
       <w:r>
-        <w:lastRenderedPageBreak/>
+        <w:rPr>
+          <w:noProof/>
+        </w:rPr>
         <w:drawing>
           <wp:inline distT="0" distB="0" distL="0" distR="0" wp14:anchorId="2E0C8F25" wp14:editId="09A2A85A">
             <wp:extent cx="2712720" cy="2058990"/>
@@ -2249,60 +2428,33 @@
       <w:r>
         <w:t xml:space="preserve">Рисунок </w:t>
       </w:r>
-      <w:r>
-        <w:fldChar w:fldCharType="begin"/>
-      </w:r>
-      <w:r>
-        <w:instrText xml:space="preserve"> SEQ Рисунок \* ARABIC </w:instrText>
-      </w:r>
-      <w:r>
-        <w:fldChar w:fldCharType="separate"/>
-      </w:r>
+      <w:fldSimple w:instr=" SEQ Рисунок \* ARABIC ">
+        <w:r>
+          <w:rPr>
+            <w:noProof/>
+          </w:rPr>
+          <w:t>17</w:t>
+        </w:r>
+      </w:fldSimple>
+      <w:r>
+        <w:t xml:space="preserve"> - Блок-диаграмма программы в состоянии №4</w:t>
+      </w:r>
+    </w:p>
+    <w:p>
+      <w:r>
+        <w:tab/>
+        <w:t>На Рисунке 17 представлена блок-диаграмма программы в состоянии №4.</w:t>
+      </w:r>
+    </w:p>
+    <w:p>
+      <w:pPr>
+        <w:keepNext/>
+        <w:jc w:val="center"/>
+      </w:pPr>
       <w:r>
         <w:rPr>
           <w:noProof/>
         </w:rPr>
-        <w:t>17</w:t>
-      </w:r>
-      <w:r>
-        <w:fldChar w:fldCharType="end"/>
-      </w:r>
-      <w:r>
-        <w:t xml:space="preserve"> - </w:t>
-      </w:r>
-      <w:r>
-        <w:t>Блок-диаграмма программы в состоянии №</w:t>
-      </w:r>
-      <w:r>
-        <w:t>4</w:t>
-      </w:r>
-    </w:p>
-    <w:p>
-      <w:r>
-        <w:tab/>
-      </w:r>
-      <w:r>
-        <w:t>На Рисунке 1</w:t>
-      </w:r>
-      <w:r>
-        <w:t>7</w:t>
-      </w:r>
-      <w:r>
-        <w:t xml:space="preserve"> представлена блок-диаграмма программы в состоянии №</w:t>
-      </w:r>
-      <w:r>
-        <w:t>4</w:t>
-      </w:r>
-      <w:r>
-        <w:t>.</w:t>
-      </w:r>
-    </w:p>
-    <w:p>
-      <w:pPr>
-        <w:keepNext/>
-        <w:jc w:val="center"/>
-      </w:pPr>
-      <w:r>
         <w:drawing>
           <wp:inline distT="0" distB="0" distL="0" distR="0" wp14:anchorId="71BC7A00" wp14:editId="77E5F0E4">
             <wp:extent cx="2727960" cy="2072000"/>
@@ -2348,52 +2500,22 @@
       <w:r>
         <w:t xml:space="preserve">Рисунок </w:t>
       </w:r>
-      <w:r>
-        <w:fldChar w:fldCharType="begin"/>
-      </w:r>
-      <w:r>
-        <w:instrText xml:space="preserve"> SEQ Рисунок \* ARABIC </w:instrText>
-      </w:r>
-      <w:r>
-        <w:fldChar w:fldCharType="separate"/>
-      </w:r>
-      <w:r>
-        <w:rPr>
-          <w:noProof/>
-        </w:rPr>
-        <w:t>18</w:t>
-      </w:r>
-      <w:r>
-        <w:fldChar w:fldCharType="end"/>
-      </w:r>
-      <w:r>
-        <w:t xml:space="preserve"> - </w:t>
-      </w:r>
-      <w:r>
-        <w:t>Блок-диаграмма программы в состоянии №</w:t>
-      </w:r>
-      <w:r>
-        <w:t>5</w:t>
+      <w:fldSimple w:instr=" SEQ Рисунок \* ARABIC ">
+        <w:r>
+          <w:rPr>
+            <w:noProof/>
+          </w:rPr>
+          <w:t>18</w:t>
+        </w:r>
+      </w:fldSimple>
+      <w:r>
+        <w:t xml:space="preserve"> - Блок-диаграмма программы в состоянии №5</w:t>
       </w:r>
     </w:p>
     <w:p>
       <w:r>
         <w:tab/>
-      </w:r>
-      <w:r>
-        <w:t>На Рисунке 1</w:t>
-      </w:r>
-      <w:r>
-        <w:t>8</w:t>
-      </w:r>
-      <w:r>
-        <w:t xml:space="preserve"> представлена блок-диаграмма программы в состоянии №</w:t>
-      </w:r>
-      <w:r>
-        <w:t>5</w:t>
-      </w:r>
-      <w:r>
-        <w:t>.</w:t>
+        <w:t>На Рисунке 18 представлена блок-диаграмма программы в состоянии №5.</w:t>
       </w:r>
     </w:p>
     <w:p>
@@ -2403,6 +2525,9 @@
         <w:jc w:val="center"/>
       </w:pPr>
       <w:r>
+        <w:rPr>
+          <w:noProof/>
+        </w:rPr>
         <w:drawing>
           <wp:inline distT="0" distB="0" distL="0" distR="0" wp14:anchorId="26FBB25E" wp14:editId="6F6D6DEB">
             <wp:extent cx="2613660" cy="2059875"/>
@@ -2448,32 +2573,19 @@
       <w:r>
         <w:t xml:space="preserve">Рисунок </w:t>
       </w:r>
-      <w:r>
-        <w:fldChar w:fldCharType="begin"/>
-      </w:r>
-      <w:r>
-        <w:instrText xml:space="preserve"> SEQ Рисунок \* ARABIC </w:instrText>
-      </w:r>
-      <w:r>
-        <w:fldChar w:fldCharType="separate"/>
-      </w:r>
-      <w:r>
-        <w:rPr>
-          <w:noProof/>
-        </w:rPr>
-        <w:t>19</w:t>
-      </w:r>
-      <w:r>
-        <w:fldChar w:fldCharType="end"/>
-      </w:r>
+      <w:fldSimple w:instr=" SEQ Рисунок \* ARABIC ">
+        <w:r>
+          <w:rPr>
+            <w:noProof/>
+          </w:rPr>
+          <w:t>19</w:t>
+        </w:r>
+      </w:fldSimple>
       <w:r>
         <w:t xml:space="preserve"> - </w:t>
       </w:r>
       <w:r>
-        <w:t>Блок-диаграмма программы в состоянии №</w:t>
-      </w:r>
-      <w:r>
-        <w:t>6</w:t>
+        <w:t>Блок-диаграмма программы в состоянии №6</w:t>
       </w:r>
     </w:p>
     <w:p>
@@ -2481,19 +2593,8 @@
         <w:ind w:firstLine="708"/>
       </w:pPr>
       <w:r>
-        <w:t>На Рисунке 1</w:t>
-      </w:r>
-      <w:r>
-        <w:t>9</w:t>
-      </w:r>
-      <w:r>
-        <w:t xml:space="preserve"> представлена блок-диаграмма программы в состоянии №</w:t>
-      </w:r>
-      <w:r>
-        <w:t>6</w:t>
-      </w:r>
-      <w:r>
-        <w:t>.</w:t>
+        <w:lastRenderedPageBreak/>
+        <w:t>На Рисунке 19 представлена блок-диаграмма программы в состоянии №6.</w:t>
       </w:r>
     </w:p>
     <w:p>
@@ -2503,7 +2604,9 @@
         <w:jc w:val="center"/>
       </w:pPr>
       <w:r>
-        <w:lastRenderedPageBreak/>
+        <w:rPr>
+          <w:noProof/>
+        </w:rPr>
         <w:drawing>
           <wp:inline distT="0" distB="0" distL="0" distR="0" wp14:anchorId="42C426D3" wp14:editId="5C64A17D">
             <wp:extent cx="2693255" cy="2049780"/>
@@ -2549,63 +2652,41 @@
       <w:r>
         <w:t xml:space="preserve">Рисунок </w:t>
       </w:r>
-      <w:r>
-        <w:fldChar w:fldCharType="begin"/>
-      </w:r>
-      <w:r>
-        <w:instrText xml:space="preserve"> SEQ Рисунок \* ARABIC </w:instrText>
-      </w:r>
-      <w:r>
-        <w:fldChar w:fldCharType="separate"/>
-      </w:r>
+      <w:fldSimple w:instr=" SEQ Рисунок \* ARABIC ">
+        <w:r>
+          <w:rPr>
+            <w:noProof/>
+          </w:rPr>
+          <w:t>20</w:t>
+        </w:r>
+      </w:fldSimple>
+      <w:r>
+        <w:t xml:space="preserve"> - </w:t>
+      </w:r>
+      <w:r>
+        <w:t>Блок-диаграмма программы в состоянии №7</w:t>
+      </w:r>
+    </w:p>
+    <w:p>
+      <w:pPr>
+        <w:ind w:firstLine="708"/>
+      </w:pPr>
+      <w:r>
+        <w:t>На Рисунке 20 представлена блок-диаграмма программы в состоянии №7.</w:t>
+      </w:r>
+      <w:r>
+        <w:tab/>
+      </w:r>
+    </w:p>
+    <w:p>
+      <w:pPr>
+        <w:keepNext/>
+        <w:jc w:val="center"/>
+      </w:pPr>
       <w:r>
         <w:rPr>
           <w:noProof/>
         </w:rPr>
-        <w:t>20</w:t>
-      </w:r>
-      <w:r>
-        <w:fldChar w:fldCharType="end"/>
-      </w:r>
-      <w:r>
-        <w:t xml:space="preserve"> - </w:t>
-      </w:r>
-      <w:r>
-        <w:t>Блок-диаграмма программы в состоянии №</w:t>
-      </w:r>
-      <w:r>
-        <w:t>7</w:t>
-      </w:r>
-    </w:p>
-    <w:p>
-      <w:pPr>
-        <w:ind w:firstLine="708"/>
-      </w:pPr>
-      <w:r>
-        <w:t xml:space="preserve">На Рисунке </w:t>
-      </w:r>
-      <w:r>
-        <w:t>20</w:t>
-      </w:r>
-      <w:r>
-        <w:t xml:space="preserve"> представлена блок-диаграмма программы в состоянии №</w:t>
-      </w:r>
-      <w:r>
-        <w:t>7</w:t>
-      </w:r>
-      <w:r>
-        <w:t>.</w:t>
-      </w:r>
-      <w:r>
-        <w:tab/>
-      </w:r>
-    </w:p>
-    <w:p>
-      <w:pPr>
-        <w:keepNext/>
-        <w:jc w:val="center"/>
-      </w:pPr>
-      <w:r>
         <w:drawing>
           <wp:inline distT="0" distB="0" distL="0" distR="0" wp14:anchorId="0D627A4D" wp14:editId="300B8E9B">
             <wp:extent cx="2766060" cy="2108988"/>
@@ -2651,63 +2732,36 @@
       <w:r>
         <w:t xml:space="preserve">Рисунок </w:t>
       </w:r>
-      <w:r>
-        <w:fldChar w:fldCharType="begin"/>
-      </w:r>
-      <w:r>
-        <w:instrText xml:space="preserve"> SEQ Рисунок \* ARABIC </w:instrText>
-      </w:r>
-      <w:r>
-        <w:fldChar w:fldCharType="separate"/>
-      </w:r>
+      <w:fldSimple w:instr=" SEQ Рисунок \* ARABIC ">
+        <w:r>
+          <w:rPr>
+            <w:noProof/>
+          </w:rPr>
+          <w:t>21</w:t>
+        </w:r>
+      </w:fldSimple>
+      <w:r>
+        <w:t xml:space="preserve"> </w:t>
+      </w:r>
+      <w:r>
+        <w:t>- Блок-диаграмма программы в состоянии №8</w:t>
+      </w:r>
+    </w:p>
+    <w:p>
+      <w:r>
+        <w:tab/>
+        <w:t>На Рисунке 21 представлена блок-диаграмма программы в состоянии №8.</w:t>
+      </w:r>
+    </w:p>
+    <w:p>
+      <w:pPr>
+        <w:keepNext/>
+        <w:jc w:val="center"/>
+      </w:pPr>
       <w:r>
         <w:rPr>
           <w:noProof/>
         </w:rPr>
-        <w:t>21</w:t>
-      </w:r>
-      <w:r>
-        <w:fldChar w:fldCharType="end"/>
-      </w:r>
-      <w:r>
-        <w:t xml:space="preserve"> </w:t>
-      </w:r>
-      <w:r>
-        <w:t xml:space="preserve">- </w:t>
-      </w:r>
-      <w:r>
-        <w:t>Блок-диаграмма программы в состоянии №</w:t>
-      </w:r>
-      <w:r>
-        <w:t>8</w:t>
-      </w:r>
-    </w:p>
-    <w:p>
-      <w:r>
-        <w:tab/>
-      </w:r>
-      <w:r>
-        <w:t xml:space="preserve">На Рисунке </w:t>
-      </w:r>
-      <w:r>
-        <w:t>21</w:t>
-      </w:r>
-      <w:r>
-        <w:t xml:space="preserve"> представлена блок-диаграмма программы в состоянии №</w:t>
-      </w:r>
-      <w:r>
-        <w:t>8</w:t>
-      </w:r>
-      <w:r>
-        <w:t>.</w:t>
-      </w:r>
-    </w:p>
-    <w:p>
-      <w:pPr>
-        <w:keepNext/>
-        <w:jc w:val="center"/>
-      </w:pPr>
-      <w:r>
         <w:drawing>
           <wp:inline distT="0" distB="0" distL="0" distR="0" wp14:anchorId="407128AB" wp14:editId="4D51559A">
             <wp:extent cx="2491740" cy="1926752"/>
@@ -2753,61 +2807,39 @@
       <w:r>
         <w:t xml:space="preserve">Рисунок </w:t>
       </w:r>
-      <w:r>
-        <w:fldChar w:fldCharType="begin"/>
-      </w:r>
-      <w:r>
-        <w:instrText xml:space="preserve"> SEQ Рисунок \* ARABIC </w:instrText>
-      </w:r>
-      <w:r>
-        <w:fldChar w:fldCharType="separate"/>
-      </w:r>
+      <w:fldSimple w:instr=" SEQ Рисунок \* ARABIC ">
+        <w:r>
+          <w:rPr>
+            <w:noProof/>
+          </w:rPr>
+          <w:t>22</w:t>
+        </w:r>
+      </w:fldSimple>
+      <w:r>
+        <w:t xml:space="preserve"> - </w:t>
+      </w:r>
+      <w:r>
+        <w:t>Блок-диаграмма программы в состоянии №9</w:t>
+      </w:r>
+    </w:p>
+    <w:p>
+      <w:pPr>
+        <w:ind w:firstLine="708"/>
+      </w:pPr>
+      <w:r>
+        <w:lastRenderedPageBreak/>
+        <w:t>На Рисунке 22 представлена блок-диаграмма программы в состоянии №9.</w:t>
+      </w:r>
+    </w:p>
+    <w:p>
+      <w:pPr>
+        <w:keepNext/>
+        <w:jc w:val="center"/>
+      </w:pPr>
       <w:r>
         <w:rPr>
           <w:noProof/>
         </w:rPr>
-        <w:t>22</w:t>
-      </w:r>
-      <w:r>
-        <w:fldChar w:fldCharType="end"/>
-      </w:r>
-      <w:r>
-        <w:t xml:space="preserve"> - </w:t>
-      </w:r>
-      <w:r>
-        <w:t>Блок-диаграмма программы в состоянии №</w:t>
-      </w:r>
-      <w:r>
-        <w:t>9</w:t>
-      </w:r>
-    </w:p>
-    <w:p>
-      <w:pPr>
-        <w:ind w:firstLine="708"/>
-      </w:pPr>
-      <w:r>
-        <w:t xml:space="preserve">На Рисунке </w:t>
-      </w:r>
-      <w:r>
-        <w:t>22</w:t>
-      </w:r>
-      <w:r>
-        <w:t xml:space="preserve"> представлена блок-диаграмма программы в состоянии №</w:t>
-      </w:r>
-      <w:r>
-        <w:t>9</w:t>
-      </w:r>
-      <w:r>
-        <w:t>.</w:t>
-      </w:r>
-    </w:p>
-    <w:p>
-      <w:pPr>
-        <w:keepNext/>
-        <w:jc w:val="center"/>
-      </w:pPr>
-      <w:r>
-        <w:lastRenderedPageBreak/>
         <w:drawing>
           <wp:inline distT="0" distB="0" distL="0" distR="0" wp14:anchorId="72A794C8" wp14:editId="6B98D2DA">
             <wp:extent cx="2537460" cy="1904314"/>
@@ -2853,60 +2885,36 @@
       <w:r>
         <w:t xml:space="preserve">Рисунок </w:t>
       </w:r>
-      <w:r>
-        <w:fldChar w:fldCharType="begin"/>
-      </w:r>
-      <w:r>
-        <w:instrText xml:space="preserve"> SEQ Рисунок \* ARABIC </w:instrText>
-      </w:r>
-      <w:r>
-        <w:fldChar w:fldCharType="separate"/>
-      </w:r>
+      <w:fldSimple w:instr=" SEQ Рисунок \* ARABIC ">
+        <w:r>
+          <w:rPr>
+            <w:noProof/>
+          </w:rPr>
+          <w:t>23</w:t>
+        </w:r>
+      </w:fldSimple>
+      <w:r>
+        <w:t xml:space="preserve"> - </w:t>
+      </w:r>
+      <w:r>
+        <w:t>Блок-диаграмма программы в состоянии №10</w:t>
+      </w:r>
+    </w:p>
+    <w:p>
+      <w:r>
+        <w:tab/>
+        <w:t>На Рисунке 23 представлена блок-диаграмма программы в состоянии №10.</w:t>
+      </w:r>
+    </w:p>
+    <w:p>
+      <w:pPr>
+        <w:keepNext/>
+        <w:jc w:val="center"/>
+      </w:pPr>
       <w:r>
         <w:rPr>
           <w:noProof/>
         </w:rPr>
-        <w:t>23</w:t>
-      </w:r>
-      <w:r>
-        <w:fldChar w:fldCharType="end"/>
-      </w:r>
-      <w:r>
-        <w:t xml:space="preserve"> - </w:t>
-      </w:r>
-      <w:r>
-        <w:t>Блок-диаграмма программы в состоянии №</w:t>
-      </w:r>
-      <w:r>
-        <w:t>10</w:t>
-      </w:r>
-    </w:p>
-    <w:p>
-      <w:r>
-        <w:tab/>
-      </w:r>
-      <w:r>
-        <w:t xml:space="preserve">На Рисунке </w:t>
-      </w:r>
-      <w:r>
-        <w:t>23</w:t>
-      </w:r>
-      <w:r>
-        <w:t xml:space="preserve"> представлена блок-диаграмма программы в состоянии №</w:t>
-      </w:r>
-      <w:r>
-        <w:t>10</w:t>
-      </w:r>
-      <w:r>
-        <w:t>.</w:t>
-      </w:r>
-    </w:p>
-    <w:p>
-      <w:pPr>
-        <w:keepNext/>
-        <w:jc w:val="center"/>
-      </w:pPr>
-      <w:r>
         <w:drawing>
           <wp:inline distT="0" distB="0" distL="0" distR="0" wp14:anchorId="58117B4D" wp14:editId="01574A68">
             <wp:extent cx="2735580" cy="2115515"/>
@@ -2952,60 +2960,38 @@
       <w:r>
         <w:t xml:space="preserve">Рисунок </w:t>
       </w:r>
-      <w:r>
-        <w:fldChar w:fldCharType="begin"/>
-      </w:r>
-      <w:r>
-        <w:instrText xml:space="preserve"> SEQ Рисунок \* ARABIC </w:instrText>
-      </w:r>
-      <w:r>
-        <w:fldChar w:fldCharType="separate"/>
-      </w:r>
+      <w:fldSimple w:instr=" SEQ Рисунок \* ARABIC ">
+        <w:r>
+          <w:rPr>
+            <w:noProof/>
+          </w:rPr>
+          <w:t>24</w:t>
+        </w:r>
+      </w:fldSimple>
+      <w:r>
+        <w:t xml:space="preserve"> - </w:t>
+      </w:r>
+      <w:r>
+        <w:t>Блок-диаграмма программы в состоянии №11</w:t>
+      </w:r>
+    </w:p>
+    <w:p>
+      <w:pPr>
+        <w:ind w:firstLine="708"/>
+      </w:pPr>
+      <w:r>
+        <w:t>На Рисунке 24 представлена блок-диаграмма программы в состоянии №11.</w:t>
+      </w:r>
+    </w:p>
+    <w:p>
+      <w:pPr>
+        <w:keepNext/>
+        <w:jc w:val="center"/>
+      </w:pPr>
       <w:r>
         <w:rPr>
           <w:noProof/>
         </w:rPr>
-        <w:t>24</w:t>
-      </w:r>
-      <w:r>
-        <w:fldChar w:fldCharType="end"/>
-      </w:r>
-      <w:r>
-        <w:t xml:space="preserve"> - </w:t>
-      </w:r>
-      <w:r>
-        <w:t>Блок-диаграмма программы в состоянии №</w:t>
-      </w:r>
-      <w:r>
-        <w:t>11</w:t>
-      </w:r>
-    </w:p>
-    <w:p>
-      <w:pPr>
-        <w:ind w:firstLine="708"/>
-      </w:pPr>
-      <w:r>
-        <w:t xml:space="preserve">На Рисунке </w:t>
-      </w:r>
-      <w:r>
-        <w:t>24</w:t>
-      </w:r>
-      <w:r>
-        <w:t xml:space="preserve"> представлена блок-диаграмма программы в состоянии </w:t>
-      </w:r>
-      <w:r>
-        <w:t>№11</w:t>
-      </w:r>
-      <w:r>
-        <w:t>.</w:t>
-      </w:r>
-    </w:p>
-    <w:p>
-      <w:pPr>
-        <w:keepNext/>
-        <w:jc w:val="center"/>
-      </w:pPr>
-      <w:r>
         <w:drawing>
           <wp:inline distT="0" distB="0" distL="0" distR="0" wp14:anchorId="250AD229" wp14:editId="6E4ADA5C">
             <wp:extent cx="2651760" cy="2116209"/>
@@ -3051,55 +3037,23 @@
       <w:r>
         <w:t xml:space="preserve">Рисунок </w:t>
       </w:r>
-      <w:r>
-        <w:fldChar w:fldCharType="begin"/>
-      </w:r>
-      <w:r>
-        <w:instrText xml:space="preserve"> SEQ Рисунок \* ARABIC </w:instrText>
-      </w:r>
-      <w:r>
-        <w:fldChar w:fldCharType="separate"/>
-      </w:r>
-      <w:r>
-        <w:rPr>
-          <w:noProof/>
-        </w:rPr>
-        <w:t>25</w:t>
-      </w:r>
-      <w:r>
-        <w:fldChar w:fldCharType="end"/>
-      </w:r>
-      <w:r>
-        <w:t xml:space="preserve"> - </w:t>
-      </w:r>
-      <w:r>
-        <w:t>Блок-диаграмма программы в состоянии</w:t>
-      </w:r>
-      <w:r>
-        <w:t xml:space="preserve"> завершении работы</w:t>
-      </w:r>
-    </w:p>
-    <w:p>
-      <w:r>
+      <w:fldSimple w:instr=" SEQ Рисунок \* ARABIC ">
+        <w:r>
+          <w:rPr>
+            <w:noProof/>
+          </w:rPr>
+          <w:t>25</w:t>
+        </w:r>
+      </w:fldSimple>
+      <w:r>
+        <w:t xml:space="preserve"> - Блок-диаграмма программы в состоянии завершении работы</w:t>
+      </w:r>
+    </w:p>
+    <w:p>
+      <w:r>
+        <w:lastRenderedPageBreak/>
         <w:tab/>
-      </w:r>
-      <w:r>
-        <w:t xml:space="preserve">На Рисунке </w:t>
-      </w:r>
-      <w:r>
-        <w:t>23</w:t>
-      </w:r>
-      <w:r>
-        <w:t xml:space="preserve"> представлена блок-диаграмма программы в состоянии №</w:t>
-      </w:r>
-      <w:r>
-        <w:t>12</w:t>
-      </w:r>
-      <w:r>
-        <w:t>.</w:t>
-      </w:r>
-      <w:r>
-        <w:t xml:space="preserve"> Это состояние завершения работы, </w:t>
+        <w:t xml:space="preserve">На Рисунке 23 представлена блок-диаграмма программы в состоянии №12. Это состояние завершения работы, </w:t>
       </w:r>
       <w:r>
         <w:t>в случае если запуск программы будет запущен не в режиме бесконечного повторения.</w:t>
@@ -3109,20 +3063,18 @@
       <w:pPr>
         <w:pStyle w:val="1"/>
       </w:pPr>
-      <w:r>
-        <w:lastRenderedPageBreak/>
+      <w:bookmarkStart w:id="5" w:name="_Toc206819330"/>
+      <w:r>
         <w:t>Вывод</w:t>
       </w:r>
+      <w:bookmarkEnd w:id="5"/>
     </w:p>
     <w:p>
       <w:pPr>
         <w:ind w:firstLine="708"/>
       </w:pPr>
       <w:r>
-        <w:t xml:space="preserve">В ходе выполнения практической работы в </w:t>
-      </w:r>
-      <w:r>
-        <w:t xml:space="preserve">пакете прикладных программ </w:t>
+        <w:t xml:space="preserve">В ходе выполнения практической работы в пакете прикладных программ </w:t>
       </w:r>
       <w:r>
         <w:rPr>
@@ -3164,37 +3116,27 @@
         <w:t xml:space="preserve"> </w:t>
       </w:r>
       <w:r>
-        <w:t>был создан</w:t>
-      </w:r>
-      <w:r>
-        <w:t xml:space="preserve"> виртуальный прибор, моделирующий</w:t>
-      </w:r>
-      <w:r>
-        <w:t xml:space="preserve"> работу </w:t>
+        <w:t xml:space="preserve">был создан виртуальный прибор, моделирующий работу </w:t>
       </w:r>
       <w:r>
         <w:rPr>
           <w:sz w:val="26"/>
           <w:szCs w:val="26"/>
         </w:rPr>
-        <w:t>автомобильного светофора с числовой индикацией</w:t>
-      </w:r>
-      <w:r>
-        <w:rPr>
-          <w:sz w:val="26"/>
-          <w:szCs w:val="26"/>
-        </w:rPr>
-        <w:t>. Были освоены навыки работы с</w:t>
+        <w:t>автомобильного светофора с числовой индикацией. Были освоены навыки работы с</w:t>
       </w:r>
       <w:r>
         <w:t xml:space="preserve"> локальными и глобальными переменными, а также структурой последовательного вычислительного процесса внутри системы, адаптированной под потоковые вычисления.</w:t>
       </w:r>
     </w:p>
     <w:sectPr>
+      <w:footerReference w:type="default" r:id="rId32"/>
       <w:pgSz w:w="11906" w:h="16838"/>
       <w:pgMar w:top="1134" w:right="850" w:bottom="1134" w:left="1701" w:header="708" w:footer="708" w:gutter="0"/>
+      <w:pgNumType w:start="0"/>
       <w:cols w:space="708"/>
-      <w:docGrid w:linePitch="360"/>
+      <w:titlePg/>
+      <w:docGrid w:linePitch="381"/>
     </w:sectPr>
   </w:body>
 </w:document>
@@ -3223,6 +3165,48 @@
     </w:p>
   </w:endnote>
 </w:endnotes>
+</file>
+
+<file path=word/footer1.xml><?xml version="1.0" encoding="utf-8"?>
+<w:ftr xmlns:wpc="http://schemas.microsoft.com/office/word/2010/wordprocessingCanvas" xmlns:cx="http://schemas.microsoft.com/office/drawing/2014/chartex" xmlns:cx1="http://schemas.microsoft.com/office/drawing/2015/9/8/chartex" xmlns:cx2="http://schemas.microsoft.com/office/drawing/2015/10/21/chartex" xmlns:cx3="http://schemas.microsoft.com/office/drawing/2016/5/9/chartex" xmlns:cx4="http://schemas.microsoft.com/office/drawing/2016/5/10/chartex" xmlns:cx5="http://schemas.microsoft.com/office/drawing/2016/5/11/chartex" xmlns:cx6="http://schemas.microsoft.com/office/drawing/2016/5/12/chartex" xmlns:cx7="http://schemas.microsoft.com/office/drawing/2016/5/13/chartex" xmlns:cx8="http://schemas.microsoft.com/office/drawing/2016/5/14/chartex" xmlns:mc="http://schemas.openxmlformats.org/markup-compatibility/2006" xmlns:aink="http://schemas.microsoft.com/office/drawing/2016/ink" xmlns:am3d="http://schemas.microsoft.com/office/drawing/2017/model3d" xmlns:o="urn:schemas-microsoft-com:office:office" xmlns:r="http://schemas.openxmlformats.org/officeDocument/2006/relationships" xmlns:m="http://schemas.openxmlformats.org/officeDocument/2006/math" xmlns:v="urn:schemas-microsoft-com:vml" xmlns:wp14="http://schemas.microsoft.com/office/word/2010/wordprocessingDrawing" xmlns:wp="http://schemas.openxmlformats.org/drawingml/2006/wordprocessingDrawing" xmlns:w10="urn:schemas-microsoft-com:office:word" xmlns:w="http://schemas.openxmlformats.org/wordprocessingml/2006/main" xmlns:w14="http://schemas.microsoft.com/office/word/2010/wordml" xmlns:w15="http://schemas.microsoft.com/office/word/2012/wordml" xmlns:w16cex="http://schemas.microsoft.com/office/word/2018/wordml/cex" xmlns:w16cid="http://schemas.microsoft.com/office/word/2016/wordml/cid" xmlns:w16="http://schemas.microsoft.com/office/word/2018/wordml" xmlns:w16se="http://schemas.microsoft.com/office/word/2015/wordml/symex" xmlns:wpg="http://schemas.microsoft.com/office/word/2010/wordprocessingGroup" xmlns:wpi="http://schemas.microsoft.com/office/word/2010/wordprocessingInk" xmlns:wne="http://schemas.microsoft.com/office/word/2006/wordml" xmlns:wps="http://schemas.microsoft.com/office/word/2010/wordprocessingShape" mc:Ignorable="w14 w15 w16se w16cid w16 w16cex wp14">
+  <w:sdt>
+    <w:sdtPr>
+      <w:id w:val="-282572739"/>
+      <w:docPartObj>
+        <w:docPartGallery w:val="Page Numbers (Bottom of Page)"/>
+        <w:docPartUnique/>
+      </w:docPartObj>
+    </w:sdtPr>
+    <w:sdtContent>
+      <w:p>
+        <w:pPr>
+          <w:pStyle w:val="a6"/>
+          <w:jc w:val="right"/>
+        </w:pPr>
+        <w:r>
+          <w:fldChar w:fldCharType="begin"/>
+        </w:r>
+        <w:r>
+          <w:instrText>PAGE   \* MERGEFORMAT</w:instrText>
+        </w:r>
+        <w:r>
+          <w:fldChar w:fldCharType="separate"/>
+        </w:r>
+        <w:r>
+          <w:t>2</w:t>
+        </w:r>
+        <w:r>
+          <w:fldChar w:fldCharType="end"/>
+        </w:r>
+      </w:p>
+    </w:sdtContent>
+  </w:sdt>
+  <w:p>
+    <w:pPr>
+      <w:pStyle w:val="a6"/>
+    </w:pPr>
+  </w:p>
+</w:ftr>
 </file>
 
 <file path=word/footnotes.xml><?xml version="1.0" encoding="utf-8"?>

--- a/20250822 Отчет4 Блынский.docx
+++ b/20250822 Отчет4 Блынский.docx
@@ -1,6 +1,6 @@
 
 <file path=word/document.xml><?xml version="1.0" encoding="utf-8"?>
-<w:document xmlns:wpc="http://schemas.microsoft.com/office/word/2010/wordprocessingCanvas" xmlns:cx="http://schemas.microsoft.com/office/drawing/2014/chartex" xmlns:cx1="http://schemas.microsoft.com/office/drawing/2015/9/8/chartex" xmlns:cx2="http://schemas.microsoft.com/office/drawing/2015/10/21/chartex" xmlns:cx3="http://schemas.microsoft.com/office/drawing/2016/5/9/chartex" xmlns:cx4="http://schemas.microsoft.com/office/drawing/2016/5/10/chartex" xmlns:cx5="http://schemas.microsoft.com/office/drawing/2016/5/11/chartex" xmlns:cx6="http://schemas.microsoft.com/office/drawing/2016/5/12/chartex" xmlns:cx7="http://schemas.microsoft.com/office/drawing/2016/5/13/chartex" xmlns:cx8="http://schemas.microsoft.com/office/drawing/2016/5/14/chartex" xmlns:mc="http://schemas.openxmlformats.org/markup-compatibility/2006" xmlns:aink="http://schemas.microsoft.com/office/drawing/2016/ink" xmlns:am3d="http://schemas.microsoft.com/office/drawing/2017/model3d" xmlns:o="urn:schemas-microsoft-com:office:office" xmlns:r="http://schemas.openxmlformats.org/officeDocument/2006/relationships" xmlns:m="http://schemas.openxmlformats.org/officeDocument/2006/math" xmlns:v="urn:schemas-microsoft-com:vml" xmlns:wp14="http://schemas.microsoft.com/office/word/2010/wordprocessingDrawing" xmlns:wp="http://schemas.openxmlformats.org/drawingml/2006/wordprocessingDrawing" xmlns:w10="urn:schemas-microsoft-com:office:word" xmlns:w="http://schemas.openxmlformats.org/wordprocessingml/2006/main" xmlns:w14="http://schemas.microsoft.com/office/word/2010/wordml" xmlns:w15="http://schemas.microsoft.com/office/word/2012/wordml" xmlns:w16cex="http://schemas.microsoft.com/office/word/2018/wordml/cex" xmlns:w16cid="http://schemas.microsoft.com/office/word/2016/wordml/cid" xmlns:w16="http://schemas.microsoft.com/office/word/2018/wordml" xmlns:w16se="http://schemas.microsoft.com/office/word/2015/wordml/symex" xmlns:wpg="http://schemas.microsoft.com/office/word/2010/wordprocessingGroup" xmlns:wpi="http://schemas.microsoft.com/office/word/2010/wordprocessingInk" xmlns:wne="http://schemas.microsoft.com/office/word/2006/wordml" xmlns:wps="http://schemas.microsoft.com/office/word/2010/wordprocessingShape" mc:Ignorable="w14 w15 w16se w16cid w16 w16cex wp14">
+<w:document xmlns:wpc="http://schemas.microsoft.com/office/word/2010/wordprocessingCanvas" xmlns:cx="http://schemas.microsoft.com/office/drawing/2014/chartex" xmlns:cx1="http://schemas.microsoft.com/office/drawing/2015/9/8/chartex" xmlns:mc="http://schemas.openxmlformats.org/markup-compatibility/2006" xmlns:o="urn:schemas-microsoft-com:office:office" xmlns:r="http://schemas.openxmlformats.org/officeDocument/2006/relationships" xmlns:m="http://schemas.openxmlformats.org/officeDocument/2006/math" xmlns:v="urn:schemas-microsoft-com:vml" xmlns:wp14="http://schemas.microsoft.com/office/word/2010/wordprocessingDrawing" xmlns:wp="http://schemas.openxmlformats.org/drawingml/2006/wordprocessingDrawing" xmlns:w10="urn:schemas-microsoft-com:office:word" xmlns:w="http://schemas.openxmlformats.org/wordprocessingml/2006/main" xmlns:w14="http://schemas.microsoft.com/office/word/2010/wordml" xmlns:w15="http://schemas.microsoft.com/office/word/2012/wordml" xmlns:w16se="http://schemas.microsoft.com/office/word/2015/wordml/symex" xmlns:wpg="http://schemas.microsoft.com/office/word/2010/wordprocessingGroup" xmlns:wpi="http://schemas.microsoft.com/office/word/2010/wordprocessingInk" xmlns:wne="http://schemas.microsoft.com/office/word/2006/wordml" xmlns:wps="http://schemas.microsoft.com/office/word/2010/wordprocessingShape" mc:Ignorable="w14 w15 w16se wp14">
   <w:body>
     <w:p>
       <w:pPr>
@@ -424,6 +424,13 @@
     </w:p>
     <w:sdt>
       <w:sdtPr>
+        <w:rPr>
+          <w:rFonts w:eastAsiaTheme="minorHAnsi" w:cstheme="minorBidi"/>
+          <w:b w:val="0"/>
+          <w:color w:val="auto"/>
+          <w:szCs w:val="22"/>
+          <w:lang w:eastAsia="en-US"/>
+        </w:rPr>
         <w:id w:val="276219589"/>
         <w:docPartObj>
           <w:docPartGallery w:val="Table of Contents"/>
@@ -432,11 +439,7 @@
       </w:sdtPr>
       <w:sdtEndPr>
         <w:rPr>
-          <w:rFonts w:eastAsiaTheme="minorHAnsi" w:cstheme="minorBidi"/>
           <w:bCs/>
-          <w:color w:val="auto"/>
-          <w:szCs w:val="22"/>
-          <w:lang w:eastAsia="en-US"/>
         </w:rPr>
       </w:sdtEndPr>
       <w:sdtContent>
@@ -445,12 +448,7 @@
             <w:pStyle w:val="ae"/>
           </w:pPr>
           <w:r>
-            <w:t>Оглавл</w:t>
-          </w:r>
-          <w:bookmarkStart w:id="0" w:name="_GoBack"/>
-          <w:bookmarkEnd w:id="0"/>
-          <w:r>
-            <w:t>ение</w:t>
+            <w:t>Оглавление</w:t>
           </w:r>
         </w:p>
         <w:p>
@@ -974,42 +972,53 @@
         <w:br w:type="page"/>
       </w:r>
     </w:p>
-    <w:p/>
     <w:p>
       <w:pPr>
         <w:pStyle w:val="1"/>
-      </w:pPr>
-      <w:bookmarkStart w:id="1" w:name="_Toc206819326"/>
-      <w:r>
+        <w:spacing w:before="0"/>
+      </w:pPr>
+      <w:bookmarkStart w:id="0" w:name="_Toc206819326"/>
+      <w:r>
+        <w:lastRenderedPageBreak/>
         <w:t>Цель работы</w:t>
       </w:r>
+      <w:bookmarkEnd w:id="0"/>
+    </w:p>
+    <w:p>
+      <w:pPr>
+        <w:spacing w:after="0" w:line="360" w:lineRule="auto"/>
+        <w:ind w:firstLine="708"/>
+        <w:jc w:val="both"/>
+      </w:pPr>
+      <w:r>
+        <w:t>Освоение навыков работы с локальными и глобальными переменными, а также структурой последовательного вычислительного процесса внутри системы, адаптированной под потоковые вычисления.</w:t>
+      </w:r>
+    </w:p>
+    <w:p>
+      <w:pPr>
+        <w:spacing w:after="0" w:line="360" w:lineRule="auto"/>
+        <w:ind w:firstLine="708"/>
+        <w:jc w:val="both"/>
+      </w:pPr>
+    </w:p>
+    <w:p>
+      <w:pPr>
+        <w:pStyle w:val="1"/>
+        <w:spacing w:before="0"/>
+      </w:pPr>
+      <w:bookmarkStart w:id="1" w:name="_Toc206819327"/>
+      <w:r>
+        <w:t>Задание</w:t>
+      </w:r>
       <w:bookmarkEnd w:id="1"/>
-    </w:p>
-    <w:p>
-      <w:pPr>
-        <w:spacing w:line="360" w:lineRule="auto"/>
-        <w:ind w:firstLine="708"/>
-      </w:pPr>
-      <w:r>
-        <w:t>Освоение навыков работы с локальными и глобальными переменными, а также структурой последовательного вычислительного процесса внутри системы, адаптированной под потоковые вычисления.</w:t>
-      </w:r>
-    </w:p>
-    <w:p>
-      <w:pPr>
-        <w:pStyle w:val="1"/>
-      </w:pPr>
-      <w:bookmarkStart w:id="2" w:name="_Toc206819327"/>
-      <w:r>
-        <w:t>Задание</w:t>
-      </w:r>
-      <w:bookmarkEnd w:id="2"/>
     </w:p>
     <w:p>
       <w:pPr>
         <w:tabs>
           <w:tab w:val="left" w:pos="0"/>
         </w:tabs>
-        <w:spacing w:line="360" w:lineRule="auto"/>
+        <w:spacing w:after="0" w:line="360" w:lineRule="auto"/>
+        <w:jc w:val="both"/>
         <w:rPr>
           <w:sz w:val="26"/>
           <w:szCs w:val="26"/>
@@ -1071,13 +1080,27 @@
     </w:p>
     <w:p>
       <w:pPr>
+        <w:tabs>
+          <w:tab w:val="left" w:pos="0"/>
+        </w:tabs>
+        <w:spacing w:after="0" w:line="360" w:lineRule="auto"/>
+        <w:jc w:val="both"/>
+        <w:rPr>
+          <w:sz w:val="26"/>
+          <w:szCs w:val="26"/>
+        </w:rPr>
+      </w:pPr>
+    </w:p>
+    <w:p>
+      <w:pPr>
         <w:pStyle w:val="1"/>
-      </w:pPr>
-      <w:bookmarkStart w:id="3" w:name="_Toc206819328"/>
+        <w:spacing w:before="0"/>
+      </w:pPr>
+      <w:bookmarkStart w:id="2" w:name="_Toc206819328"/>
       <w:r>
         <w:t>Блок схема</w:t>
       </w:r>
-      <w:bookmarkEnd w:id="3"/>
+      <w:bookmarkEnd w:id="2"/>
       <w:r>
         <w:t xml:space="preserve"> </w:t>
       </w:r>
@@ -1085,11 +1108,13 @@
     <w:p>
       <w:pPr>
         <w:keepNext/>
-        <w:jc w:val="center"/>
-      </w:pPr>
-      <w:r>
-        <w:rPr>
-          <w:noProof/>
+        <w:spacing w:after="0" w:line="360" w:lineRule="auto"/>
+        <w:jc w:val="center"/>
+      </w:pPr>
+      <w:r>
+        <w:rPr>
+          <w:noProof/>
+          <w:lang w:eastAsia="ru-RU"/>
         </w:rPr>
         <w:drawing>
           <wp:inline distT="0" distB="0" distL="0" distR="0" wp14:anchorId="3C9A3FDC" wp14:editId="01C96257">
@@ -1131,26 +1156,48 @@
     <w:p>
       <w:pPr>
         <w:pStyle w:val="a3"/>
+        <w:spacing w:after="0" w:line="360" w:lineRule="auto"/>
         <w:jc w:val="center"/>
       </w:pPr>
       <w:r>
         <w:t xml:space="preserve">Рисунок </w:t>
       </w:r>
-      <w:fldSimple w:instr=" SEQ Рисунок \* ARABIC ">
-        <w:r>
-          <w:rPr>
-            <w:noProof/>
-          </w:rPr>
-          <w:t>1</w:t>
-        </w:r>
-      </w:fldSimple>
+      <w:r>
+        <w:fldChar w:fldCharType="begin"/>
+      </w:r>
+      <w:r>
+        <w:instrText xml:space="preserve"> SEQ Рисунок \* ARABIC </w:instrText>
+      </w:r>
+      <w:r>
+        <w:fldChar w:fldCharType="separate"/>
+      </w:r>
+      <w:r>
+        <w:rPr>
+          <w:noProof/>
+        </w:rPr>
+        <w:t>1</w:t>
+      </w:r>
+      <w:r>
+        <w:rPr>
+          <w:noProof/>
+        </w:rPr>
+        <w:fldChar w:fldCharType="end"/>
+      </w:r>
       <w:r>
         <w:t xml:space="preserve"> – Блок-схема программы, реализующей автомобильный светофор </w:t>
       </w:r>
     </w:p>
     <w:p>
       <w:pPr>
-        <w:spacing w:line="360" w:lineRule="auto"/>
+        <w:spacing w:after="0" w:line="360" w:lineRule="auto"/>
+        <w:jc w:val="both"/>
+      </w:pPr>
+    </w:p>
+    <w:p>
+      <w:pPr>
+        <w:spacing w:after="0" w:line="360" w:lineRule="auto"/>
+        <w:ind w:firstLine="708"/>
+        <w:jc w:val="both"/>
         <w:rPr>
           <w:sz w:val="26"/>
           <w:szCs w:val="26"/>
@@ -1158,8 +1205,13 @@
       </w:pPr>
       <w:r>
         <w:lastRenderedPageBreak/>
-        <w:tab/>
-        <w:t xml:space="preserve">На Рисунке 1 представлена блок-диаграмма алгоритма работы виртуального прибора </w:t>
+        <w:t>На Рисунке 1 представлена блок-диаграмма алгоритма работы виртуального прибора</w:t>
+      </w:r>
+      <w:r>
+        <w:t>,</w:t>
+      </w:r>
+      <w:r>
+        <w:t xml:space="preserve"> </w:t>
       </w:r>
       <w:r>
         <w:rPr>
@@ -1171,34 +1223,32 @@
     </w:p>
     <w:p>
       <w:pPr>
+        <w:spacing w:after="0" w:line="360" w:lineRule="auto"/>
+        <w:rPr>
+          <w:sz w:val="26"/>
+          <w:szCs w:val="26"/>
+        </w:rPr>
+      </w:pPr>
+    </w:p>
+    <w:p>
+      <w:pPr>
         <w:pStyle w:val="1"/>
-        <w:rPr>
-          <w:i/>
-        </w:rPr>
-      </w:pPr>
-      <w:bookmarkStart w:id="4" w:name="_Toc206819329"/>
-      <w:r>
-        <w:t xml:space="preserve">Решение задачи в пакете прикладных программ </w:t>
-      </w:r>
-      <w:r>
+        <w:spacing w:before="0"/>
         <w:rPr>
           <w:i/>
           <w:lang w:val="en-US"/>
         </w:rPr>
-        <w:t>National</w:t>
-      </w:r>
-      <w:r>
-        <w:rPr>
-          <w:i/>
-        </w:rPr>
-        <w:t xml:space="preserve"> </w:t>
+      </w:pPr>
+      <w:bookmarkStart w:id="3" w:name="_Toc206819329"/>
+      <w:r>
+        <w:t xml:space="preserve">Решение задачи в пакете прикладных программ </w:t>
       </w:r>
       <w:r>
         <w:rPr>
           <w:i/>
           <w:lang w:val="en-US"/>
         </w:rPr>
-        <w:t>Instruments</w:t>
+        <w:t>National</w:t>
       </w:r>
       <w:r>
         <w:rPr>
@@ -1211,19 +1261,43 @@
           <w:i/>
           <w:lang w:val="en-US"/>
         </w:rPr>
+        <w:t>Instruments</w:t>
+      </w:r>
+      <w:r>
+        <w:rPr>
+          <w:i/>
+        </w:rPr>
+        <w:t xml:space="preserve"> </w:t>
+      </w:r>
+      <w:proofErr w:type="spellStart"/>
+      <w:r>
+        <w:rPr>
+          <w:i/>
+          <w:lang w:val="en-US"/>
+        </w:rPr>
         <w:t>LabView</w:t>
       </w:r>
-      <w:bookmarkEnd w:id="4"/>
+      <w:bookmarkEnd w:id="3"/>
+      <w:proofErr w:type="spellEnd"/>
+    </w:p>
+    <w:p>
+      <w:pPr>
+        <w:spacing w:after="0" w:line="360" w:lineRule="auto"/>
+        <w:rPr>
+          <w:lang w:val="en-US"/>
+        </w:rPr>
+      </w:pPr>
     </w:p>
     <w:p>
       <w:pPr>
         <w:keepNext/>
-        <w:jc w:val="center"/>
-      </w:pPr>
-      <w:r>
-        <w:rPr>
-          <w:noProof/>
-          <w:lang w:val="en-US"/>
+        <w:spacing w:after="0" w:line="360" w:lineRule="auto"/>
+        <w:jc w:val="center"/>
+      </w:pPr>
+      <w:r>
+        <w:rPr>
+          <w:noProof/>
+          <w:lang w:eastAsia="ru-RU"/>
         </w:rPr>
         <w:drawing>
           <wp:inline distT="0" distB="0" distL="0" distR="0" wp14:anchorId="261662BA" wp14:editId="66E69390">
@@ -1265,29 +1339,52 @@
     <w:p>
       <w:pPr>
         <w:pStyle w:val="a3"/>
+        <w:spacing w:after="0" w:line="360" w:lineRule="auto"/>
         <w:jc w:val="center"/>
       </w:pPr>
       <w:r>
         <w:t xml:space="preserve">Рисунок </w:t>
       </w:r>
-      <w:fldSimple w:instr=" SEQ Рисунок \* ARABIC ">
-        <w:r>
-          <w:rPr>
-            <w:noProof/>
-          </w:rPr>
-          <w:t>2</w:t>
-        </w:r>
-      </w:fldSimple>
+      <w:r>
+        <w:fldChar w:fldCharType="begin"/>
+      </w:r>
+      <w:r>
+        <w:instrText xml:space="preserve"> SEQ Рисунок \* ARABIC </w:instrText>
+      </w:r>
+      <w:r>
+        <w:fldChar w:fldCharType="separate"/>
+      </w:r>
+      <w:r>
+        <w:rPr>
+          <w:noProof/>
+        </w:rPr>
+        <w:t>2</w:t>
+      </w:r>
+      <w:r>
+        <w:rPr>
+          <w:noProof/>
+        </w:rPr>
+        <w:fldChar w:fldCharType="end"/>
+      </w:r>
       <w:r>
         <w:t xml:space="preserve"> – Интерфейс программы до начала ее работы</w:t>
       </w:r>
     </w:p>
     <w:p>
       <w:pPr>
-        <w:spacing w:line="360" w:lineRule="auto"/>
+        <w:spacing w:after="0" w:line="360" w:lineRule="auto"/>
       </w:pPr>
       <w:r>
         <w:tab/>
+      </w:r>
+    </w:p>
+    <w:p>
+      <w:pPr>
+        <w:spacing w:after="0" w:line="360" w:lineRule="auto"/>
+        <w:ind w:firstLine="708"/>
+        <w:jc w:val="both"/>
+      </w:pPr>
+      <w:r>
         <w:t xml:space="preserve">На Рисунке 2 представлен интерфейс программы в её начальном </w:t>
       </w:r>
       <w:r>
@@ -1300,11 +1397,13 @@
     <w:p>
       <w:pPr>
         <w:keepNext/>
-        <w:jc w:val="center"/>
-      </w:pPr>
-      <w:r>
-        <w:rPr>
-          <w:noProof/>
+        <w:spacing w:after="0" w:line="360" w:lineRule="auto"/>
+        <w:jc w:val="center"/>
+      </w:pPr>
+      <w:r>
+        <w:rPr>
+          <w:noProof/>
+          <w:lang w:eastAsia="ru-RU"/>
         </w:rPr>
         <w:drawing>
           <wp:inline distT="0" distB="0" distL="0" distR="0" wp14:anchorId="3E7E5260" wp14:editId="5D116C09">
@@ -1346,19 +1445,33 @@
     <w:p>
       <w:pPr>
         <w:pStyle w:val="a3"/>
+        <w:spacing w:after="0" w:line="360" w:lineRule="auto"/>
         <w:jc w:val="center"/>
       </w:pPr>
       <w:r>
         <w:t xml:space="preserve">Рисунок </w:t>
       </w:r>
-      <w:fldSimple w:instr=" SEQ Рисунок \* ARABIC ">
-        <w:r>
-          <w:rPr>
-            <w:noProof/>
-          </w:rPr>
-          <w:t>3</w:t>
-        </w:r>
-      </w:fldSimple>
+      <w:r>
+        <w:fldChar w:fldCharType="begin"/>
+      </w:r>
+      <w:r>
+        <w:instrText xml:space="preserve"> SEQ Рисунок \* ARABIC </w:instrText>
+      </w:r>
+      <w:r>
+        <w:fldChar w:fldCharType="separate"/>
+      </w:r>
+      <w:r>
+        <w:rPr>
+          <w:noProof/>
+        </w:rPr>
+        <w:t>3</w:t>
+      </w:r>
+      <w:r>
+        <w:rPr>
+          <w:noProof/>
+        </w:rPr>
+        <w:fldChar w:fldCharType="end"/>
+      </w:r>
       <w:r>
         <w:t xml:space="preserve"> – Светофор в состоянии №1</w:t>
       </w:r>
@@ -1366,12 +1479,21 @@
     <w:p>
       <w:pPr>
         <w:pStyle w:val="a3"/>
-        <w:spacing w:line="360" w:lineRule="auto"/>
+        <w:spacing w:after="0" w:line="360" w:lineRule="auto"/>
       </w:pPr>
       <w:r>
         <w:tab/>
       </w:r>
-      <w:r>
+    </w:p>
+    <w:p>
+      <w:pPr>
+        <w:pStyle w:val="a3"/>
+        <w:spacing w:after="0" w:line="360" w:lineRule="auto"/>
+        <w:ind w:firstLine="708"/>
+        <w:jc w:val="both"/>
+      </w:pPr>
+      <w:r>
+        <w:lastRenderedPageBreak/>
         <w:t>На Рисунке 3 представлен момент работы программы в состоянии №1. Во время состояний №1, №2, №3, №4, №5 будет</w:t>
       </w:r>
       <w:r>
@@ -1384,19 +1506,25 @@
         <w:t>Продолжительность каждого из этих сигналов составляет 1000 миллисекунд</w:t>
       </w:r>
       <w:r>
-        <w:br w:type="page"/>
-      </w:r>
+        <w:t>.</w:t>
+      </w:r>
+    </w:p>
+    <w:p>
+      <w:pPr>
+        <w:spacing w:after="0" w:line="360" w:lineRule="auto"/>
+      </w:pPr>
     </w:p>
     <w:p>
       <w:pPr>
         <w:keepNext/>
-        <w:jc w:val="center"/>
-      </w:pPr>
-      <w:r>
-        <w:rPr>
-          <w:noProof/>
-        </w:rPr>
-        <w:lastRenderedPageBreak/>
+        <w:spacing w:after="0" w:line="360" w:lineRule="auto"/>
+        <w:jc w:val="center"/>
+      </w:pPr>
+      <w:r>
+        <w:rPr>
+          <w:noProof/>
+          <w:lang w:eastAsia="ru-RU"/>
+        </w:rPr>
         <w:drawing>
           <wp:inline distT="0" distB="0" distL="0" distR="0" wp14:anchorId="489E7A62" wp14:editId="15BBB523">
             <wp:extent cx="2735580" cy="2136359"/>
@@ -1437,19 +1565,33 @@
     <w:p>
       <w:pPr>
         <w:pStyle w:val="a3"/>
+        <w:spacing w:after="0" w:line="360" w:lineRule="auto"/>
         <w:jc w:val="center"/>
       </w:pPr>
       <w:r>
         <w:t xml:space="preserve">Рисунок </w:t>
       </w:r>
-      <w:fldSimple w:instr=" SEQ Рисунок \* ARABIC ">
-        <w:r>
-          <w:rPr>
-            <w:noProof/>
-          </w:rPr>
-          <w:t>4</w:t>
-        </w:r>
-      </w:fldSimple>
+      <w:r>
+        <w:fldChar w:fldCharType="begin"/>
+      </w:r>
+      <w:r>
+        <w:instrText xml:space="preserve"> SEQ Рисунок \* ARABIC </w:instrText>
+      </w:r>
+      <w:r>
+        <w:fldChar w:fldCharType="separate"/>
+      </w:r>
+      <w:r>
+        <w:rPr>
+          <w:noProof/>
+        </w:rPr>
+        <w:t>4</w:t>
+      </w:r>
+      <w:r>
+        <w:rPr>
+          <w:noProof/>
+        </w:rPr>
+        <w:fldChar w:fldCharType="end"/>
+      </w:r>
       <w:r>
         <w:t xml:space="preserve"> – Светофор в состоянии №2</w:t>
       </w:r>
@@ -1457,22 +1599,33 @@
     <w:p>
       <w:pPr>
         <w:pStyle w:val="a3"/>
+        <w:spacing w:after="0" w:line="360" w:lineRule="auto"/>
       </w:pPr>
       <w:r>
         <w:tab/>
       </w:r>
+    </w:p>
+    <w:p>
+      <w:pPr>
+        <w:pStyle w:val="a3"/>
+        <w:spacing w:after="0" w:line="360" w:lineRule="auto"/>
+        <w:ind w:firstLine="708"/>
+      </w:pPr>
       <w:r>
         <w:t>На Рисунке 4 представлен момент работы программы в состоянии №2.</w:t>
       </w:r>
     </w:p>
+    <w:p/>
     <w:p>
       <w:pPr>
         <w:keepNext/>
-        <w:jc w:val="center"/>
-      </w:pPr>
-      <w:r>
-        <w:rPr>
-          <w:noProof/>
+        <w:spacing w:after="0" w:line="360" w:lineRule="auto"/>
+        <w:jc w:val="center"/>
+      </w:pPr>
+      <w:r>
+        <w:rPr>
+          <w:noProof/>
+          <w:lang w:eastAsia="ru-RU"/>
         </w:rPr>
         <w:drawing>
           <wp:inline distT="0" distB="0" distL="0" distR="0" wp14:anchorId="45D935E8" wp14:editId="7E6771A2">
@@ -1514,24 +1667,46 @@
     <w:p>
       <w:pPr>
         <w:pStyle w:val="a3"/>
+        <w:spacing w:after="0" w:line="360" w:lineRule="auto"/>
         <w:jc w:val="center"/>
       </w:pPr>
       <w:r>
         <w:t xml:space="preserve">Рисунок </w:t>
       </w:r>
-      <w:fldSimple w:instr=" SEQ Рисунок \* ARABIC ">
-        <w:r>
-          <w:rPr>
-            <w:noProof/>
-          </w:rPr>
-          <w:t>5</w:t>
-        </w:r>
-      </w:fldSimple>
+      <w:r>
+        <w:fldChar w:fldCharType="begin"/>
+      </w:r>
+      <w:r>
+        <w:instrText xml:space="preserve"> SEQ Рисунок \* ARABIC </w:instrText>
+      </w:r>
+      <w:r>
+        <w:fldChar w:fldCharType="separate"/>
+      </w:r>
+      <w:r>
+        <w:rPr>
+          <w:noProof/>
+        </w:rPr>
+        <w:t>5</w:t>
+      </w:r>
+      <w:r>
+        <w:rPr>
+          <w:noProof/>
+        </w:rPr>
+        <w:fldChar w:fldCharType="end"/>
+      </w:r>
       <w:r>
         <w:t xml:space="preserve"> – Светофор в состоянии №3</w:t>
       </w:r>
     </w:p>
     <w:p>
+      <w:pPr>
+        <w:spacing w:after="0" w:line="360" w:lineRule="auto"/>
+      </w:pPr>
+    </w:p>
+    <w:p>
+      <w:pPr>
+        <w:spacing w:after="0" w:line="360" w:lineRule="auto"/>
+      </w:pPr>
       <w:r>
         <w:tab/>
         <w:t>На Рисунке 5 представлен момент работы программы в состоянии №3.</w:t>
@@ -1539,13 +1714,21 @@
     </w:p>
     <w:p>
       <w:pPr>
+        <w:spacing w:after="0" w:line="360" w:lineRule="auto"/>
+      </w:pPr>
+    </w:p>
+    <w:p>
+      <w:pPr>
         <w:keepNext/>
-        <w:jc w:val="center"/>
-      </w:pPr>
-      <w:r>
-        <w:rPr>
-          <w:noProof/>
-        </w:rPr>
+        <w:spacing w:after="0" w:line="360" w:lineRule="auto"/>
+        <w:jc w:val="center"/>
+      </w:pPr>
+      <w:r>
+        <w:rPr>
+          <w:noProof/>
+          <w:lang w:eastAsia="ru-RU"/>
+        </w:rPr>
+        <w:lastRenderedPageBreak/>
         <w:drawing>
           <wp:inline distT="0" distB="0" distL="0" distR="0" wp14:anchorId="3F330C27" wp14:editId="730700E8">
             <wp:extent cx="2849880" cy="2419153"/>
@@ -1586,38 +1769,70 @@
     <w:p>
       <w:pPr>
         <w:pStyle w:val="a3"/>
+        <w:spacing w:after="0" w:line="360" w:lineRule="auto"/>
         <w:jc w:val="center"/>
       </w:pPr>
       <w:r>
         <w:t xml:space="preserve">Рисунок </w:t>
       </w:r>
-      <w:fldSimple w:instr=" SEQ Рисунок \* ARABIC ">
-        <w:r>
-          <w:rPr>
-            <w:noProof/>
-          </w:rPr>
-          <w:t>6</w:t>
-        </w:r>
-      </w:fldSimple>
+      <w:r>
+        <w:fldChar w:fldCharType="begin"/>
+      </w:r>
+      <w:r>
+        <w:instrText xml:space="preserve"> SEQ Рисунок \* ARABIC </w:instrText>
+      </w:r>
+      <w:r>
+        <w:fldChar w:fldCharType="separate"/>
+      </w:r>
+      <w:r>
+        <w:rPr>
+          <w:noProof/>
+        </w:rPr>
+        <w:t>6</w:t>
+      </w:r>
+      <w:r>
+        <w:rPr>
+          <w:noProof/>
+        </w:rPr>
+        <w:fldChar w:fldCharType="end"/>
+      </w:r>
       <w:r>
         <w:t xml:space="preserve"> – Светофор в состоянии №4</w:t>
       </w:r>
     </w:p>
     <w:p>
-      <w:r>
-        <w:lastRenderedPageBreak/>
+      <w:pPr>
+        <w:spacing w:after="0" w:line="360" w:lineRule="auto"/>
+      </w:pPr>
+      <w:r>
         <w:tab/>
+      </w:r>
+    </w:p>
+    <w:p>
+      <w:pPr>
+        <w:spacing w:after="0" w:line="360" w:lineRule="auto"/>
+        <w:ind w:firstLine="708"/>
+      </w:pPr>
+      <w:r>
         <w:t>На Рисунке 6 представлен момент работы программы в состоянии №4.</w:t>
       </w:r>
     </w:p>
     <w:p>
       <w:pPr>
+        <w:spacing w:after="0" w:line="360" w:lineRule="auto"/>
+        <w:ind w:firstLine="708"/>
+      </w:pPr>
+    </w:p>
+    <w:p>
+      <w:pPr>
         <w:keepNext/>
-        <w:jc w:val="center"/>
-      </w:pPr>
-      <w:r>
-        <w:rPr>
-          <w:noProof/>
+        <w:spacing w:after="0" w:line="360" w:lineRule="auto"/>
+        <w:jc w:val="center"/>
+      </w:pPr>
+      <w:r>
+        <w:rPr>
+          <w:noProof/>
+          <w:lang w:eastAsia="ru-RU"/>
         </w:rPr>
         <w:drawing>
           <wp:inline distT="0" distB="0" distL="0" distR="0" wp14:anchorId="445398C6" wp14:editId="5C0B16C7">
@@ -1659,38 +1874,72 @@
     <w:p>
       <w:pPr>
         <w:pStyle w:val="a3"/>
+        <w:spacing w:after="0" w:line="360" w:lineRule="auto"/>
         <w:jc w:val="center"/>
       </w:pPr>
       <w:r>
         <w:t xml:space="preserve">Рисунок </w:t>
       </w:r>
-      <w:fldSimple w:instr=" SEQ Рисунок \* ARABIC ">
-        <w:r>
-          <w:rPr>
-            <w:noProof/>
-          </w:rPr>
-          <w:t>7</w:t>
-        </w:r>
-      </w:fldSimple>
+      <w:r>
+        <w:fldChar w:fldCharType="begin"/>
+      </w:r>
+      <w:r>
+        <w:instrText xml:space="preserve"> SEQ Рисунок \* ARABIC </w:instrText>
+      </w:r>
+      <w:r>
+        <w:fldChar w:fldCharType="separate"/>
+      </w:r>
+      <w:r>
+        <w:rPr>
+          <w:noProof/>
+        </w:rPr>
+        <w:t>7</w:t>
+      </w:r>
+      <w:r>
+        <w:rPr>
+          <w:noProof/>
+        </w:rPr>
+        <w:fldChar w:fldCharType="end"/>
+      </w:r>
       <w:r>
         <w:t xml:space="preserve"> – Светофор в состоянии №5</w:t>
       </w:r>
     </w:p>
     <w:p>
+      <w:pPr>
+        <w:spacing w:after="0" w:line="360" w:lineRule="auto"/>
+      </w:pPr>
       <w:r>
         <w:tab/>
+      </w:r>
+    </w:p>
+    <w:p>
+      <w:pPr>
+        <w:spacing w:after="0" w:line="360" w:lineRule="auto"/>
+        <w:ind w:firstLine="708"/>
+      </w:pPr>
+      <w:r>
         <w:t>На Рисунке 7 представлен момент работы программы в состоянии №5.</w:t>
       </w:r>
     </w:p>
     <w:p>
       <w:pPr>
+        <w:spacing w:after="0" w:line="360" w:lineRule="auto"/>
+        <w:ind w:firstLine="708"/>
+      </w:pPr>
+    </w:p>
+    <w:p>
+      <w:pPr>
         <w:keepNext/>
-        <w:jc w:val="center"/>
-      </w:pPr>
-      <w:r>
-        <w:rPr>
-          <w:noProof/>
-        </w:rPr>
+        <w:spacing w:after="0" w:line="360" w:lineRule="auto"/>
+        <w:jc w:val="center"/>
+      </w:pPr>
+      <w:r>
+        <w:rPr>
+          <w:noProof/>
+          <w:lang w:eastAsia="ru-RU"/>
+        </w:rPr>
+        <w:lastRenderedPageBreak/>
         <w:drawing>
           <wp:inline distT="0" distB="0" distL="0" distR="0" wp14:anchorId="140242E4" wp14:editId="198D6035">
             <wp:extent cx="3080853" cy="2619375"/>
@@ -1731,29 +1980,52 @@
     <w:p>
       <w:pPr>
         <w:pStyle w:val="a3"/>
+        <w:spacing w:after="0" w:line="360" w:lineRule="auto"/>
         <w:jc w:val="center"/>
       </w:pPr>
       <w:r>
         <w:t xml:space="preserve">Рисунок </w:t>
       </w:r>
-      <w:fldSimple w:instr=" SEQ Рисунок \* ARABIC ">
-        <w:r>
-          <w:rPr>
-            <w:noProof/>
-          </w:rPr>
-          <w:t>8</w:t>
-        </w:r>
-      </w:fldSimple>
+      <w:r>
+        <w:fldChar w:fldCharType="begin"/>
+      </w:r>
+      <w:r>
+        <w:instrText xml:space="preserve"> SEQ Рисунок \* ARABIC </w:instrText>
+      </w:r>
+      <w:r>
+        <w:fldChar w:fldCharType="separate"/>
+      </w:r>
+      <w:r>
+        <w:rPr>
+          <w:noProof/>
+        </w:rPr>
+        <w:t>8</w:t>
+      </w:r>
+      <w:r>
+        <w:rPr>
+          <w:noProof/>
+        </w:rPr>
+        <w:fldChar w:fldCharType="end"/>
+      </w:r>
       <w:r>
         <w:t xml:space="preserve"> – Светофор в состоянии №6</w:t>
       </w:r>
     </w:p>
     <w:p>
       <w:pPr>
-        <w:spacing w:line="360" w:lineRule="auto"/>
+        <w:spacing w:after="0" w:line="360" w:lineRule="auto"/>
       </w:pPr>
       <w:r>
         <w:tab/>
+      </w:r>
+    </w:p>
+    <w:p>
+      <w:pPr>
+        <w:spacing w:after="0" w:line="360" w:lineRule="auto"/>
+        <w:ind w:firstLine="708"/>
+        <w:jc w:val="both"/>
+      </w:pPr>
+      <w:r>
         <w:t xml:space="preserve">На Рисунке </w:t>
       </w:r>
       <w:r>
@@ -1768,15 +2040,22 @@
     </w:p>
     <w:p>
       <w:pPr>
+        <w:spacing w:after="0" w:line="360" w:lineRule="auto"/>
+        <w:ind w:firstLine="708"/>
+        <w:jc w:val="both"/>
+      </w:pPr>
+    </w:p>
+    <w:p>
+      <w:pPr>
         <w:keepNext/>
-        <w:spacing w:line="360" w:lineRule="auto"/>
-        <w:jc w:val="center"/>
-      </w:pPr>
-      <w:r>
-        <w:rPr>
-          <w:noProof/>
-        </w:rPr>
-        <w:lastRenderedPageBreak/>
+        <w:spacing w:after="0" w:line="360" w:lineRule="auto"/>
+        <w:jc w:val="center"/>
+      </w:pPr>
+      <w:r>
+        <w:rPr>
+          <w:noProof/>
+          <w:lang w:eastAsia="ru-RU"/>
+        </w:rPr>
         <w:drawing>
           <wp:inline distT="0" distB="0" distL="0" distR="0" wp14:anchorId="1C7933FD" wp14:editId="4B039629">
             <wp:extent cx="2857500" cy="2542104"/>
@@ -1817,41 +2096,83 @@
     <w:p>
       <w:pPr>
         <w:pStyle w:val="a3"/>
+        <w:spacing w:after="0" w:line="360" w:lineRule="auto"/>
         <w:jc w:val="center"/>
       </w:pPr>
       <w:r>
         <w:t xml:space="preserve">Рисунок </w:t>
       </w:r>
-      <w:fldSimple w:instr=" SEQ Рисунок \* ARABIC ">
-        <w:r>
-          <w:rPr>
-            <w:noProof/>
-          </w:rPr>
-          <w:t>9</w:t>
-        </w:r>
-      </w:fldSimple>
-      <w:r>
-        <w:t xml:space="preserve"> - Светофор в состоянии №7</w:t>
-      </w:r>
-    </w:p>
-    <w:p>
-      <w:pPr>
-        <w:spacing w:line="360" w:lineRule="auto"/>
+      <w:r>
+        <w:fldChar w:fldCharType="begin"/>
+      </w:r>
+      <w:r>
+        <w:instrText xml:space="preserve"> SEQ Рисунок \* ARABIC </w:instrText>
+      </w:r>
+      <w:r>
+        <w:fldChar w:fldCharType="separate"/>
+      </w:r>
+      <w:r>
+        <w:rPr>
+          <w:noProof/>
+        </w:rPr>
+        <w:t>9</w:t>
+      </w:r>
+      <w:r>
+        <w:rPr>
+          <w:noProof/>
+        </w:rPr>
+        <w:fldChar w:fldCharType="end"/>
+      </w:r>
+      <w:r>
+        <w:t xml:space="preserve"> </w:t>
+      </w:r>
+      <w:r>
+        <w:t>–</w:t>
+      </w:r>
+      <w:r>
+        <w:t xml:space="preserve"> Светофор в состоянии №7</w:t>
+      </w:r>
+    </w:p>
+    <w:p>
+      <w:pPr>
+        <w:spacing w:after="0" w:line="360" w:lineRule="auto"/>
       </w:pPr>
       <w:r>
         <w:tab/>
+      </w:r>
+    </w:p>
+    <w:p>
+      <w:pPr>
+        <w:spacing w:after="0" w:line="360" w:lineRule="auto"/>
+        <w:ind w:firstLine="708"/>
+        <w:jc w:val="both"/>
+      </w:pPr>
+      <w:r>
         <w:t>На Рисунке 9 представлен момент работы программы в состоянии №7. Во время состояний №7, №8, №9, №10, №11 будет зеленый сигнал. Продолжительность каждого из этих сигналов составляет 1000 миллисекунд</w:t>
       </w:r>
+      <w:r>
+        <w:t>.</w:t>
+      </w:r>
+    </w:p>
+    <w:p>
+      <w:pPr>
+        <w:spacing w:after="0" w:line="360" w:lineRule="auto"/>
+        <w:ind w:firstLine="708"/>
+        <w:jc w:val="both"/>
+      </w:pPr>
     </w:p>
     <w:p>
       <w:pPr>
         <w:keepNext/>
-        <w:jc w:val="center"/>
-      </w:pPr>
-      <w:r>
-        <w:rPr>
-          <w:noProof/>
-        </w:rPr>
+        <w:spacing w:after="0" w:line="360" w:lineRule="auto"/>
+        <w:jc w:val="center"/>
+      </w:pPr>
+      <w:r>
+        <w:rPr>
+          <w:noProof/>
+          <w:lang w:eastAsia="ru-RU"/>
+        </w:rPr>
+        <w:lastRenderedPageBreak/>
         <w:drawing>
           <wp:inline distT="0" distB="0" distL="0" distR="0" wp14:anchorId="516E4016" wp14:editId="0C48F385">
             <wp:extent cx="2849880" cy="2371950"/>
@@ -1892,39 +2213,79 @@
     <w:p>
       <w:pPr>
         <w:pStyle w:val="a3"/>
+        <w:spacing w:after="0" w:line="360" w:lineRule="auto"/>
         <w:jc w:val="center"/>
       </w:pPr>
       <w:r>
         <w:t xml:space="preserve">Рисунок </w:t>
       </w:r>
-      <w:fldSimple w:instr=" SEQ Рисунок \* ARABIC ">
-        <w:r>
-          <w:rPr>
-            <w:noProof/>
-          </w:rPr>
-          <w:t>10</w:t>
-        </w:r>
-      </w:fldSimple>
-      <w:r>
-        <w:t xml:space="preserve"> - Светофор в состоянии №8</w:t>
-      </w:r>
-    </w:p>
-    <w:p>
+      <w:r>
+        <w:fldChar w:fldCharType="begin"/>
+      </w:r>
+      <w:r>
+        <w:instrText xml:space="preserve"> SEQ Рисунок \* ARABIC </w:instrText>
+      </w:r>
+      <w:r>
+        <w:fldChar w:fldCharType="separate"/>
+      </w:r>
+      <w:r>
+        <w:rPr>
+          <w:noProof/>
+        </w:rPr>
+        <w:t>10</w:t>
+      </w:r>
+      <w:r>
+        <w:rPr>
+          <w:noProof/>
+        </w:rPr>
+        <w:fldChar w:fldCharType="end"/>
+      </w:r>
+      <w:r>
+        <w:t xml:space="preserve"> </w:t>
+      </w:r>
+      <w:r>
+        <w:t>–</w:t>
+      </w:r>
+      <w:r>
+        <w:t xml:space="preserve"> Светофор в состоянии №8</w:t>
+      </w:r>
+    </w:p>
+    <w:p>
+      <w:pPr>
+        <w:spacing w:after="0" w:line="360" w:lineRule="auto"/>
+      </w:pPr>
       <w:r>
         <w:tab/>
+      </w:r>
+    </w:p>
+    <w:p>
+      <w:pPr>
+        <w:spacing w:after="0" w:line="360" w:lineRule="auto"/>
+        <w:ind w:firstLine="708"/>
+        <w:jc w:val="both"/>
+      </w:pPr>
+      <w:r>
         <w:t>На Рисунке 10 представлен момент работы программы в состоянии №8.</w:t>
       </w:r>
     </w:p>
     <w:p>
       <w:pPr>
+        <w:spacing w:after="0" w:line="360" w:lineRule="auto"/>
+        <w:ind w:firstLine="708"/>
+        <w:jc w:val="both"/>
+      </w:pPr>
+    </w:p>
+    <w:p>
+      <w:pPr>
         <w:keepNext/>
-        <w:jc w:val="center"/>
-      </w:pPr>
-      <w:r>
-        <w:rPr>
-          <w:noProof/>
-        </w:rPr>
-        <w:lastRenderedPageBreak/>
+        <w:spacing w:after="0" w:line="360" w:lineRule="auto"/>
+        <w:jc w:val="center"/>
+      </w:pPr>
+      <w:r>
+        <w:rPr>
+          <w:noProof/>
+          <w:lang w:eastAsia="ru-RU"/>
+        </w:rPr>
         <w:drawing>
           <wp:inline distT="0" distB="0" distL="0" distR="0" wp14:anchorId="65485C43" wp14:editId="089FC9E0">
             <wp:extent cx="2491740" cy="2011049"/>
@@ -1965,38 +2326,79 @@
     <w:p>
       <w:pPr>
         <w:pStyle w:val="a3"/>
+        <w:spacing w:after="0" w:line="360" w:lineRule="auto"/>
         <w:jc w:val="center"/>
       </w:pPr>
       <w:r>
         <w:t xml:space="preserve">Рисунок </w:t>
       </w:r>
-      <w:fldSimple w:instr=" SEQ Рисунок \* ARABIC ">
-        <w:r>
-          <w:rPr>
-            <w:noProof/>
-          </w:rPr>
-          <w:t>11</w:t>
-        </w:r>
-      </w:fldSimple>
-      <w:r>
-        <w:t xml:space="preserve"> - Светофор в состоянии №9</w:t>
-      </w:r>
-    </w:p>
-    <w:p>
+      <w:r>
+        <w:fldChar w:fldCharType="begin"/>
+      </w:r>
+      <w:r>
+        <w:instrText xml:space="preserve"> SEQ Рисунок \* ARABIC </w:instrText>
+      </w:r>
+      <w:r>
+        <w:fldChar w:fldCharType="separate"/>
+      </w:r>
+      <w:r>
+        <w:rPr>
+          <w:noProof/>
+        </w:rPr>
+        <w:t>11</w:t>
+      </w:r>
+      <w:r>
+        <w:rPr>
+          <w:noProof/>
+        </w:rPr>
+        <w:fldChar w:fldCharType="end"/>
+      </w:r>
+      <w:r>
+        <w:t xml:space="preserve"> </w:t>
+      </w:r>
+      <w:r>
+        <w:t>–</w:t>
+      </w:r>
+      <w:r>
+        <w:t xml:space="preserve"> Светофор в состоянии №9</w:t>
+      </w:r>
+    </w:p>
+    <w:p>
+      <w:pPr>
+        <w:spacing w:after="0" w:line="360" w:lineRule="auto"/>
+      </w:pPr>
       <w:r>
         <w:tab/>
+      </w:r>
+    </w:p>
+    <w:p>
+      <w:pPr>
+        <w:spacing w:after="0" w:line="360" w:lineRule="auto"/>
+        <w:ind w:firstLine="708"/>
+        <w:jc w:val="both"/>
+      </w:pPr>
+      <w:r>
         <w:t>На Рисунке 11 представлен момент работы программы в состоянии №9.</w:t>
       </w:r>
     </w:p>
     <w:p>
       <w:pPr>
+        <w:spacing w:after="0" w:line="360" w:lineRule="auto"/>
+        <w:ind w:firstLine="708"/>
+      </w:pPr>
+    </w:p>
+    <w:p>
+      <w:pPr>
         <w:keepNext/>
-        <w:jc w:val="center"/>
-      </w:pPr>
-      <w:r>
-        <w:rPr>
-          <w:noProof/>
-        </w:rPr>
+        <w:spacing w:after="0" w:line="360" w:lineRule="auto"/>
+        <w:jc w:val="center"/>
+      </w:pPr>
+      <w:r>
+        <w:rPr>
+          <w:noProof/>
+          <w:lang w:eastAsia="ru-RU"/>
+        </w:rPr>
+        <w:lastRenderedPageBreak/>
         <w:drawing>
           <wp:inline distT="0" distB="0" distL="0" distR="0" wp14:anchorId="296F32A6" wp14:editId="7727A48A">
             <wp:extent cx="2529840" cy="2036088"/>
@@ -2037,29 +2439,52 @@
     <w:p>
       <w:pPr>
         <w:pStyle w:val="a3"/>
+        <w:spacing w:after="0" w:line="360" w:lineRule="auto"/>
         <w:jc w:val="center"/>
       </w:pPr>
       <w:r>
         <w:t xml:space="preserve">Рисунок </w:t>
       </w:r>
-      <w:fldSimple w:instr=" SEQ Рисунок \* ARABIC ">
-        <w:r>
-          <w:rPr>
-            <w:noProof/>
-          </w:rPr>
-          <w:t>12</w:t>
-        </w:r>
-      </w:fldSimple>
+      <w:r>
+        <w:fldChar w:fldCharType="begin"/>
+      </w:r>
+      <w:r>
+        <w:instrText xml:space="preserve"> SEQ Рисунок \* ARABIC </w:instrText>
+      </w:r>
+      <w:r>
+        <w:fldChar w:fldCharType="separate"/>
+      </w:r>
+      <w:r>
+        <w:rPr>
+          <w:noProof/>
+        </w:rPr>
+        <w:t>12</w:t>
+      </w:r>
+      <w:r>
+        <w:rPr>
+          <w:noProof/>
+        </w:rPr>
+        <w:fldChar w:fldCharType="end"/>
+      </w:r>
       <w:r>
         <w:t xml:space="preserve"> – Светофор в состоянии №10</w:t>
       </w:r>
     </w:p>
     <w:p>
       <w:pPr>
-        <w:spacing w:line="360" w:lineRule="auto"/>
+        <w:spacing w:after="0" w:line="360" w:lineRule="auto"/>
       </w:pPr>
       <w:r>
         <w:tab/>
+      </w:r>
+    </w:p>
+    <w:p>
+      <w:pPr>
+        <w:spacing w:after="0" w:line="360" w:lineRule="auto"/>
+        <w:ind w:firstLine="708"/>
+        <w:jc w:val="both"/>
+      </w:pPr>
+      <w:r>
         <w:t>На Рисунке 12 представлен момент работы программы в состоянии №</w:t>
       </w:r>
       <w:r>
@@ -2071,13 +2496,21 @@
     </w:p>
     <w:p>
       <w:pPr>
+        <w:spacing w:after="0" w:line="360" w:lineRule="auto"/>
+        <w:ind w:firstLine="708"/>
+        <w:jc w:val="both"/>
+      </w:pPr>
+    </w:p>
+    <w:p>
+      <w:pPr>
         <w:keepNext/>
-        <w:spacing w:line="360" w:lineRule="auto"/>
-        <w:jc w:val="center"/>
-      </w:pPr>
-      <w:r>
-        <w:rPr>
-          <w:noProof/>
+        <w:spacing w:after="0" w:line="360" w:lineRule="auto"/>
+        <w:jc w:val="center"/>
+      </w:pPr>
+      <w:r>
+        <w:rPr>
+          <w:noProof/>
+          <w:lang w:eastAsia="ru-RU"/>
         </w:rPr>
         <w:drawing>
           <wp:inline distT="0" distB="0" distL="0" distR="0" wp14:anchorId="5DB909E0" wp14:editId="5BCD6E14">
@@ -2119,50 +2552,83 @@
     <w:p>
       <w:pPr>
         <w:pStyle w:val="a3"/>
+        <w:spacing w:after="0" w:line="360" w:lineRule="auto"/>
         <w:jc w:val="center"/>
       </w:pPr>
       <w:r>
         <w:t xml:space="preserve">Рисунок </w:t>
       </w:r>
-      <w:fldSimple w:instr=" SEQ Рисунок \* ARABIC ">
-        <w:r>
-          <w:rPr>
-            <w:noProof/>
-          </w:rPr>
-          <w:t>13</w:t>
-        </w:r>
-      </w:fldSimple>
+      <w:r>
+        <w:fldChar w:fldCharType="begin"/>
+      </w:r>
+      <w:r>
+        <w:instrText xml:space="preserve"> SEQ Рисунок \* ARABIC </w:instrText>
+      </w:r>
+      <w:r>
+        <w:fldChar w:fldCharType="separate"/>
+      </w:r>
+      <w:r>
+        <w:rPr>
+          <w:noProof/>
+        </w:rPr>
+        <w:t>13</w:t>
+      </w:r>
+      <w:r>
+        <w:rPr>
+          <w:noProof/>
+        </w:rPr>
+        <w:fldChar w:fldCharType="end"/>
+      </w:r>
       <w:r>
         <w:t xml:space="preserve"> – Светофор в состоянии №11</w:t>
       </w:r>
     </w:p>
     <w:p>
       <w:pPr>
+        <w:spacing w:after="0" w:line="360" w:lineRule="auto"/>
         <w:ind w:firstLine="708"/>
       </w:pPr>
-      <w:r>
-        <w:lastRenderedPageBreak/>
+    </w:p>
+    <w:p>
+      <w:pPr>
+        <w:spacing w:after="0" w:line="360" w:lineRule="auto"/>
+        <w:ind w:firstLine="708"/>
+        <w:jc w:val="both"/>
+      </w:pPr>
+      <w:r>
         <w:t xml:space="preserve">На Рисунке 13 представлен момент работы программы в состоянии №12. Это последнее состояние, после которого цикл состояний начинается заново. </w:t>
       </w:r>
     </w:p>
     <w:p>
       <w:pPr>
+        <w:spacing w:after="0" w:line="360" w:lineRule="auto"/>
         <w:ind w:firstLine="708"/>
+        <w:jc w:val="both"/>
       </w:pPr>
       <w:r>
         <w:t>Далее покажем блок-диаграммы всех состояний, представленных ранее.</w:t>
       </w:r>
+    </w:p>
+    <w:p>
+      <w:pPr>
+        <w:spacing w:after="0" w:line="360" w:lineRule="auto"/>
+        <w:ind w:firstLine="708"/>
+        <w:jc w:val="both"/>
+      </w:pPr>
     </w:p>
     <w:p>
       <w:pPr>
         <w:pStyle w:val="a3"/>
         <w:keepNext/>
-        <w:jc w:val="center"/>
-      </w:pPr>
-      <w:r>
-        <w:rPr>
-          <w:noProof/>
-        </w:rPr>
+        <w:spacing w:after="0" w:line="360" w:lineRule="auto"/>
+        <w:jc w:val="center"/>
+      </w:pPr>
+      <w:r>
+        <w:rPr>
+          <w:noProof/>
+          <w:lang w:eastAsia="ru-RU"/>
+        </w:rPr>
+        <w:lastRenderedPageBreak/>
         <w:drawing>
           <wp:inline distT="0" distB="0" distL="0" distR="0" wp14:anchorId="53FE66A6" wp14:editId="1352C7D1">
             <wp:extent cx="2453640" cy="1819552"/>
@@ -2203,37 +2669,65 @@
     <w:p>
       <w:pPr>
         <w:pStyle w:val="a3"/>
+        <w:spacing w:after="0" w:line="360" w:lineRule="auto"/>
         <w:jc w:val="center"/>
       </w:pPr>
       <w:r>
         <w:t xml:space="preserve">Рисунок </w:t>
       </w:r>
-      <w:fldSimple w:instr=" SEQ Рисунок \* ARABIC ">
-        <w:r>
-          <w:rPr>
-            <w:noProof/>
-          </w:rPr>
-          <w:t>14</w:t>
-        </w:r>
-      </w:fldSimple>
+      <w:r>
+        <w:fldChar w:fldCharType="begin"/>
+      </w:r>
+      <w:r>
+        <w:instrText xml:space="preserve"> SEQ Рисунок \* ARABIC </w:instrText>
+      </w:r>
+      <w:r>
+        <w:fldChar w:fldCharType="separate"/>
+      </w:r>
+      <w:r>
+        <w:rPr>
+          <w:noProof/>
+        </w:rPr>
+        <w:t>14</w:t>
+      </w:r>
+      <w:r>
+        <w:rPr>
+          <w:noProof/>
+        </w:rPr>
+        <w:fldChar w:fldCharType="end"/>
+      </w:r>
       <w:r>
         <w:t xml:space="preserve"> – Блок-диаграмма программы в состоянии №1</w:t>
       </w:r>
     </w:p>
     <w:p>
+      <w:pPr>
+        <w:spacing w:after="0" w:line="360" w:lineRule="auto"/>
+      </w:pPr>
       <w:r>
         <w:tab/>
+      </w:r>
+    </w:p>
+    <w:p>
+      <w:pPr>
+        <w:spacing w:after="0" w:line="360" w:lineRule="auto"/>
+        <w:ind w:firstLine="708"/>
+        <w:jc w:val="both"/>
+      </w:pPr>
+      <w:r>
         <w:t>На Рисунке 14 представлена блок-диаграмма программы в состоянии №1.</w:t>
       </w:r>
     </w:p>
     <w:p>
       <w:pPr>
         <w:keepNext/>
-        <w:jc w:val="center"/>
-      </w:pPr>
-      <w:r>
-        <w:rPr>
-          <w:noProof/>
+        <w:spacing w:after="0" w:line="360" w:lineRule="auto"/>
+        <w:jc w:val="center"/>
+      </w:pPr>
+      <w:r>
+        <w:rPr>
+          <w:noProof/>
+          <w:lang w:eastAsia="ru-RU"/>
         </w:rPr>
         <w:drawing>
           <wp:inline distT="0" distB="0" distL="0" distR="0" wp14:anchorId="116C3D04" wp14:editId="595B3CDB">
@@ -2275,37 +2769,75 @@
     <w:p>
       <w:pPr>
         <w:pStyle w:val="a3"/>
+        <w:spacing w:after="0" w:line="360" w:lineRule="auto"/>
         <w:jc w:val="center"/>
       </w:pPr>
       <w:r>
         <w:t xml:space="preserve">Рисунок </w:t>
       </w:r>
-      <w:fldSimple w:instr=" SEQ Рисунок \* ARABIC ">
-        <w:r>
-          <w:rPr>
-            <w:noProof/>
-          </w:rPr>
-          <w:t>15</w:t>
-        </w:r>
-      </w:fldSimple>
-      <w:r>
-        <w:t xml:space="preserve"> - Блок-диаграмма программы в состоянии №2</w:t>
-      </w:r>
-    </w:p>
-    <w:p>
+      <w:r>
+        <w:fldChar w:fldCharType="begin"/>
+      </w:r>
+      <w:r>
+        <w:instrText xml:space="preserve"> SEQ Рисунок \* ARABIC </w:instrText>
+      </w:r>
+      <w:r>
+        <w:fldChar w:fldCharType="separate"/>
+      </w:r>
+      <w:r>
+        <w:rPr>
+          <w:noProof/>
+        </w:rPr>
+        <w:t>15</w:t>
+      </w:r>
+      <w:r>
+        <w:rPr>
+          <w:noProof/>
+        </w:rPr>
+        <w:fldChar w:fldCharType="end"/>
+      </w:r>
+      <w:r>
+        <w:t xml:space="preserve"> </w:t>
+      </w:r>
+      <w:r>
+        <w:t>–</w:t>
+      </w:r>
+      <w:r>
+        <w:t xml:space="preserve"> Блок-диаграмма программы в состоянии №2</w:t>
+      </w:r>
+    </w:p>
+    <w:p>
+      <w:pPr>
+        <w:spacing w:after="0" w:line="360" w:lineRule="auto"/>
+      </w:pPr>
+    </w:p>
+    <w:p>
+      <w:pPr>
+        <w:spacing w:after="0" w:line="360" w:lineRule="auto"/>
+        <w:ind w:firstLine="708"/>
+        <w:jc w:val="both"/>
+      </w:pPr>
       <w:r>
         <w:t>На Рисунке 15 представлена блок-диаграмма программы в состоянии №2.</w:t>
       </w:r>
+    </w:p>
+    <w:p>
+      <w:pPr>
+        <w:spacing w:after="0" w:line="360" w:lineRule="auto"/>
+        <w:ind w:firstLine="708"/>
+      </w:pPr>
     </w:p>
     <w:p>
       <w:pPr>
         <w:pStyle w:val="a3"/>
         <w:keepNext/>
-        <w:jc w:val="center"/>
-      </w:pPr>
-      <w:r>
-        <w:rPr>
-          <w:noProof/>
+        <w:spacing w:after="0" w:line="360" w:lineRule="auto"/>
+        <w:jc w:val="center"/>
+      </w:pPr>
+      <w:r>
+        <w:rPr>
+          <w:noProof/>
+          <w:lang w:eastAsia="ru-RU"/>
         </w:rPr>
         <w:drawing>
           <wp:inline distT="0" distB="0" distL="0" distR="0" wp14:anchorId="188FF48E" wp14:editId="4D7C0D32">
@@ -2347,26 +2879,54 @@
     <w:p>
       <w:pPr>
         <w:pStyle w:val="a3"/>
+        <w:spacing w:after="0" w:line="360" w:lineRule="auto"/>
         <w:jc w:val="center"/>
       </w:pPr>
       <w:r>
         <w:t xml:space="preserve">Рисунок </w:t>
       </w:r>
-      <w:fldSimple w:instr=" SEQ Рисунок \* ARABIC ">
-        <w:r>
-          <w:rPr>
-            <w:noProof/>
-          </w:rPr>
-          <w:t>16</w:t>
-        </w:r>
-      </w:fldSimple>
-      <w:r>
-        <w:t xml:space="preserve"> - Блок-диаграмма программы в состоянии №3</w:t>
-      </w:r>
-    </w:p>
-    <w:p>
-      <w:pPr>
+      <w:r>
+        <w:fldChar w:fldCharType="begin"/>
+      </w:r>
+      <w:r>
+        <w:instrText xml:space="preserve"> SEQ Рисунок \* ARABIC </w:instrText>
+      </w:r>
+      <w:r>
+        <w:fldChar w:fldCharType="separate"/>
+      </w:r>
+      <w:r>
+        <w:rPr>
+          <w:noProof/>
+        </w:rPr>
+        <w:t>16</w:t>
+      </w:r>
+      <w:r>
+        <w:rPr>
+          <w:noProof/>
+        </w:rPr>
+        <w:fldChar w:fldCharType="end"/>
+      </w:r>
+      <w:r>
+        <w:t xml:space="preserve"> </w:t>
+      </w:r>
+      <w:r>
+        <w:t>–</w:t>
+      </w:r>
+      <w:r>
+        <w:t xml:space="preserve"> Блок-диаграмма программы в состоянии №3</w:t>
+      </w:r>
+    </w:p>
+    <w:p>
+      <w:pPr>
+        <w:spacing w:after="0" w:line="360" w:lineRule="auto"/>
         <w:ind w:firstLine="708"/>
+      </w:pPr>
+    </w:p>
+    <w:p>
+      <w:pPr>
+        <w:spacing w:after="0" w:line="360" w:lineRule="auto"/>
+        <w:ind w:firstLine="708"/>
+        <w:jc w:val="both"/>
       </w:pPr>
       <w:r>
         <w:lastRenderedPageBreak/>
@@ -2375,13 +2935,21 @@
     </w:p>
     <w:p>
       <w:pPr>
+        <w:spacing w:after="0" w:line="360" w:lineRule="auto"/>
+        <w:ind w:firstLine="708"/>
+      </w:pPr>
+    </w:p>
+    <w:p>
+      <w:pPr>
         <w:pStyle w:val="a3"/>
         <w:keepNext/>
-        <w:jc w:val="center"/>
-      </w:pPr>
-      <w:r>
-        <w:rPr>
-          <w:noProof/>
+        <w:spacing w:after="0" w:line="360" w:lineRule="auto"/>
+        <w:jc w:val="center"/>
+      </w:pPr>
+      <w:r>
+        <w:rPr>
+          <w:noProof/>
+          <w:lang w:eastAsia="ru-RU"/>
         </w:rPr>
         <w:drawing>
           <wp:inline distT="0" distB="0" distL="0" distR="0" wp14:anchorId="2E0C8F25" wp14:editId="09A2A85A">
@@ -2423,37 +2991,71 @@
     <w:p>
       <w:pPr>
         <w:pStyle w:val="a3"/>
+        <w:spacing w:after="0" w:line="360" w:lineRule="auto"/>
         <w:jc w:val="center"/>
       </w:pPr>
       <w:r>
         <w:t xml:space="preserve">Рисунок </w:t>
       </w:r>
-      <w:fldSimple w:instr=" SEQ Рисунок \* ARABIC ">
-        <w:r>
-          <w:rPr>
-            <w:noProof/>
-          </w:rPr>
-          <w:t>17</w:t>
-        </w:r>
-      </w:fldSimple>
+      <w:r>
+        <w:fldChar w:fldCharType="begin"/>
+      </w:r>
+      <w:r>
+        <w:instrText xml:space="preserve"> SEQ Рисунок \* ARABIC </w:instrText>
+      </w:r>
+      <w:r>
+        <w:fldChar w:fldCharType="separate"/>
+      </w:r>
+      <w:r>
+        <w:rPr>
+          <w:noProof/>
+        </w:rPr>
+        <w:t>17</w:t>
+      </w:r>
+      <w:r>
+        <w:rPr>
+          <w:noProof/>
+        </w:rPr>
+        <w:fldChar w:fldCharType="end"/>
+      </w:r>
       <w:r>
         <w:t xml:space="preserve"> - Блок-диаграмма программы в состоянии №4</w:t>
       </w:r>
     </w:p>
     <w:p>
+      <w:pPr>
+        <w:spacing w:after="0" w:line="360" w:lineRule="auto"/>
+      </w:pPr>
       <w:r>
         <w:tab/>
+      </w:r>
+    </w:p>
+    <w:p>
+      <w:pPr>
+        <w:spacing w:after="0" w:line="360" w:lineRule="auto"/>
+        <w:ind w:firstLine="708"/>
+        <w:jc w:val="both"/>
+      </w:pPr>
+      <w:r>
         <w:t>На Рисунке 17 представлена блок-диаграмма программы в состоянии №4.</w:t>
       </w:r>
     </w:p>
     <w:p>
       <w:pPr>
+        <w:spacing w:after="0" w:line="360" w:lineRule="auto"/>
+        <w:ind w:firstLine="708"/>
+      </w:pPr>
+    </w:p>
+    <w:p>
+      <w:pPr>
         <w:keepNext/>
-        <w:jc w:val="center"/>
-      </w:pPr>
-      <w:r>
-        <w:rPr>
-          <w:noProof/>
+        <w:spacing w:after="0" w:line="360" w:lineRule="auto"/>
+        <w:jc w:val="center"/>
+      </w:pPr>
+      <w:r>
+        <w:rPr>
+          <w:noProof/>
+          <w:lang w:eastAsia="ru-RU"/>
         </w:rPr>
         <w:drawing>
           <wp:inline distT="0" distB="0" distL="0" distR="0" wp14:anchorId="71BC7A00" wp14:editId="77E5F0E4">
@@ -2495,26 +3097,58 @@
     <w:p>
       <w:pPr>
         <w:pStyle w:val="a3"/>
+        <w:spacing w:after="0" w:line="360" w:lineRule="auto"/>
         <w:jc w:val="center"/>
       </w:pPr>
       <w:r>
         <w:t xml:space="preserve">Рисунок </w:t>
       </w:r>
-      <w:fldSimple w:instr=" SEQ Рисунок \* ARABIC ">
-        <w:r>
-          <w:rPr>
-            <w:noProof/>
-          </w:rPr>
-          <w:t>18</w:t>
-        </w:r>
-      </w:fldSimple>
-      <w:r>
-        <w:t xml:space="preserve"> - Блок-диаграмма программы в состоянии №5</w:t>
-      </w:r>
-    </w:p>
-    <w:p>
+      <w:r>
+        <w:fldChar w:fldCharType="begin"/>
+      </w:r>
+      <w:r>
+        <w:instrText xml:space="preserve"> SEQ Рисунок \* ARABIC </w:instrText>
+      </w:r>
+      <w:r>
+        <w:fldChar w:fldCharType="separate"/>
+      </w:r>
+      <w:r>
+        <w:rPr>
+          <w:noProof/>
+        </w:rPr>
+        <w:t>18</w:t>
+      </w:r>
+      <w:r>
+        <w:rPr>
+          <w:noProof/>
+        </w:rPr>
+        <w:fldChar w:fldCharType="end"/>
+      </w:r>
+      <w:r>
+        <w:t xml:space="preserve"> </w:t>
+      </w:r>
+      <w:r>
+        <w:t xml:space="preserve">– </w:t>
+      </w:r>
+      <w:r>
+        <w:t>Блок-диаграмма программы в состоянии №5</w:t>
+      </w:r>
+    </w:p>
+    <w:p>
+      <w:pPr>
+        <w:spacing w:after="0" w:line="360" w:lineRule="auto"/>
+      </w:pPr>
       <w:r>
         <w:tab/>
+      </w:r>
+    </w:p>
+    <w:p>
+      <w:pPr>
+        <w:spacing w:after="0" w:line="360" w:lineRule="auto"/>
+        <w:ind w:firstLine="708"/>
+        <w:jc w:val="both"/>
+      </w:pPr>
+      <w:r>
         <w:t>На Рисунке 18 представлена блок-диаграмма программы в состоянии №5.</w:t>
       </w:r>
     </w:p>
@@ -2522,12 +3156,15 @@
       <w:pPr>
         <w:pStyle w:val="a3"/>
         <w:keepNext/>
-        <w:jc w:val="center"/>
-      </w:pPr>
-      <w:r>
-        <w:rPr>
-          <w:noProof/>
-        </w:rPr>
+        <w:spacing w:after="0" w:line="360" w:lineRule="auto"/>
+        <w:jc w:val="center"/>
+      </w:pPr>
+      <w:r>
+        <w:rPr>
+          <w:noProof/>
+          <w:lang w:eastAsia="ru-RU"/>
+        </w:rPr>
+        <w:lastRenderedPageBreak/>
         <w:drawing>
           <wp:inline distT="0" distB="0" distL="0" distR="0" wp14:anchorId="26FBB25E" wp14:editId="6F6D6DEB">
             <wp:extent cx="2613660" cy="2059875"/>
@@ -2568,21 +3205,41 @@
     <w:p>
       <w:pPr>
         <w:pStyle w:val="a3"/>
+        <w:spacing w:after="0" w:line="360" w:lineRule="auto"/>
         <w:jc w:val="center"/>
       </w:pPr>
       <w:r>
         <w:t xml:space="preserve">Рисунок </w:t>
       </w:r>
-      <w:fldSimple w:instr=" SEQ Рисунок \* ARABIC ">
-        <w:r>
-          <w:rPr>
-            <w:noProof/>
-          </w:rPr>
-          <w:t>19</w:t>
-        </w:r>
-      </w:fldSimple>
-      <w:r>
-        <w:t xml:space="preserve"> - </w:t>
+      <w:r>
+        <w:fldChar w:fldCharType="begin"/>
+      </w:r>
+      <w:r>
+        <w:instrText xml:space="preserve"> SEQ Рисунок \* ARABIC </w:instrText>
+      </w:r>
+      <w:r>
+        <w:fldChar w:fldCharType="separate"/>
+      </w:r>
+      <w:r>
+        <w:rPr>
+          <w:noProof/>
+        </w:rPr>
+        <w:t>19</w:t>
+      </w:r>
+      <w:r>
+        <w:rPr>
+          <w:noProof/>
+        </w:rPr>
+        <w:fldChar w:fldCharType="end"/>
+      </w:r>
+      <w:r>
+        <w:t xml:space="preserve"> </w:t>
+      </w:r>
+      <w:r>
+        <w:t>–</w:t>
+      </w:r>
+      <w:r>
+        <w:t xml:space="preserve"> </w:t>
       </w:r>
       <w:r>
         <w:t>Блок-диаграмма программы в состоянии №6</w:t>
@@ -2590,10 +3247,17 @@
     </w:p>
     <w:p>
       <w:pPr>
+        <w:spacing w:after="0" w:line="360" w:lineRule="auto"/>
         <w:ind w:firstLine="708"/>
       </w:pPr>
-      <w:r>
-        <w:lastRenderedPageBreak/>
+    </w:p>
+    <w:p>
+      <w:pPr>
+        <w:spacing w:after="0" w:line="360" w:lineRule="auto"/>
+        <w:ind w:firstLine="708"/>
+        <w:jc w:val="both"/>
+      </w:pPr>
+      <w:r>
         <w:t>На Рисунке 19 представлена блок-диаграмма программы в состоянии №6.</w:t>
       </w:r>
     </w:p>
@@ -2601,11 +3265,13 @@
       <w:pPr>
         <w:pStyle w:val="a3"/>
         <w:keepNext/>
-        <w:jc w:val="center"/>
-      </w:pPr>
-      <w:r>
-        <w:rPr>
-          <w:noProof/>
+        <w:spacing w:after="0" w:line="360" w:lineRule="auto"/>
+        <w:jc w:val="center"/>
+      </w:pPr>
+      <w:r>
+        <w:rPr>
+          <w:noProof/>
+          <w:lang w:eastAsia="ru-RU"/>
         </w:rPr>
         <w:drawing>
           <wp:inline distT="0" distB="0" distL="0" distR="0" wp14:anchorId="42C426D3" wp14:editId="5C64A17D">
@@ -2647,21 +3313,41 @@
     <w:p>
       <w:pPr>
         <w:pStyle w:val="a3"/>
+        <w:spacing w:after="0" w:line="360" w:lineRule="auto"/>
         <w:jc w:val="center"/>
       </w:pPr>
       <w:r>
         <w:t xml:space="preserve">Рисунок </w:t>
       </w:r>
-      <w:fldSimple w:instr=" SEQ Рисунок \* ARABIC ">
-        <w:r>
-          <w:rPr>
-            <w:noProof/>
-          </w:rPr>
-          <w:t>20</w:t>
-        </w:r>
-      </w:fldSimple>
-      <w:r>
-        <w:t xml:space="preserve"> - </w:t>
+      <w:r>
+        <w:fldChar w:fldCharType="begin"/>
+      </w:r>
+      <w:r>
+        <w:instrText xml:space="preserve"> SEQ Рисунок \* ARABIC </w:instrText>
+      </w:r>
+      <w:r>
+        <w:fldChar w:fldCharType="separate"/>
+      </w:r>
+      <w:r>
+        <w:rPr>
+          <w:noProof/>
+        </w:rPr>
+        <w:t>20</w:t>
+      </w:r>
+      <w:r>
+        <w:rPr>
+          <w:noProof/>
+        </w:rPr>
+        <w:fldChar w:fldCharType="end"/>
+      </w:r>
+      <w:r>
+        <w:t xml:space="preserve"> </w:t>
+      </w:r>
+      <w:r>
+        <w:t>–</w:t>
+      </w:r>
+      <w:r>
+        <w:t xml:space="preserve"> </w:t>
       </w:r>
       <w:r>
         <w:t>Блок-диаграмма программы в состоянии №7</w:t>
@@ -2669,8 +3355,16 @@
     </w:p>
     <w:p>
       <w:pPr>
+        <w:spacing w:after="0" w:line="360" w:lineRule="auto"/>
         <w:ind w:firstLine="708"/>
       </w:pPr>
+    </w:p>
+    <w:p>
+      <w:pPr>
+        <w:spacing w:after="0" w:line="360" w:lineRule="auto"/>
+        <w:ind w:firstLine="708"/>
+        <w:jc w:val="both"/>
+      </w:pPr>
       <w:r>
         <w:t>На Рисунке 20 представлена блок-диаграмма программы в состоянии №7.</w:t>
       </w:r>
@@ -2681,12 +3375,15 @@
     <w:p>
       <w:pPr>
         <w:keepNext/>
-        <w:jc w:val="center"/>
-      </w:pPr>
-      <w:r>
-        <w:rPr>
-          <w:noProof/>
-        </w:rPr>
+        <w:spacing w:after="0" w:line="360" w:lineRule="auto"/>
+        <w:jc w:val="center"/>
+      </w:pPr>
+      <w:r>
+        <w:rPr>
+          <w:noProof/>
+          <w:lang w:eastAsia="ru-RU"/>
+        </w:rPr>
+        <w:lastRenderedPageBreak/>
         <w:drawing>
           <wp:inline distT="0" distB="0" distL="0" distR="0" wp14:anchorId="0D627A4D" wp14:editId="300B8E9B">
             <wp:extent cx="2766060" cy="2108988"/>
@@ -2727,40 +3424,79 @@
     <w:p>
       <w:pPr>
         <w:pStyle w:val="a3"/>
+        <w:spacing w:after="0" w:line="360" w:lineRule="auto"/>
         <w:jc w:val="center"/>
       </w:pPr>
       <w:r>
         <w:t xml:space="preserve">Рисунок </w:t>
       </w:r>
-      <w:fldSimple w:instr=" SEQ Рисунок \* ARABIC ">
-        <w:r>
-          <w:rPr>
-            <w:noProof/>
-          </w:rPr>
-          <w:t>21</w:t>
-        </w:r>
-      </w:fldSimple>
+      <w:r>
+        <w:fldChar w:fldCharType="begin"/>
+      </w:r>
+      <w:r>
+        <w:instrText xml:space="preserve"> SEQ Рисун</w:instrText>
+      </w:r>
+      <w:r>
+        <w:instrText xml:space="preserve">ок \* ARABIC </w:instrText>
+      </w:r>
+      <w:r>
+        <w:fldChar w:fldCharType="separate"/>
+      </w:r>
+      <w:r>
+        <w:rPr>
+          <w:noProof/>
+        </w:rPr>
+        <w:t>21</w:t>
+      </w:r>
+      <w:r>
+        <w:rPr>
+          <w:noProof/>
+        </w:rPr>
+        <w:fldChar w:fldCharType="end"/>
+      </w:r>
       <w:r>
         <w:t xml:space="preserve"> </w:t>
       </w:r>
       <w:r>
-        <w:t>- Блок-диаграмма программы в состоянии №8</w:t>
-      </w:r>
-    </w:p>
-    <w:p>
+        <w:t>–</w:t>
+      </w:r>
+      <w:r>
+        <w:t xml:space="preserve"> Блок-диаграмма программы в состоянии №8</w:t>
+      </w:r>
+    </w:p>
+    <w:p>
+      <w:pPr>
+        <w:spacing w:after="0" w:line="360" w:lineRule="auto"/>
+      </w:pPr>
       <w:r>
         <w:tab/>
+      </w:r>
+    </w:p>
+    <w:p>
+      <w:pPr>
+        <w:spacing w:after="0" w:line="360" w:lineRule="auto"/>
+        <w:ind w:firstLine="708"/>
+      </w:pPr>
+      <w:r>
         <w:t>На Рисунке 21 представлена блок-диаграмма программы в состоянии №8.</w:t>
       </w:r>
     </w:p>
     <w:p>
       <w:pPr>
+        <w:spacing w:after="0" w:line="360" w:lineRule="auto"/>
+        <w:ind w:firstLine="708"/>
+      </w:pPr>
+    </w:p>
+    <w:p>
+      <w:pPr>
         <w:keepNext/>
-        <w:jc w:val="center"/>
-      </w:pPr>
-      <w:r>
-        <w:rPr>
-          <w:noProof/>
+        <w:spacing w:after="0" w:line="360" w:lineRule="auto"/>
+        <w:jc w:val="center"/>
+      </w:pPr>
+      <w:r>
+        <w:rPr>
+          <w:noProof/>
+          <w:lang w:eastAsia="ru-RU"/>
         </w:rPr>
         <w:drawing>
           <wp:inline distT="0" distB="0" distL="0" distR="0" wp14:anchorId="407128AB" wp14:editId="4D51559A">
@@ -2802,21 +3538,41 @@
     <w:p>
       <w:pPr>
         <w:pStyle w:val="a3"/>
+        <w:spacing w:after="0" w:line="360" w:lineRule="auto"/>
         <w:jc w:val="center"/>
       </w:pPr>
       <w:r>
         <w:t xml:space="preserve">Рисунок </w:t>
       </w:r>
-      <w:fldSimple w:instr=" SEQ Рисунок \* ARABIC ">
-        <w:r>
-          <w:rPr>
-            <w:noProof/>
-          </w:rPr>
-          <w:t>22</w:t>
-        </w:r>
-      </w:fldSimple>
-      <w:r>
-        <w:t xml:space="preserve"> - </w:t>
+      <w:r>
+        <w:fldChar w:fldCharType="begin"/>
+      </w:r>
+      <w:r>
+        <w:instrText xml:space="preserve"> SEQ Рисунок \* ARABIC </w:instrText>
+      </w:r>
+      <w:r>
+        <w:fldChar w:fldCharType="separate"/>
+      </w:r>
+      <w:r>
+        <w:rPr>
+          <w:noProof/>
+        </w:rPr>
+        <w:t>22</w:t>
+      </w:r>
+      <w:r>
+        <w:rPr>
+          <w:noProof/>
+        </w:rPr>
+        <w:fldChar w:fldCharType="end"/>
+      </w:r>
+      <w:r>
+        <w:t xml:space="preserve"> </w:t>
+      </w:r>
+      <w:r>
+        <w:t>–</w:t>
+      </w:r>
+      <w:r>
+        <w:t xml:space="preserve"> </w:t>
       </w:r>
       <w:r>
         <w:t>Блок-диаграмма программы в состоянии №9</w:t>
@@ -2824,22 +3580,32 @@
     </w:p>
     <w:p>
       <w:pPr>
+        <w:spacing w:after="0" w:line="360" w:lineRule="auto"/>
         <w:ind w:firstLine="708"/>
       </w:pPr>
-      <w:r>
+    </w:p>
+    <w:p>
+      <w:pPr>
+        <w:spacing w:after="0" w:line="360" w:lineRule="auto"/>
+        <w:ind w:firstLine="708"/>
+        <w:jc w:val="both"/>
+      </w:pPr>
+      <w:r>
+        <w:t>На Рисунке 22 представлена блок-диаграмма программы в состоянии №9.</w:t>
+      </w:r>
+    </w:p>
+    <w:p>
+      <w:pPr>
+        <w:keepNext/>
+        <w:spacing w:after="0" w:line="360" w:lineRule="auto"/>
+        <w:jc w:val="center"/>
+      </w:pPr>
+      <w:r>
+        <w:rPr>
+          <w:noProof/>
+          <w:lang w:eastAsia="ru-RU"/>
+        </w:rPr>
         <w:lastRenderedPageBreak/>
-        <w:t>На Рисунке 22 представлена блок-диаграмма программы в состоянии №9.</w:t>
-      </w:r>
-    </w:p>
-    <w:p>
-      <w:pPr>
-        <w:keepNext/>
-        <w:jc w:val="center"/>
-      </w:pPr>
-      <w:r>
-        <w:rPr>
-          <w:noProof/>
-        </w:rPr>
         <w:drawing>
           <wp:inline distT="0" distB="0" distL="0" distR="0" wp14:anchorId="72A794C8" wp14:editId="6B98D2DA">
             <wp:extent cx="2537460" cy="1904314"/>
@@ -2880,40 +3646,81 @@
     <w:p>
       <w:pPr>
         <w:pStyle w:val="a3"/>
+        <w:spacing w:after="0" w:line="360" w:lineRule="auto"/>
         <w:jc w:val="center"/>
       </w:pPr>
       <w:r>
         <w:t xml:space="preserve">Рисунок </w:t>
       </w:r>
-      <w:fldSimple w:instr=" SEQ Рисунок \* ARABIC ">
-        <w:r>
-          <w:rPr>
-            <w:noProof/>
-          </w:rPr>
-          <w:t>23</w:t>
-        </w:r>
-      </w:fldSimple>
-      <w:r>
-        <w:t xml:space="preserve"> - </w:t>
+      <w:r>
+        <w:fldChar w:fldCharType="begin"/>
+      </w:r>
+      <w:r>
+        <w:instrText xml:space="preserve"> SEQ Рисунок \* ARABIC </w:instrText>
+      </w:r>
+      <w:r>
+        <w:fldChar w:fldCharType="separate"/>
+      </w:r>
+      <w:r>
+        <w:rPr>
+          <w:noProof/>
+        </w:rPr>
+        <w:t>23</w:t>
+      </w:r>
+      <w:r>
+        <w:rPr>
+          <w:noProof/>
+        </w:rPr>
+        <w:fldChar w:fldCharType="end"/>
+      </w:r>
+      <w:r>
+        <w:t xml:space="preserve"> </w:t>
+      </w:r>
+      <w:r>
+        <w:t>–</w:t>
+      </w:r>
+      <w:r>
+        <w:t xml:space="preserve"> </w:t>
       </w:r>
       <w:r>
         <w:t>Блок-диаграмма программы в состоянии №10</w:t>
       </w:r>
     </w:p>
     <w:p>
+      <w:pPr>
+        <w:spacing w:after="0" w:line="360" w:lineRule="auto"/>
+      </w:pPr>
       <w:r>
         <w:tab/>
+      </w:r>
+    </w:p>
+    <w:p>
+      <w:pPr>
+        <w:spacing w:after="0" w:line="360" w:lineRule="auto"/>
+        <w:ind w:firstLine="708"/>
+        <w:jc w:val="both"/>
+      </w:pPr>
+      <w:r>
         <w:t>На Рисунке 23 представлена блок-диаграмма программы в состоянии №10.</w:t>
       </w:r>
     </w:p>
     <w:p>
       <w:pPr>
+        <w:spacing w:after="0" w:line="360" w:lineRule="auto"/>
+        <w:ind w:firstLine="708"/>
+        <w:jc w:val="both"/>
+      </w:pPr>
+    </w:p>
+    <w:p>
+      <w:pPr>
         <w:keepNext/>
-        <w:jc w:val="center"/>
-      </w:pPr>
-      <w:r>
-        <w:rPr>
-          <w:noProof/>
+        <w:spacing w:after="0" w:line="360" w:lineRule="auto"/>
+        <w:jc w:val="center"/>
+      </w:pPr>
+      <w:r>
+        <w:rPr>
+          <w:noProof/>
+          <w:lang w:eastAsia="ru-RU"/>
         </w:rPr>
         <w:drawing>
           <wp:inline distT="0" distB="0" distL="0" distR="0" wp14:anchorId="58117B4D" wp14:editId="01574A68">
@@ -2955,21 +3762,41 @@
     <w:p>
       <w:pPr>
         <w:pStyle w:val="a3"/>
+        <w:spacing w:after="0" w:line="360" w:lineRule="auto"/>
         <w:jc w:val="center"/>
       </w:pPr>
       <w:r>
         <w:t xml:space="preserve">Рисунок </w:t>
       </w:r>
-      <w:fldSimple w:instr=" SEQ Рисунок \* ARABIC ">
-        <w:r>
-          <w:rPr>
-            <w:noProof/>
-          </w:rPr>
-          <w:t>24</w:t>
-        </w:r>
-      </w:fldSimple>
-      <w:r>
-        <w:t xml:space="preserve"> - </w:t>
+      <w:r>
+        <w:fldChar w:fldCharType="begin"/>
+      </w:r>
+      <w:r>
+        <w:instrText xml:space="preserve"> SEQ Рисунок \* ARABIC </w:instrText>
+      </w:r>
+      <w:r>
+        <w:fldChar w:fldCharType="separate"/>
+      </w:r>
+      <w:r>
+        <w:rPr>
+          <w:noProof/>
+        </w:rPr>
+        <w:t>24</w:t>
+      </w:r>
+      <w:r>
+        <w:rPr>
+          <w:noProof/>
+        </w:rPr>
+        <w:fldChar w:fldCharType="end"/>
+      </w:r>
+      <w:r>
+        <w:t xml:space="preserve"> </w:t>
+      </w:r>
+      <w:r>
+        <w:t>–</w:t>
+      </w:r>
+      <w:r>
+        <w:t xml:space="preserve"> </w:t>
       </w:r>
       <w:r>
         <w:t>Блок-диаграмма программы в состоянии №11</w:t>
@@ -2977,8 +3804,16 @@
     </w:p>
     <w:p>
       <w:pPr>
+        <w:spacing w:after="0" w:line="360" w:lineRule="auto"/>
         <w:ind w:firstLine="708"/>
       </w:pPr>
+    </w:p>
+    <w:p>
+      <w:pPr>
+        <w:spacing w:after="0" w:line="360" w:lineRule="auto"/>
+        <w:ind w:firstLine="708"/>
+        <w:jc w:val="both"/>
+      </w:pPr>
       <w:r>
         <w:t>На Рисунке 24 представлена блок-диаграмма программы в состоянии №11.</w:t>
       </w:r>
@@ -2986,12 +3821,15 @@
     <w:p>
       <w:pPr>
         <w:keepNext/>
-        <w:jc w:val="center"/>
-      </w:pPr>
-      <w:r>
-        <w:rPr>
-          <w:noProof/>
-        </w:rPr>
+        <w:spacing w:after="0" w:line="360" w:lineRule="auto"/>
+        <w:jc w:val="center"/>
+      </w:pPr>
+      <w:r>
+        <w:rPr>
+          <w:noProof/>
+          <w:lang w:eastAsia="ru-RU"/>
+        </w:rPr>
+        <w:lastRenderedPageBreak/>
         <w:drawing>
           <wp:inline distT="0" distB="0" distL="0" distR="0" wp14:anchorId="250AD229" wp14:editId="6E4ADA5C">
             <wp:extent cx="2651760" cy="2116209"/>
@@ -3032,27 +3870,58 @@
     <w:p>
       <w:pPr>
         <w:pStyle w:val="a3"/>
+        <w:spacing w:after="0" w:line="360" w:lineRule="auto"/>
         <w:jc w:val="center"/>
       </w:pPr>
       <w:r>
         <w:t xml:space="preserve">Рисунок </w:t>
       </w:r>
-      <w:fldSimple w:instr=" SEQ Рисунок \* ARABIC ">
-        <w:r>
-          <w:rPr>
-            <w:noProof/>
-          </w:rPr>
-          <w:t>25</w:t>
-        </w:r>
-      </w:fldSimple>
-      <w:r>
-        <w:t xml:space="preserve"> - Блок-диаграмма программы в состоянии завершении работы</w:t>
-      </w:r>
-    </w:p>
-    <w:p>
-      <w:r>
-        <w:lastRenderedPageBreak/>
+      <w:r>
+        <w:fldChar w:fldCharType="begin"/>
+      </w:r>
+      <w:r>
+        <w:instrText xml:space="preserve"> SEQ Рисунок \* ARABIC </w:instrText>
+      </w:r>
+      <w:r>
+        <w:fldChar w:fldCharType="separate"/>
+      </w:r>
+      <w:r>
+        <w:rPr>
+          <w:noProof/>
+        </w:rPr>
+        <w:t>25</w:t>
+      </w:r>
+      <w:r>
+        <w:rPr>
+          <w:noProof/>
+        </w:rPr>
+        <w:fldChar w:fldCharType="end"/>
+      </w:r>
+      <w:r>
+        <w:t xml:space="preserve"> </w:t>
+      </w:r>
+      <w:r>
+        <w:t>–</w:t>
+      </w:r>
+      <w:r>
+        <w:t xml:space="preserve"> Блок-диаграмма программы в состоянии завершении работы</w:t>
+      </w:r>
+    </w:p>
+    <w:p>
+      <w:pPr>
+        <w:spacing w:after="0" w:line="360" w:lineRule="auto"/>
+      </w:pPr>
+      <w:r>
         <w:tab/>
+      </w:r>
+    </w:p>
+    <w:p>
+      <w:pPr>
+        <w:spacing w:after="0" w:line="360" w:lineRule="auto"/>
+        <w:ind w:firstLine="708"/>
+        <w:jc w:val="both"/>
+      </w:pPr>
+      <w:r>
         <w:t xml:space="preserve">На Рисунке 23 представлена блок-диаграмма программы в состоянии №12. Это состояние завершения работы, </w:t>
       </w:r>
       <w:r>
@@ -3061,17 +3930,27 @@
     </w:p>
     <w:p>
       <w:pPr>
+        <w:spacing w:after="0" w:line="360" w:lineRule="auto"/>
+        <w:ind w:firstLine="708"/>
+        <w:jc w:val="both"/>
+      </w:pPr>
+    </w:p>
+    <w:p>
+      <w:pPr>
         <w:pStyle w:val="1"/>
-      </w:pPr>
-      <w:bookmarkStart w:id="5" w:name="_Toc206819330"/>
+        <w:spacing w:before="0"/>
+      </w:pPr>
+      <w:bookmarkStart w:id="4" w:name="_Toc206819330"/>
       <w:r>
         <w:t>Вывод</w:t>
       </w:r>
-      <w:bookmarkEnd w:id="5"/>
-    </w:p>
-    <w:p>
-      <w:pPr>
+      <w:bookmarkEnd w:id="4"/>
+    </w:p>
+    <w:p>
+      <w:pPr>
+        <w:spacing w:after="0" w:line="360" w:lineRule="auto"/>
         <w:ind w:firstLine="708"/>
+        <w:jc w:val="both"/>
       </w:pPr>
       <w:r>
         <w:t xml:space="preserve">В ходе выполнения практической работы в пакете прикладных программ </w:t>
@@ -3116,7 +3995,12 @@
         <w:t xml:space="preserve"> </w:t>
       </w:r>
       <w:r>
-        <w:t xml:space="preserve">был создан виртуальный прибор, моделирующий работу </w:t>
+        <w:t>был создан ви</w:t>
+      </w:r>
+      <w:bookmarkStart w:id="5" w:name="_GoBack"/>
+      <w:bookmarkEnd w:id="5"/>
+      <w:r>
+        <w:t xml:space="preserve">ртуальный прибор, моделирующий работу </w:t>
       </w:r>
       <w:r>
         <w:rPr>
@@ -3143,7 +4027,7 @@
 </file>
 
 <file path=word/endnotes.xml><?xml version="1.0" encoding="utf-8"?>
-<w:endnotes xmlns:wpc="http://schemas.microsoft.com/office/word/2010/wordprocessingCanvas" xmlns:cx="http://schemas.microsoft.com/office/drawing/2014/chartex" xmlns:cx1="http://schemas.microsoft.com/office/drawing/2015/9/8/chartex" xmlns:cx2="http://schemas.microsoft.com/office/drawing/2015/10/21/chartex" xmlns:cx3="http://schemas.microsoft.com/office/drawing/2016/5/9/chartex" xmlns:cx4="http://schemas.microsoft.com/office/drawing/2016/5/10/chartex" xmlns:cx5="http://schemas.microsoft.com/office/drawing/2016/5/11/chartex" xmlns:cx6="http://schemas.microsoft.com/office/drawing/2016/5/12/chartex" xmlns:cx7="http://schemas.microsoft.com/office/drawing/2016/5/13/chartex" xmlns:cx8="http://schemas.microsoft.com/office/drawing/2016/5/14/chartex" xmlns:mc="http://schemas.openxmlformats.org/markup-compatibility/2006" xmlns:aink="http://schemas.microsoft.com/office/drawing/2016/ink" xmlns:am3d="http://schemas.microsoft.com/office/drawing/2017/model3d" xmlns:o="urn:schemas-microsoft-com:office:office" xmlns:r="http://schemas.openxmlformats.org/officeDocument/2006/relationships" xmlns:m="http://schemas.openxmlformats.org/officeDocument/2006/math" xmlns:v="urn:schemas-microsoft-com:vml" xmlns:wp14="http://schemas.microsoft.com/office/word/2010/wordprocessingDrawing" xmlns:wp="http://schemas.openxmlformats.org/drawingml/2006/wordprocessingDrawing" xmlns:w10="urn:schemas-microsoft-com:office:word" xmlns:w="http://schemas.openxmlformats.org/wordprocessingml/2006/main" xmlns:w14="http://schemas.microsoft.com/office/word/2010/wordml" xmlns:w15="http://schemas.microsoft.com/office/word/2012/wordml" xmlns:w16cex="http://schemas.microsoft.com/office/word/2018/wordml/cex" xmlns:w16cid="http://schemas.microsoft.com/office/word/2016/wordml/cid" xmlns:w16="http://schemas.microsoft.com/office/word/2018/wordml" xmlns:w16se="http://schemas.microsoft.com/office/word/2015/wordml/symex" xmlns:wpg="http://schemas.microsoft.com/office/word/2010/wordprocessingGroup" xmlns:wpi="http://schemas.microsoft.com/office/word/2010/wordprocessingInk" xmlns:wne="http://schemas.microsoft.com/office/word/2006/wordml" xmlns:wps="http://schemas.microsoft.com/office/word/2010/wordprocessingShape" mc:Ignorable="w14 w15 w16se w16cid w16 w16cex wp14">
+<w:endnotes xmlns:wpc="http://schemas.microsoft.com/office/word/2010/wordprocessingCanvas" xmlns:cx="http://schemas.microsoft.com/office/drawing/2014/chartex" xmlns:cx1="http://schemas.microsoft.com/office/drawing/2015/9/8/chartex" xmlns:mc="http://schemas.openxmlformats.org/markup-compatibility/2006" xmlns:o="urn:schemas-microsoft-com:office:office" xmlns:r="http://schemas.openxmlformats.org/officeDocument/2006/relationships" xmlns:m="http://schemas.openxmlformats.org/officeDocument/2006/math" xmlns:v="urn:schemas-microsoft-com:vml" xmlns:wp14="http://schemas.microsoft.com/office/word/2010/wordprocessingDrawing" xmlns:wp="http://schemas.openxmlformats.org/drawingml/2006/wordprocessingDrawing" xmlns:w10="urn:schemas-microsoft-com:office:word" xmlns:w="http://schemas.openxmlformats.org/wordprocessingml/2006/main" xmlns:w14="http://schemas.microsoft.com/office/word/2010/wordml" xmlns:w15="http://schemas.microsoft.com/office/word/2012/wordml" xmlns:w16se="http://schemas.microsoft.com/office/word/2015/wordml/symex" xmlns:wpg="http://schemas.microsoft.com/office/word/2010/wordprocessingGroup" xmlns:wpi="http://schemas.microsoft.com/office/word/2010/wordprocessingInk" xmlns:wne="http://schemas.microsoft.com/office/word/2006/wordml" xmlns:wps="http://schemas.microsoft.com/office/word/2010/wordprocessingShape" mc:Ignorable="w14 w15 w16se wp14">
   <w:endnote w:type="separator" w:id="-1">
     <w:p>
       <w:pPr>
@@ -3168,7 +4052,7 @@
 </file>
 
 <file path=word/footer1.xml><?xml version="1.0" encoding="utf-8"?>
-<w:ftr xmlns:wpc="http://schemas.microsoft.com/office/word/2010/wordprocessingCanvas" xmlns:cx="http://schemas.microsoft.com/office/drawing/2014/chartex" xmlns:cx1="http://schemas.microsoft.com/office/drawing/2015/9/8/chartex" xmlns:cx2="http://schemas.microsoft.com/office/drawing/2015/10/21/chartex" xmlns:cx3="http://schemas.microsoft.com/office/drawing/2016/5/9/chartex" xmlns:cx4="http://schemas.microsoft.com/office/drawing/2016/5/10/chartex" xmlns:cx5="http://schemas.microsoft.com/office/drawing/2016/5/11/chartex" xmlns:cx6="http://schemas.microsoft.com/office/drawing/2016/5/12/chartex" xmlns:cx7="http://schemas.microsoft.com/office/drawing/2016/5/13/chartex" xmlns:cx8="http://schemas.microsoft.com/office/drawing/2016/5/14/chartex" xmlns:mc="http://schemas.openxmlformats.org/markup-compatibility/2006" xmlns:aink="http://schemas.microsoft.com/office/drawing/2016/ink" xmlns:am3d="http://schemas.microsoft.com/office/drawing/2017/model3d" xmlns:o="urn:schemas-microsoft-com:office:office" xmlns:r="http://schemas.openxmlformats.org/officeDocument/2006/relationships" xmlns:m="http://schemas.openxmlformats.org/officeDocument/2006/math" xmlns:v="urn:schemas-microsoft-com:vml" xmlns:wp14="http://schemas.microsoft.com/office/word/2010/wordprocessingDrawing" xmlns:wp="http://schemas.openxmlformats.org/drawingml/2006/wordprocessingDrawing" xmlns:w10="urn:schemas-microsoft-com:office:word" xmlns:w="http://schemas.openxmlformats.org/wordprocessingml/2006/main" xmlns:w14="http://schemas.microsoft.com/office/word/2010/wordml" xmlns:w15="http://schemas.microsoft.com/office/word/2012/wordml" xmlns:w16cex="http://schemas.microsoft.com/office/word/2018/wordml/cex" xmlns:w16cid="http://schemas.microsoft.com/office/word/2016/wordml/cid" xmlns:w16="http://schemas.microsoft.com/office/word/2018/wordml" xmlns:w16se="http://schemas.microsoft.com/office/word/2015/wordml/symex" xmlns:wpg="http://schemas.microsoft.com/office/word/2010/wordprocessingGroup" xmlns:wpi="http://schemas.microsoft.com/office/word/2010/wordprocessingInk" xmlns:wne="http://schemas.microsoft.com/office/word/2006/wordml" xmlns:wps="http://schemas.microsoft.com/office/word/2010/wordprocessingShape" mc:Ignorable="w14 w15 w16se w16cid w16 w16cex wp14">
+<w:ftr xmlns:wpc="http://schemas.microsoft.com/office/word/2010/wordprocessingCanvas" xmlns:cx="http://schemas.microsoft.com/office/drawing/2014/chartex" xmlns:cx1="http://schemas.microsoft.com/office/drawing/2015/9/8/chartex" xmlns:mc="http://schemas.openxmlformats.org/markup-compatibility/2006" xmlns:o="urn:schemas-microsoft-com:office:office" xmlns:r="http://schemas.openxmlformats.org/officeDocument/2006/relationships" xmlns:m="http://schemas.openxmlformats.org/officeDocument/2006/math" xmlns:v="urn:schemas-microsoft-com:vml" xmlns:wp14="http://schemas.microsoft.com/office/word/2010/wordprocessingDrawing" xmlns:wp="http://schemas.openxmlformats.org/drawingml/2006/wordprocessingDrawing" xmlns:w10="urn:schemas-microsoft-com:office:word" xmlns:w="http://schemas.openxmlformats.org/wordprocessingml/2006/main" xmlns:w14="http://schemas.microsoft.com/office/word/2010/wordml" xmlns:w15="http://schemas.microsoft.com/office/word/2012/wordml" xmlns:w16se="http://schemas.microsoft.com/office/word/2015/wordml/symex" xmlns:wpg="http://schemas.microsoft.com/office/word/2010/wordprocessingGroup" xmlns:wpi="http://schemas.microsoft.com/office/word/2010/wordprocessingInk" xmlns:wne="http://schemas.microsoft.com/office/word/2006/wordml" xmlns:wps="http://schemas.microsoft.com/office/word/2010/wordprocessingShape" mc:Ignorable="w14 w15 w16se wp14">
   <w:sdt>
     <w:sdtPr>
       <w:id w:val="-282572739"/>
@@ -3177,6 +4061,7 @@
         <w:docPartUnique/>
       </w:docPartObj>
     </w:sdtPr>
+    <w:sdtEndPr/>
     <w:sdtContent>
       <w:p>
         <w:pPr>
@@ -3193,7 +4078,10 @@
           <w:fldChar w:fldCharType="separate"/>
         </w:r>
         <w:r>
-          <w:t>2</w:t>
+          <w:rPr>
+            <w:noProof/>
+          </w:rPr>
+          <w:t>13</w:t>
         </w:r>
         <w:r>
           <w:fldChar w:fldCharType="end"/>
@@ -3210,7 +4098,7 @@
 </file>
 
 <file path=word/footnotes.xml><?xml version="1.0" encoding="utf-8"?>
-<w:footnotes xmlns:wpc="http://schemas.microsoft.com/office/word/2010/wordprocessingCanvas" xmlns:cx="http://schemas.microsoft.com/office/drawing/2014/chartex" xmlns:cx1="http://schemas.microsoft.com/office/drawing/2015/9/8/chartex" xmlns:cx2="http://schemas.microsoft.com/office/drawing/2015/10/21/chartex" xmlns:cx3="http://schemas.microsoft.com/office/drawing/2016/5/9/chartex" xmlns:cx4="http://schemas.microsoft.com/office/drawing/2016/5/10/chartex" xmlns:cx5="http://schemas.microsoft.com/office/drawing/2016/5/11/chartex" xmlns:cx6="http://schemas.microsoft.com/office/drawing/2016/5/12/chartex" xmlns:cx7="http://schemas.microsoft.com/office/drawing/2016/5/13/chartex" xmlns:cx8="http://schemas.microsoft.com/office/drawing/2016/5/14/chartex" xmlns:mc="http://schemas.openxmlformats.org/markup-compatibility/2006" xmlns:aink="http://schemas.microsoft.com/office/drawing/2016/ink" xmlns:am3d="http://schemas.microsoft.com/office/drawing/2017/model3d" xmlns:o="urn:schemas-microsoft-com:office:office" xmlns:r="http://schemas.openxmlformats.org/officeDocument/2006/relationships" xmlns:m="http://schemas.openxmlformats.org/officeDocument/2006/math" xmlns:v="urn:schemas-microsoft-com:vml" xmlns:wp14="http://schemas.microsoft.com/office/word/2010/wordprocessingDrawing" xmlns:wp="http://schemas.openxmlformats.org/drawingml/2006/wordprocessingDrawing" xmlns:w10="urn:schemas-microsoft-com:office:word" xmlns:w="http://schemas.openxmlformats.org/wordprocessingml/2006/main" xmlns:w14="http://schemas.microsoft.com/office/word/2010/wordml" xmlns:w15="http://schemas.microsoft.com/office/word/2012/wordml" xmlns:w16cex="http://schemas.microsoft.com/office/word/2018/wordml/cex" xmlns:w16cid="http://schemas.microsoft.com/office/word/2016/wordml/cid" xmlns:w16="http://schemas.microsoft.com/office/word/2018/wordml" xmlns:w16se="http://schemas.microsoft.com/office/word/2015/wordml/symex" xmlns:wpg="http://schemas.microsoft.com/office/word/2010/wordprocessingGroup" xmlns:wpi="http://schemas.microsoft.com/office/word/2010/wordprocessingInk" xmlns:wne="http://schemas.microsoft.com/office/word/2006/wordml" xmlns:wps="http://schemas.microsoft.com/office/word/2010/wordprocessingShape" mc:Ignorable="w14 w15 w16se w16cid w16 w16cex wp14">
+<w:footnotes xmlns:wpc="http://schemas.microsoft.com/office/word/2010/wordprocessingCanvas" xmlns:cx="http://schemas.microsoft.com/office/drawing/2014/chartex" xmlns:cx1="http://schemas.microsoft.com/office/drawing/2015/9/8/chartex" xmlns:mc="http://schemas.openxmlformats.org/markup-compatibility/2006" xmlns:o="urn:schemas-microsoft-com:office:office" xmlns:r="http://schemas.openxmlformats.org/officeDocument/2006/relationships" xmlns:m="http://schemas.openxmlformats.org/officeDocument/2006/math" xmlns:v="urn:schemas-microsoft-com:vml" xmlns:wp14="http://schemas.microsoft.com/office/word/2010/wordprocessingDrawing" xmlns:wp="http://schemas.openxmlformats.org/drawingml/2006/wordprocessingDrawing" xmlns:w10="urn:schemas-microsoft-com:office:word" xmlns:w="http://schemas.openxmlformats.org/wordprocessingml/2006/main" xmlns:w14="http://schemas.microsoft.com/office/word/2010/wordml" xmlns:w15="http://schemas.microsoft.com/office/word/2012/wordml" xmlns:w16se="http://schemas.microsoft.com/office/word/2015/wordml/symex" xmlns:wpg="http://schemas.microsoft.com/office/word/2010/wordprocessingGroup" xmlns:wpi="http://schemas.microsoft.com/office/word/2010/wordprocessingInk" xmlns:wne="http://schemas.microsoft.com/office/word/2006/wordml" xmlns:wps="http://schemas.microsoft.com/office/word/2010/wordprocessingShape" mc:Ignorable="w14 w15 w16se wp14">
   <w:footnote w:type="separator" w:id="-1">
     <w:p>
       <w:pPr>
@@ -3235,7 +4123,7 @@
 </file>
 
 <file path=word/numbering.xml><?xml version="1.0" encoding="utf-8"?>
-<w:numbering xmlns:wpc="http://schemas.microsoft.com/office/word/2010/wordprocessingCanvas" xmlns:cx="http://schemas.microsoft.com/office/drawing/2014/chartex" xmlns:cx1="http://schemas.microsoft.com/office/drawing/2015/9/8/chartex" xmlns:cx2="http://schemas.microsoft.com/office/drawing/2015/10/21/chartex" xmlns:cx3="http://schemas.microsoft.com/office/drawing/2016/5/9/chartex" xmlns:cx4="http://schemas.microsoft.com/office/drawing/2016/5/10/chartex" xmlns:cx5="http://schemas.microsoft.com/office/drawing/2016/5/11/chartex" xmlns:cx6="http://schemas.microsoft.com/office/drawing/2016/5/12/chartex" xmlns:cx7="http://schemas.microsoft.com/office/drawing/2016/5/13/chartex" xmlns:cx8="http://schemas.microsoft.com/office/drawing/2016/5/14/chartex" xmlns:mc="http://schemas.openxmlformats.org/markup-compatibility/2006" xmlns:aink="http://schemas.microsoft.com/office/drawing/2016/ink" xmlns:am3d="http://schemas.microsoft.com/office/drawing/2017/model3d" xmlns:o="urn:schemas-microsoft-com:office:office" xmlns:r="http://schemas.openxmlformats.org/officeDocument/2006/relationships" xmlns:m="http://schemas.openxmlformats.org/officeDocument/2006/math" xmlns:v="urn:schemas-microsoft-com:vml" xmlns:wp14="http://schemas.microsoft.com/office/word/2010/wordprocessingDrawing" xmlns:wp="http://schemas.openxmlformats.org/drawingml/2006/wordprocessingDrawing" xmlns:w10="urn:schemas-microsoft-com:office:word" xmlns:w="http://schemas.openxmlformats.org/wordprocessingml/2006/main" xmlns:w14="http://schemas.microsoft.com/office/word/2010/wordml" xmlns:w15="http://schemas.microsoft.com/office/word/2012/wordml" xmlns:w16cex="http://schemas.microsoft.com/office/word/2018/wordml/cex" xmlns:w16cid="http://schemas.microsoft.com/office/word/2016/wordml/cid" xmlns:w16="http://schemas.microsoft.com/office/word/2018/wordml" xmlns:w16se="http://schemas.microsoft.com/office/word/2015/wordml/symex" xmlns:wpg="http://schemas.microsoft.com/office/word/2010/wordprocessingGroup" xmlns:wpi="http://schemas.microsoft.com/office/word/2010/wordprocessingInk" xmlns:wne="http://schemas.microsoft.com/office/word/2006/wordml" xmlns:wps="http://schemas.microsoft.com/office/word/2010/wordprocessingShape" mc:Ignorable="w14 w15 w16se w16cid w16 w16cex wp14">
+<w:numbering xmlns:wpc="http://schemas.microsoft.com/office/word/2010/wordprocessingCanvas" xmlns:cx="http://schemas.microsoft.com/office/drawing/2014/chartex" xmlns:cx1="http://schemas.microsoft.com/office/drawing/2015/9/8/chartex" xmlns:mc="http://schemas.openxmlformats.org/markup-compatibility/2006" xmlns:o="urn:schemas-microsoft-com:office:office" xmlns:r="http://schemas.openxmlformats.org/officeDocument/2006/relationships" xmlns:m="http://schemas.openxmlformats.org/officeDocument/2006/math" xmlns:v="urn:schemas-microsoft-com:vml" xmlns:wp14="http://schemas.microsoft.com/office/word/2010/wordprocessingDrawing" xmlns:wp="http://schemas.openxmlformats.org/drawingml/2006/wordprocessingDrawing" xmlns:w10="urn:schemas-microsoft-com:office:word" xmlns:w="http://schemas.openxmlformats.org/wordprocessingml/2006/main" xmlns:w14="http://schemas.microsoft.com/office/word/2010/wordml" xmlns:w15="http://schemas.microsoft.com/office/word/2012/wordml" xmlns:w16se="http://schemas.microsoft.com/office/word/2015/wordml/symex" xmlns:wpg="http://schemas.microsoft.com/office/word/2010/wordprocessingGroup" xmlns:wpi="http://schemas.microsoft.com/office/word/2010/wordprocessingInk" xmlns:wne="http://schemas.microsoft.com/office/word/2006/wordml" xmlns:wps="http://schemas.microsoft.com/office/word/2010/wordprocessingShape" mc:Ignorable="w14 w15 w16se wp14">
   <w:abstractNum w:abstractNumId="0" w15:restartNumberingAfterBreak="0">
     <w:nsid w:val="8BBD43E6"/>
     <w:multiLevelType w:val="singleLevel"/>
@@ -3355,7 +4243,7 @@
 </file>
 
 <file path=word/styles.xml><?xml version="1.0" encoding="utf-8"?>
-<w:styles xmlns:mc="http://schemas.openxmlformats.org/markup-compatibility/2006" xmlns:r="http://schemas.openxmlformats.org/officeDocument/2006/relationships" xmlns:w="http://schemas.openxmlformats.org/wordprocessingml/2006/main" xmlns:w14="http://schemas.microsoft.com/office/word/2010/wordml" xmlns:w15="http://schemas.microsoft.com/office/word/2012/wordml" xmlns:w16cex="http://schemas.microsoft.com/office/word/2018/wordml/cex" xmlns:w16cid="http://schemas.microsoft.com/office/word/2016/wordml/cid" xmlns:w16="http://schemas.microsoft.com/office/word/2018/wordml" xmlns:w16se="http://schemas.microsoft.com/office/word/2015/wordml/symex" mc:Ignorable="w14 w15 w16se w16cid w16 w16cex">
+<w:styles xmlns:mc="http://schemas.openxmlformats.org/markup-compatibility/2006" xmlns:r="http://schemas.openxmlformats.org/officeDocument/2006/relationships" xmlns:w="http://schemas.openxmlformats.org/wordprocessingml/2006/main" xmlns:w14="http://schemas.microsoft.com/office/word/2010/wordml" xmlns:w15="http://schemas.microsoft.com/office/word/2012/wordml" xmlns:w16se="http://schemas.microsoft.com/office/word/2015/wordml/symex" mc:Ignorable="w14 w15 w16se">
   <w:docDefaults>
     <w:rPrDefault>
       <w:rPr>
@@ -3371,7 +4259,7 @@
       </w:pPr>
     </w:pPrDefault>
   </w:docDefaults>
-  <w:latentStyles w:defLockedState="0" w:defUIPriority="99" w:defSemiHidden="0" w:defUnhideWhenUsed="0" w:defQFormat="0" w:count="376">
+  <w:latentStyles w:defLockedState="0" w:defUIPriority="99" w:defSemiHidden="0" w:defUnhideWhenUsed="0" w:defQFormat="0" w:count="371">
     <w:lsdException w:name="Normal" w:uiPriority="0" w:qFormat="1"/>
     <w:lsdException w:name="heading 1" w:uiPriority="9" w:qFormat="1"/>
     <w:lsdException w:name="heading 2" w:semiHidden="1" w:uiPriority="9" w:unhideWhenUsed="1" w:qFormat="1"/>
@@ -3743,11 +4631,6 @@
     <w:lsdException w:name="List Table 5 Dark Accent 6" w:uiPriority="50"/>
     <w:lsdException w:name="List Table 6 Colorful Accent 6" w:uiPriority="51"/>
     <w:lsdException w:name="List Table 7 Colorful Accent 6" w:uiPriority="52"/>
-    <w:lsdException w:name="Mention" w:semiHidden="1" w:unhideWhenUsed="1"/>
-    <w:lsdException w:name="Smart Hyperlink" w:semiHidden="1" w:unhideWhenUsed="1"/>
-    <w:lsdException w:name="Hashtag" w:semiHidden="1" w:unhideWhenUsed="1"/>
-    <w:lsdException w:name="Unresolved Mention" w:semiHidden="1" w:unhideWhenUsed="1"/>
-    <w:lsdException w:name="Smart Link" w:semiHidden="1" w:unhideWhenUsed="1"/>
   </w:latentStyles>
   <w:style w:type="paragraph" w:default="1" w:styleId="a">
     <w:name w:val="Normal"/>
